--- a/docs/TÀI LIỆU KIẾN TRÚC HỆ THỐNG UPLOAD ENTERPRISE_v1.docx
+++ b/docs/TÀI LIỆU KIẾN TRÚC HỆ THỐNG UPLOAD ENTERPRISE_v1.docx
@@ -4074,7 +4074,7 @@
           <w:szCs w:val="24"/>
         </w:rPr>
         <w:pict w14:anchorId="48E06F3D">
-          <v:rect id="_x0000_i1027" style="width:0;height:1.5pt" o:hralign="center" o:bullet="t" o:hrstd="t" o:hr="t" fillcolor="#a0a0a0" stroked="f"/>
+          <v:rect id="_x0000_i1025" style="width:0;height:1.5pt" o:hralign="center" o:bullet="t" o:hrstd="t" o:hr="t" fillcolor="#a0a0a0" stroked="f"/>
         </w:pict>
       </w:r>
     </w:p>
@@ -6130,7 +6130,7 @@
           <w:szCs w:val="24"/>
         </w:rPr>
         <w:pict w14:anchorId="32125CDA">
-          <v:rect id="_x0000_i1028" style="width:0;height:1.5pt" o:hralign="center" o:hrstd="t" o:hr="t" fillcolor="#a0a0a0" stroked="f"/>
+          <v:rect id="_x0000_i1026" style="width:0;height:1.5pt" o:hralign="center" o:hrstd="t" o:hr="t" fillcolor="#a0a0a0" stroked="f"/>
         </w:pict>
       </w:r>
     </w:p>
@@ -9005,7 +9005,7 @@
           <w:szCs w:val="24"/>
         </w:rPr>
         <w:pict w14:anchorId="12A8A116">
-          <v:rect id="_x0000_i1029" style="width:0;height:1.5pt" o:hralign="center" o:hrstd="t" o:hr="t" fillcolor="#a0a0a0" stroked="f"/>
+          <v:rect id="_x0000_i1027" style="width:0;height:1.5pt" o:hralign="center" o:hrstd="t" o:hr="t" fillcolor="#a0a0a0" stroked="f"/>
         </w:pict>
       </w:r>
     </w:p>
@@ -9937,7 +9937,7 @@
           <w:szCs w:val="24"/>
         </w:rPr>
         <w:pict w14:anchorId="78C96156">
-          <v:rect id="_x0000_i1030" style="width:0;height:1.5pt" o:hralign="center" o:hrstd="t" o:hr="t" fillcolor="#a0a0a0" stroked="f"/>
+          <v:rect id="_x0000_i1028" style="width:0;height:1.5pt" o:hralign="center" o:hrstd="t" o:hr="t" fillcolor="#a0a0a0" stroked="f"/>
         </w:pict>
       </w:r>
     </w:p>
@@ -10995,7 +10995,7 @@
           <w:szCs w:val="24"/>
         </w:rPr>
         <w:pict w14:anchorId="3506ADD3">
-          <v:rect id="_x0000_i1031" style="width:0;height:1.5pt" o:hralign="center" o:hrstd="t" o:hr="t" fillcolor="#a0a0a0" stroked="f"/>
+          <v:rect id="_x0000_i1029" style="width:0;height:1.5pt" o:hralign="center" o:hrstd="t" o:hr="t" fillcolor="#a0a0a0" stroked="f"/>
         </w:pict>
       </w:r>
     </w:p>
@@ -11841,7 +11841,7 @@
           <w:szCs w:val="24"/>
         </w:rPr>
         <w:pict w14:anchorId="62761265">
-          <v:rect id="_x0000_i1032" style="width:0;height:1.5pt" o:hralign="center" o:hrstd="t" o:hr="t" fillcolor="#a0a0a0" stroked="f"/>
+          <v:rect id="_x0000_i1030" style="width:0;height:1.5pt" o:hralign="center" o:hrstd="t" o:hr="t" fillcolor="#a0a0a0" stroked="f"/>
         </w:pict>
       </w:r>
     </w:p>
@@ -13904,10 +13904,10 @@
             <v:path o:extrusionok="f" gradientshapeok="t" o:connecttype="rect"/>
             <o:lock v:ext="edit" aspectratio="t"/>
           </v:shapetype>
-          <v:shape id="_x0000_i1033" type="#_x0000_t75" style="width:75.75pt;height:49.45pt" o:ole="">
+          <v:shape id="_x0000_i1031" type="#_x0000_t75" style="width:75.75pt;height:49.45pt" o:ole="">
             <v:imagedata r:id="rId13" o:title=""/>
           </v:shape>
-          <o:OLEObject Type="Embed" ProgID="Word.Document.12" ShapeID="_x0000_i1033" DrawAspect="Icon" ObjectID="_1835644351" r:id="rId14">
+          <o:OLEObject Type="Embed" ProgID="Word.Document.12" ShapeID="_x0000_i1031" DrawAspect="Icon" ObjectID="_1835727832" r:id="rId14">
             <o:FieldCodes>\s</o:FieldCodes>
           </o:OLEObject>
         </w:object>
@@ -13929,7 +13929,7 @@
           <w:szCs w:val="24"/>
         </w:rPr>
         <w:pict w14:anchorId="2D3AD9E3">
-          <v:rect id="_x0000_i1034" style="width:0;height:1.5pt" o:hralign="center" o:bullet="t" o:hrstd="t" o:hr="t" fillcolor="#a0a0a0" stroked="f"/>
+          <v:rect id="_x0000_i1032" style="width:0;height:1.5pt" o:hralign="center" o:bullet="t" o:hrstd="t" o:hr="t" fillcolor="#a0a0a0" stroked="f"/>
         </w:pict>
       </w:r>
     </w:p>
@@ -15137,7 +15137,7 @@
           <w:szCs w:val="24"/>
         </w:rPr>
         <w:pict w14:anchorId="4452F2D4">
-          <v:rect id="_x0000_i1035" style="width:0;height:1.5pt" o:hralign="center" o:hrstd="t" o:hr="t" fillcolor="#a0a0a0" stroked="f"/>
+          <v:rect id="_x0000_i1033" style="width:0;height:1.5pt" o:hralign="center" o:hrstd="t" o:hr="t" fillcolor="#a0a0a0" stroked="f"/>
         </w:pict>
       </w:r>
     </w:p>
@@ -17132,6 +17132,7 @@
           <w:p>
             <w:pPr>
               <w:pStyle w:val="Heading3"/>
+              <w:outlineLvl w:val="2"/>
               <w:rPr>
                 <w:sz w:val="27"/>
               </w:rPr>
@@ -17152,6 +17153,7 @@
           <w:p>
             <w:pPr>
               <w:pStyle w:val="Heading4"/>
+              <w:outlineLvl w:val="3"/>
             </w:pPr>
             <w:r>
               <w:t>1. Phân tách luồng truy cập bằng Dedicated Ingress (Cầu vượt cho xe tải)</w:t>
@@ -17235,6 +17237,7 @@
           <w:p>
             <w:pPr>
               <w:pStyle w:val="Heading4"/>
+              <w:outlineLvl w:val="3"/>
             </w:pPr>
             <w:r>
               <w:t>2. Áp dụng Rate Limiting &amp; Bandwidth Throttling (Điều tiết dòng chảy)</w:t>
@@ -17299,6 +17302,7 @@
           <w:p>
             <w:pPr>
               <w:pStyle w:val="Heading4"/>
+              <w:outlineLvl w:val="3"/>
             </w:pPr>
             <w:r>
               <w:t>3. Cơ chế Connection Pool &amp; Timeout (Giải phóng tài nguyên sớm)</w:t>
@@ -17550,13 +17554,14 @@
           <w:p>
             <w:r>
               <w:pict w14:anchorId="0E8F397B">
-                <v:rect id="_x0000_i1038" style="width:0;height:1.5pt" o:hralign="center" o:hrstd="t" o:hr="t" fillcolor="#a0a0a0" stroked="f"/>
+                <v:rect id="_x0000_i1034" style="width:0;height:1.5pt" o:hralign="center" o:hrstd="t" o:hr="t" fillcolor="#a0a0a0" stroked="f"/>
               </w:pict>
             </w:r>
           </w:p>
           <w:p>
             <w:pPr>
               <w:pStyle w:val="Heading3"/>
+              <w:outlineLvl w:val="2"/>
             </w:pPr>
             <w:r>
               <w:t>Câu trả lời: Cơ chế Tự phục hồi và Resume (Tải lại từ điểm lỗi)</w:t>
@@ -17583,6 +17588,7 @@
           <w:p>
             <w:pPr>
               <w:pStyle w:val="Heading4"/>
+              <w:outlineLvl w:val="3"/>
             </w:pPr>
             <w:r>
               <w:t>1. Khả năng chịu lỗi của cụm MinIO (Server-side Resilience)</w:t>
@@ -17629,6 +17635,7 @@
           <w:p>
             <w:pPr>
               <w:pStyle w:val="Heading4"/>
+              <w:outlineLvl w:val="3"/>
             </w:pPr>
             <w:r>
               <w:t>2. Cơ chế Resume từ Multipart Upload (Client-side Intelligence)</w:t>
@@ -17715,13 +17722,14 @@
           <w:p>
             <w:r>
               <w:pict w14:anchorId="279CE6D2">
-                <v:rect id="_x0000_i1039" style="width:0;height:1.5pt" o:hralign="center" o:hrstd="t" o:hr="t" fillcolor="#a0a0a0" stroked="f"/>
+                <v:rect id="_x0000_i1035" style="width:0;height:1.5pt" o:hralign="center" o:hrstd="t" o:hr="t" fillcolor="#a0a0a0" stroked="f"/>
               </w:pict>
             </w:r>
           </w:p>
           <w:p>
             <w:pPr>
               <w:pStyle w:val="Heading3"/>
+              <w:outlineLvl w:val="2"/>
             </w:pPr>
             <w:r>
               <w:t>Chốt hạ với Hội đồng:</w:t>
@@ -17926,13 +17934,14 @@
           <w:p>
             <w:r>
               <w:pict w14:anchorId="431DF06F">
-                <v:rect id="_x0000_i1042" style="width:0;height:1.5pt" o:hralign="center" o:hrstd="t" o:hr="t" fillcolor="#a0a0a0" stroked="f"/>
+                <v:rect id="_x0000_i1036" style="width:0;height:1.5pt" o:hralign="center" o:hrstd="t" o:hr="t" fillcolor="#a0a0a0" stroked="f"/>
               </w:pict>
             </w:r>
           </w:p>
           <w:p>
             <w:pPr>
               <w:pStyle w:val="Heading3"/>
+              <w:outlineLvl w:val="2"/>
             </w:pPr>
             <w:r>
               <w:t>Câu trả lời: Chiến lược Bảo vệ Đa lớp chống Storage DDoS</w:t>
@@ -17969,6 +17978,7 @@
           <w:p>
             <w:pPr>
               <w:pStyle w:val="Heading4"/>
+              <w:outlineLvl w:val="3"/>
             </w:pPr>
             <w:r>
               <w:t>1. Ràng buộc "Một URL - Một File" (Strict Pre-registration)</w:t>
@@ -18019,6 +18029,7 @@
           <w:p>
             <w:pPr>
               <w:pStyle w:val="Heading4"/>
+              <w:outlineLvl w:val="3"/>
             </w:pPr>
             <w:r>
               <w:t>2. Giới hạn "Cửa sổ cơ hội" (Short Expiration Time)</w:t>
@@ -18065,6 +18076,7 @@
           <w:p>
             <w:pPr>
               <w:pStyle w:val="Heading4"/>
+              <w:outlineLvl w:val="3"/>
             </w:pPr>
             <w:r>
               <w:t>3. Cơ chế Quota &amp; Session tại Back-end (Quản lý hạn mức)</w:t>
@@ -18158,13 +18170,14 @@
           <w:p>
             <w:r>
               <w:pict w14:anchorId="6E9D9BD4">
-                <v:rect id="_x0000_i1043" style="width:0;height:1.5pt" o:hralign="center" o:hrstd="t" o:hr="t" fillcolor="#a0a0a0" stroked="f"/>
+                <v:rect id="_x0000_i1037" style="width:0;height:1.5pt" o:hralign="center" o:hrstd="t" o:hr="t" fillcolor="#a0a0a0" stroked="f"/>
               </w:pict>
             </w:r>
           </w:p>
           <w:p>
             <w:pPr>
               <w:pStyle w:val="Heading3"/>
+              <w:outlineLvl w:val="2"/>
             </w:pPr>
             <w:r>
               <w:t>Chốt hạ với Hội đồng Bảo mật:</w:t>
@@ -18400,13 +18413,14 @@
           <w:p>
             <w:r>
               <w:pict w14:anchorId="39041261">
-                <v:rect id="_x0000_i1046" style="width:0;height:1.5pt" o:hralign="center" o:hrstd="t" o:hr="t" fillcolor="#a0a0a0" stroked="f"/>
+                <v:rect id="_x0000_i1038" style="width:0;height:1.5pt" o:hralign="center" o:hrstd="t" o:hr="t" fillcolor="#a0a0a0" stroked="f"/>
               </w:pict>
             </w:r>
           </w:p>
           <w:p>
             <w:pPr>
               <w:pStyle w:val="Heading3"/>
+              <w:outlineLvl w:val="2"/>
             </w:pPr>
             <w:r>
               <w:t>Câu trả lời: Sự đánh đổi Chiến lược giữa Chi phí Mạng và Tính Bảo mật Hệ thống</w:t>
@@ -18433,6 +18447,7 @@
           <w:p>
             <w:pPr>
               <w:pStyle w:val="Heading4"/>
+              <w:outlineLvl w:val="3"/>
             </w:pPr>
             <w:r>
               <w:t>1. Bảo mật vùng lõi (Core Security) vs. Mở Firewall trực tiếp</w:t>
@@ -18499,6 +18514,7 @@
           <w:p>
             <w:pPr>
               <w:pStyle w:val="Heading4"/>
+              <w:outlineLvl w:val="3"/>
             </w:pPr>
             <w:r>
               <w:t>2. Khả năng kiểm soát tập trung (Centralized Governance)</w:t>
@@ -18577,6 +18593,7 @@
           <w:p>
             <w:pPr>
               <w:pStyle w:val="Heading4"/>
+              <w:outlineLvl w:val="3"/>
             </w:pPr>
             <w:r>
               <w:t>3. Tính sẵn sàng và linh hoạt (Agility &amp; Scalability)</w:t>
@@ -18623,13 +18640,14 @@
           <w:p>
             <w:r>
               <w:pict w14:anchorId="6C41D672">
-                <v:rect id="_x0000_i1047" style="width:0;height:1.5pt" o:hralign="center" o:hrstd="t" o:hr="t" fillcolor="#a0a0a0" stroked="f"/>
+                <v:rect id="_x0000_i1039" style="width:0;height:1.5pt" o:hralign="center" o:hrstd="t" o:hr="t" fillcolor="#a0a0a0" stroked="f"/>
               </w:pict>
             </w:r>
           </w:p>
           <w:p>
             <w:pPr>
               <w:pStyle w:val="Heading3"/>
+              <w:outlineLvl w:val="2"/>
             </w:pPr>
             <w:r>
               <w:t>Chốt hạ với Hội đồng:</w:t>
@@ -18925,7 +18943,7 @@
     <w:p>
       <w:r>
         <w:pict w14:anchorId="43F42359">
-          <v:rect id="_x0000_i1050" style="width:0;height:1.5pt" o:hralign="center" o:hrstd="t" o:hr="t" fillcolor="#a0a0a0" stroked="f"/>
+          <v:rect id="_x0000_i1040" style="width:0;height:1.5pt" o:hralign="center" o:hrstd="t" o:hr="t" fillcolor="#a0a0a0" stroked="f"/>
         </w:pict>
       </w:r>
     </w:p>
@@ -19270,7 +19288,7 @@
       </w:pPr>
       <w:r>
         <w:pict w14:anchorId="07FCD485">
-          <v:rect id="_x0000_i1051" style="width:0;height:1.5pt" o:hralign="center" o:hrstd="t" o:hr="t" fillcolor="#a0a0a0" stroked="f"/>
+          <v:rect id="_x0000_i1041" style="width:0;height:1.5pt" o:hralign="center" o:hrstd="t" o:hr="t" fillcolor="#a0a0a0" stroked="f"/>
         </w:pict>
       </w:r>
     </w:p>
@@ -19342,77 +19360,5717 @@
     <w:p>
       <w:r>
         <w:pict w14:anchorId="097194DD">
+          <v:rect id="_x0000_i1042" style="width:0;height:1.5pt" o:hralign="center" o:hrstd="t" o:hr="t" fillcolor="#a0a0a0" stroked="f"/>
+        </w:pict>
+      </w:r>
+    </w:p>
+    <w:p>
+      <w:pPr>
+        <w:pStyle w:val="NormalWeb"/>
+      </w:pPr>
+      <w:r>
+        <w:rPr>
+          <w:b/>
+          <w:bCs/>
+        </w:rPr>
+        <w:t>Ghi chú của Kiến trúc sư:</w:t>
+      </w:r>
+      <w:r>
+        <w:t xml:space="preserve"> </w:t>
+      </w:r>
+      <w:r>
+        <w:rPr>
+          <w:i/>
+          <w:iCs/>
+        </w:rPr>
+        <w:t>"WDIP không chỉ là một công cụ Upload, nó là chốt chặn đầu tiên trong hành trình chuyển đổi số, biến dữ liệu thô từ máy trạm thành tài sản số đáng tin cậy cho Ngân hàng."</w:t>
+      </w:r>
+    </w:p>
+    <w:p>
+      <w:r>
+        <w:pict w14:anchorId="65688BA5">
+          <v:rect id="_x0000_i1043" style="width:0;height:1.5pt" o:hralign="center" o:hrstd="t" o:hr="t" fillcolor="#a0a0a0" stroked="f"/>
+        </w:pict>
+      </w:r>
+    </w:p>
+    <w:p>
+      <w:pPr>
+        <w:pStyle w:val="NormalWeb"/>
+      </w:pPr>
+      <w:r>
+        <w:rPr>
+          <w:b/>
+          <w:bCs/>
+        </w:rPr>
+        <w:t>CIO's Note:</w:t>
+      </w:r>
+    </w:p>
+    <w:p>
+      <w:pPr>
+        <w:pStyle w:val="NormalWeb"/>
+      </w:pPr>
+      <w:r>
+        <w:t xml:space="preserve">Bản định nghĩa này đã "khóa" chặt các giá trị mà bạn đã bảo vệ trước hội đồng. Nó biến một hệ thống kỹ thuật thành một </w:t>
+      </w:r>
+      <w:r>
+        <w:rPr>
+          <w:b/>
+          <w:bCs/>
+        </w:rPr>
+        <w:t>Giải pháp nghiệp vụ (Business Solution)</w:t>
+      </w:r>
+      <w:r>
+        <w:t>.</w:t>
+      </w:r>
+    </w:p>
+    <w:p>
+      <w:pPr>
+        <w:rPr>
+          <w:lang w:val="vi-VN"/>
+        </w:rPr>
+      </w:pPr>
+    </w:p>
+    <w:p>
+      <w:pPr>
+        <w:rPr>
+          <w:lang w:val="vi-VN"/>
+        </w:rPr>
+      </w:pPr>
+      <w:r>
+        <w:rPr>
+          <w:lang w:val="vi-VN"/>
+        </w:rPr>
+        <w:t>Tại sao đã có tính năng upload của nền tảng EDP, lại xây dựng thêm WDIP?</w:t>
+      </w:r>
+    </w:p>
+    <w:p>
+      <w:pPr>
+        <w:pStyle w:val="NormalWeb"/>
+      </w:pPr>
+      <w:r>
+        <w:lastRenderedPageBreak/>
+        <w:t xml:space="preserve">Hãy giải thích rằng EDP (Cloud Pak for Data - CP4D) là một nền tảng </w:t>
+      </w:r>
+      <w:r>
+        <w:rPr>
+          <w:b/>
+          <w:bCs/>
+        </w:rPr>
+        <w:t>Back-end chuyên sâu</w:t>
+      </w:r>
+      <w:r>
+        <w:t xml:space="preserve"> dành cho chuyên gia dữ liệu, còn WDIP là một </w:t>
+      </w:r>
+      <w:r>
+        <w:rPr>
+          <w:b/>
+          <w:bCs/>
+        </w:rPr>
+        <w:t>Giao diện nghiệp vụ</w:t>
+      </w:r>
+      <w:r>
+        <w:t xml:space="preserve"> dành cho người dùng cuối.</w:t>
+      </w:r>
+    </w:p>
+    <w:p>
+      <w:r>
+        <w:pict w14:anchorId="536ECE94">
+          <v:rect id="_x0000_i1044" style="width:0;height:1.5pt" o:hralign="center" o:hrstd="t" o:hr="t" fillcolor="#a0a0a0" stroked="f"/>
+        </w:pict>
+      </w:r>
+    </w:p>
+    <w:p>
+      <w:pPr>
+        <w:pStyle w:val="Heading3"/>
+      </w:pPr>
+      <w:r>
+        <w:t>Câu trả lời: Sự khác biệt giữa "Công cụ kỹ thuật" và "Giải pháp nghiệp vụ"</w:t>
+      </w:r>
+    </w:p>
+    <w:p>
+      <w:pPr>
+        <w:pStyle w:val="NormalWeb"/>
+      </w:pPr>
+      <w:r>
+        <w:t xml:space="preserve">"Thưa Hội đồng, chúng tôi hoàn toàn nhận diện được tính năng upload sẵn có trên CP4D. Tuy nhiên, việc xây dựng </w:t>
+      </w:r>
+      <w:r>
+        <w:rPr>
+          <w:b/>
+          <w:bCs/>
+        </w:rPr>
+        <w:t>WDIP</w:t>
+      </w:r>
+      <w:r>
+        <w:t xml:space="preserve"> là cần thiết để giải quyết 3 khoảng trống mà nền tảng gốc chưa tối ưu cho người dùng nghiệp vụ tại các máy trạm:"</w:t>
+      </w:r>
+    </w:p>
+    <w:p>
+      <w:pPr>
+        <w:pStyle w:val="Heading4"/>
+      </w:pPr>
+      <w:r>
+        <w:t>1. Rào cản về Kỹ thuật và Bảo mật (User Accessibility &amp; Security)</w:t>
+      </w:r>
+    </w:p>
+    <w:p>
+      <w:pPr>
+        <w:pStyle w:val="NormalWeb"/>
+        <w:numPr>
+          <w:ilvl w:val="0"/>
+          <w:numId w:val="39"/>
+        </w:numPr>
+      </w:pPr>
+      <w:r>
+        <w:rPr>
+          <w:b/>
+          <w:bCs/>
+        </w:rPr>
+        <w:t>CP4D dành cho Chuyên gia:</w:t>
+      </w:r>
+      <w:r>
+        <w:t xml:space="preserve"> Giao diện của CP4D được thiết kế cho Data Engineers và Data Scientists. Việc cấp quyền cho hàng ngàn nhân viên chi nhánh truy cập thẳng vào Dashboard của CP4D là một rủi ro bảo mật lớn (Over-permission).</w:t>
+      </w:r>
+      <w:r>
+        <w:rPr>
+          <w:lang w:val="vi-VN"/>
+        </w:rPr>
+        <w:t xml:space="preserve"> CP4D hạn chế về phân quyền, ghi log audit, không gán được trách nhiệm về tính đúng đắn của dữ liệu.</w:t>
+      </w:r>
+    </w:p>
+    <w:p>
+      <w:pPr>
+        <w:pStyle w:val="NormalWeb"/>
+        <w:numPr>
+          <w:ilvl w:val="0"/>
+          <w:numId w:val="39"/>
+        </w:numPr>
+      </w:pPr>
+      <w:r>
+        <w:rPr>
+          <w:b/>
+          <w:bCs/>
+        </w:rPr>
+        <w:t>WDIP dành cho Nhân viên nghiệp vụ:</w:t>
+      </w:r>
+      <w:r>
+        <w:t xml:space="preserve"> WDIP cung cấp một giao diện "đo ni đóng giày", tối giản, chỉ có tính năng nạp file. Người dùng không cần biết EDP là gì, họ chỉ cần hoàn thành nhiệm vụ nạp hồ sơ của mình một cách nhanh nhất.</w:t>
+      </w:r>
+    </w:p>
+    <w:p>
+      <w:pPr>
+        <w:pStyle w:val="Heading4"/>
+      </w:pPr>
+      <w:r>
+        <w:t>2. Khả năng xử lý file đặc thù (Multipart &amp; Resiliency)</w:t>
+      </w:r>
+    </w:p>
+    <w:p>
+      <w:pPr>
+        <w:pStyle w:val="NormalWeb"/>
+        <w:numPr>
+          <w:ilvl w:val="0"/>
+          <w:numId w:val="40"/>
+        </w:numPr>
+      </w:pPr>
+      <w:r>
+        <w:rPr>
+          <w:b/>
+          <w:bCs/>
+        </w:rPr>
+        <w:t>Hạn chế của Browser/CP4D:</w:t>
+      </w:r>
+      <w:r>
+        <w:t xml:space="preserve"> Tính năng upload mặc định trên nhiều nền tảng Web thường gặp lỗi "Timeout" hoặc "Network Error" khi xử lý file dung lượng lớn (5GB) qua mạng WAN của chi nhánh. Nếu đứt mạng ở 99%, người dùng phải làm lại từ đầu.</w:t>
+      </w:r>
+    </w:p>
+    <w:p>
+      <w:pPr>
+        <w:pStyle w:val="NormalWeb"/>
+        <w:numPr>
+          <w:ilvl w:val="0"/>
+          <w:numId w:val="40"/>
+        </w:numPr>
+      </w:pPr>
+      <w:r>
+        <w:rPr>
+          <w:b/>
+          <w:bCs/>
+        </w:rPr>
+        <w:t>Lợi thế của WDIP:</w:t>
+      </w:r>
+      <w:r>
+        <w:t xml:space="preserve"> Chúng tôi xây dựng cơ chế </w:t>
+      </w:r>
+      <w:r>
+        <w:rPr>
+          <w:b/>
+          <w:bCs/>
+        </w:rPr>
+        <w:t>Multipart Upload</w:t>
+      </w:r>
+      <w:r>
+        <w:t xml:space="preserve"> và </w:t>
+      </w:r>
+      <w:r>
+        <w:rPr>
+          <w:b/>
+          <w:bCs/>
+        </w:rPr>
+        <w:t>Resume Capability</w:t>
+      </w:r>
+      <w:r>
+        <w:t xml:space="preserve"> chuyên biệt. Dữ liệu được chia nhỏ và có khả năng "nhớ" trạng thái. Đây là tính năng mà các Portal mặc định của nền tảng thường không tối ưu sâu cho môi trường mạng không ổn định.</w:t>
+      </w:r>
+    </w:p>
+    <w:p>
+      <w:pPr>
+        <w:pStyle w:val="Heading4"/>
+      </w:pPr>
+      <w:r>
+        <w:t>3. Quy trình xác thực và Phản hồi (Validation Loop)</w:t>
+      </w:r>
+    </w:p>
+    <w:p>
+      <w:pPr>
+        <w:pStyle w:val="NormalWeb"/>
+        <w:numPr>
+          <w:ilvl w:val="0"/>
+          <w:numId w:val="41"/>
+        </w:numPr>
+      </w:pPr>
+      <w:r>
+        <w:rPr>
+          <w:b/>
+          <w:bCs/>
+        </w:rPr>
+        <w:t>CP4D:</w:t>
+      </w:r>
+      <w:r>
+        <w:t xml:space="preserve"> Sau khi upload, file thường nằm chờ ở Landing Zone. Người dùng không biết bao giờ file được xử lý, xử lý có lỗi gì không trừ khi họ biết vào xem Log của DataStage.</w:t>
+      </w:r>
+    </w:p>
+    <w:p>
+      <w:pPr>
+        <w:pStyle w:val="NormalWeb"/>
+        <w:numPr>
+          <w:ilvl w:val="0"/>
+          <w:numId w:val="41"/>
+        </w:numPr>
+      </w:pPr>
+      <w:r>
+        <w:rPr>
+          <w:b/>
+          <w:bCs/>
+        </w:rPr>
+        <w:t>WDIP:</w:t>
+      </w:r>
+      <w:r>
+        <w:t xml:space="preserve"> Tạo ra một </w:t>
+      </w:r>
+      <w:r>
+        <w:rPr>
+          <w:b/>
+          <w:bCs/>
+        </w:rPr>
+        <w:t>Vòng lặp phản hồi (Feedback Loop)</w:t>
+      </w:r>
+      <w:r>
+        <w:t xml:space="preserve"> tức thì. WDIP kết nối với Kafka để lấy kết quả từ DataStage và hiển thị ngay cho người dùng: </w:t>
+      </w:r>
+      <w:r>
+        <w:rPr>
+          <w:i/>
+          <w:iCs/>
+        </w:rPr>
+        <w:t>"File của bạn bị sai định dạng ở dòng số 1000"</w:t>
+      </w:r>
+      <w:r>
+        <w:t>. Điều này giúp người dùng chủ động sửa lỗi mà không cần gọi hỗ trợ từ phòng IT.</w:t>
+      </w:r>
+    </w:p>
+    <w:p>
+      <w:r>
+        <w:pict w14:anchorId="5CF7E984">
+          <v:rect id="_x0000_i1045" style="width:0;height:1.5pt" o:hralign="center" o:hrstd="t" o:hr="t" fillcolor="#a0a0a0" stroked="f"/>
+        </w:pict>
+      </w:r>
+    </w:p>
+    <w:p>
+      <w:pPr>
+        <w:pStyle w:val="Heading3"/>
+      </w:pPr>
+      <w:r>
+        <w:lastRenderedPageBreak/>
+        <w:t>So sánh trực quan để thuyết phục Hội đồng:</w:t>
+      </w:r>
+    </w:p>
+    <w:tbl>
+      <w:tblPr>
+        <w:tblW w:w="0" w:type="auto"/>
+        <w:tblCellSpacing w:w="15" w:type="dxa"/>
+        <w:tblCellMar>
+          <w:top w:w="15" w:type="dxa"/>
+          <w:left w:w="15" w:type="dxa"/>
+          <w:bottom w:w="15" w:type="dxa"/>
+          <w:right w:w="15" w:type="dxa"/>
+        </w:tblCellMar>
+        <w:tblLook w:val="04A0" w:firstRow="1" w:lastRow="0" w:firstColumn="1" w:lastColumn="0" w:noHBand="0" w:noVBand="1"/>
+      </w:tblPr>
+      <w:tblGrid>
+        <w:gridCol w:w="1298"/>
+        <w:gridCol w:w="3458"/>
+        <w:gridCol w:w="3659"/>
+      </w:tblGrid>
+      <w:tr>
+        <w:trPr>
+          <w:tblHeader/>
+          <w:tblCellSpacing w:w="15" w:type="dxa"/>
+        </w:trPr>
+        <w:tc>
+          <w:tcPr>
+            <w:tcW w:w="0" w:type="auto"/>
+            <w:tcBorders>
+              <w:top w:val="single" w:sz="6" w:space="0" w:color="auto"/>
+              <w:left w:val="single" w:sz="6" w:space="0" w:color="auto"/>
+              <w:bottom w:val="single" w:sz="6" w:space="0" w:color="auto"/>
+              <w:right w:val="single" w:sz="6" w:space="0" w:color="auto"/>
+            </w:tcBorders>
+            <w:vAlign w:val="center"/>
+            <w:hideMark/>
+          </w:tcPr>
+          <w:p>
+            <w:pPr>
+              <w:spacing w:after="480"/>
+            </w:pPr>
+            <w:r>
+              <w:rPr>
+                <w:rStyle w:val="Strong"/>
+              </w:rPr>
+              <w:t>Đặc điểm</w:t>
+            </w:r>
+          </w:p>
+        </w:tc>
+        <w:tc>
+          <w:tcPr>
+            <w:tcW w:w="0" w:type="auto"/>
+            <w:tcBorders>
+              <w:top w:val="single" w:sz="6" w:space="0" w:color="auto"/>
+              <w:left w:val="single" w:sz="6" w:space="0" w:color="auto"/>
+              <w:bottom w:val="single" w:sz="6" w:space="0" w:color="auto"/>
+              <w:right w:val="single" w:sz="6" w:space="0" w:color="auto"/>
+            </w:tcBorders>
+            <w:vAlign w:val="center"/>
+            <w:hideMark/>
+          </w:tcPr>
+          <w:p>
+            <w:pPr>
+              <w:spacing w:after="480"/>
+            </w:pPr>
+            <w:r>
+              <w:rPr>
+                <w:rStyle w:val="Strong"/>
+              </w:rPr>
+              <w:t>Upload trên CP4D (Mặc định)</w:t>
+            </w:r>
+          </w:p>
+        </w:tc>
+        <w:tc>
+          <w:tcPr>
+            <w:tcW w:w="0" w:type="auto"/>
+            <w:tcBorders>
+              <w:top w:val="single" w:sz="6" w:space="0" w:color="auto"/>
+              <w:left w:val="single" w:sz="6" w:space="0" w:color="auto"/>
+              <w:bottom w:val="single" w:sz="6" w:space="0" w:color="auto"/>
+              <w:right w:val="single" w:sz="6" w:space="0" w:color="auto"/>
+            </w:tcBorders>
+            <w:vAlign w:val="center"/>
+            <w:hideMark/>
+          </w:tcPr>
+          <w:p>
+            <w:pPr>
+              <w:spacing w:after="480"/>
+            </w:pPr>
+            <w:r>
+              <w:rPr>
+                <w:rStyle w:val="Strong"/>
+              </w:rPr>
+              <w:t>WDIP (Xây dựng mới)</w:t>
+            </w:r>
+          </w:p>
+        </w:tc>
+      </w:tr>
+      <w:tr>
+        <w:trPr>
+          <w:tblCellSpacing w:w="15" w:type="dxa"/>
+        </w:trPr>
+        <w:tc>
+          <w:tcPr>
+            <w:tcW w:w="0" w:type="auto"/>
+            <w:tcBorders>
+              <w:top w:val="single" w:sz="6" w:space="0" w:color="auto"/>
+              <w:left w:val="single" w:sz="6" w:space="0" w:color="auto"/>
+              <w:bottom w:val="single" w:sz="6" w:space="0" w:color="auto"/>
+              <w:right w:val="single" w:sz="6" w:space="0" w:color="auto"/>
+            </w:tcBorders>
+            <w:vAlign w:val="center"/>
+            <w:hideMark/>
+          </w:tcPr>
+          <w:p>
+            <w:pPr>
+              <w:spacing w:after="480"/>
+            </w:pPr>
+            <w:r>
+              <w:rPr>
+                <w:b/>
+                <w:bCs/>
+              </w:rPr>
+              <w:t>Đối tượng</w:t>
+            </w:r>
+          </w:p>
+        </w:tc>
+        <w:tc>
+          <w:tcPr>
+            <w:tcW w:w="0" w:type="auto"/>
+            <w:tcBorders>
+              <w:top w:val="single" w:sz="6" w:space="0" w:color="auto"/>
+              <w:left w:val="single" w:sz="6" w:space="0" w:color="auto"/>
+              <w:bottom w:val="single" w:sz="6" w:space="0" w:color="auto"/>
+              <w:right w:val="single" w:sz="6" w:space="0" w:color="auto"/>
+            </w:tcBorders>
+            <w:vAlign w:val="center"/>
+            <w:hideMark/>
+          </w:tcPr>
+          <w:p>
+            <w:pPr>
+              <w:spacing w:after="480"/>
+            </w:pPr>
+            <w:r>
+              <w:t>Kỹ sư dữ liệu (IT/Data Team)</w:t>
+            </w:r>
+          </w:p>
+        </w:tc>
+        <w:tc>
+          <w:tcPr>
+            <w:tcW w:w="0" w:type="auto"/>
+            <w:tcBorders>
+              <w:top w:val="single" w:sz="6" w:space="0" w:color="auto"/>
+              <w:left w:val="single" w:sz="6" w:space="0" w:color="auto"/>
+              <w:bottom w:val="single" w:sz="6" w:space="0" w:color="auto"/>
+              <w:right w:val="single" w:sz="6" w:space="0" w:color="auto"/>
+            </w:tcBorders>
+            <w:vAlign w:val="center"/>
+            <w:hideMark/>
+          </w:tcPr>
+          <w:p>
+            <w:pPr>
+              <w:spacing w:after="480"/>
+            </w:pPr>
+            <w:r>
+              <w:t>Nhân viên nghiệp vụ (End-user)</w:t>
+            </w:r>
+          </w:p>
+        </w:tc>
+      </w:tr>
+      <w:tr>
+        <w:trPr>
+          <w:tblCellSpacing w:w="15" w:type="dxa"/>
+        </w:trPr>
+        <w:tc>
+          <w:tcPr>
+            <w:tcW w:w="0" w:type="auto"/>
+            <w:tcBorders>
+              <w:top w:val="single" w:sz="6" w:space="0" w:color="auto"/>
+              <w:left w:val="single" w:sz="6" w:space="0" w:color="auto"/>
+              <w:bottom w:val="single" w:sz="6" w:space="0" w:color="auto"/>
+              <w:right w:val="single" w:sz="6" w:space="0" w:color="auto"/>
+            </w:tcBorders>
+            <w:vAlign w:val="center"/>
+            <w:hideMark/>
+          </w:tcPr>
+          <w:p>
+            <w:pPr>
+              <w:spacing w:after="480"/>
+            </w:pPr>
+            <w:r>
+              <w:rPr>
+                <w:b/>
+                <w:bCs/>
+              </w:rPr>
+              <w:t>Bảo mật</w:t>
+            </w:r>
+          </w:p>
+        </w:tc>
+        <w:tc>
+          <w:tcPr>
+            <w:tcW w:w="0" w:type="auto"/>
+            <w:tcBorders>
+              <w:top w:val="single" w:sz="6" w:space="0" w:color="auto"/>
+              <w:left w:val="single" w:sz="6" w:space="0" w:color="auto"/>
+              <w:bottom w:val="single" w:sz="6" w:space="0" w:color="auto"/>
+              <w:right w:val="single" w:sz="6" w:space="0" w:color="auto"/>
+            </w:tcBorders>
+            <w:vAlign w:val="center"/>
+            <w:hideMark/>
+          </w:tcPr>
+          <w:p>
+            <w:pPr>
+              <w:spacing w:after="480"/>
+            </w:pPr>
+            <w:r>
+              <w:t>Truy cập trực tiếp vùng lõi</w:t>
+            </w:r>
+          </w:p>
+        </w:tc>
+        <w:tc>
+          <w:tcPr>
+            <w:tcW w:w="0" w:type="auto"/>
+            <w:tcBorders>
+              <w:top w:val="single" w:sz="6" w:space="0" w:color="auto"/>
+              <w:left w:val="single" w:sz="6" w:space="0" w:color="auto"/>
+              <w:bottom w:val="single" w:sz="6" w:space="0" w:color="auto"/>
+              <w:right w:val="single" w:sz="6" w:space="0" w:color="auto"/>
+            </w:tcBorders>
+            <w:vAlign w:val="center"/>
+            <w:hideMark/>
+          </w:tcPr>
+          <w:p>
+            <w:pPr>
+              <w:spacing w:after="480"/>
+            </w:pPr>
+            <w:r>
+              <w:t>Qua Gateway cách ly (Kong)</w:t>
+            </w:r>
+          </w:p>
+        </w:tc>
+      </w:tr>
+      <w:tr>
+        <w:trPr>
+          <w:tblCellSpacing w:w="15" w:type="dxa"/>
+        </w:trPr>
+        <w:tc>
+          <w:tcPr>
+            <w:tcW w:w="0" w:type="auto"/>
+            <w:tcBorders>
+              <w:top w:val="single" w:sz="6" w:space="0" w:color="auto"/>
+              <w:left w:val="single" w:sz="6" w:space="0" w:color="auto"/>
+              <w:bottom w:val="single" w:sz="6" w:space="0" w:color="auto"/>
+              <w:right w:val="single" w:sz="6" w:space="0" w:color="auto"/>
+            </w:tcBorders>
+            <w:vAlign w:val="center"/>
+            <w:hideMark/>
+          </w:tcPr>
+          <w:p>
+            <w:pPr>
+              <w:spacing w:after="480"/>
+            </w:pPr>
+            <w:r>
+              <w:rPr>
+                <w:b/>
+                <w:bCs/>
+              </w:rPr>
+              <w:t>Độ tin cậy</w:t>
+            </w:r>
+          </w:p>
+        </w:tc>
+        <w:tc>
+          <w:tcPr>
+            <w:tcW w:w="0" w:type="auto"/>
+            <w:tcBorders>
+              <w:top w:val="single" w:sz="6" w:space="0" w:color="auto"/>
+              <w:left w:val="single" w:sz="6" w:space="0" w:color="auto"/>
+              <w:bottom w:val="single" w:sz="6" w:space="0" w:color="auto"/>
+              <w:right w:val="single" w:sz="6" w:space="0" w:color="auto"/>
+            </w:tcBorders>
+            <w:vAlign w:val="center"/>
+            <w:hideMark/>
+          </w:tcPr>
+          <w:p>
+            <w:pPr>
+              <w:spacing w:after="480"/>
+            </w:pPr>
+            <w:r>
+              <w:t>Dễ lỗi khi file &gt; 2GB, mạng yếu</w:t>
+            </w:r>
+          </w:p>
+        </w:tc>
+        <w:tc>
+          <w:tcPr>
+            <w:tcW w:w="0" w:type="auto"/>
+            <w:tcBorders>
+              <w:top w:val="single" w:sz="6" w:space="0" w:color="auto"/>
+              <w:left w:val="single" w:sz="6" w:space="0" w:color="auto"/>
+              <w:bottom w:val="single" w:sz="6" w:space="0" w:color="auto"/>
+              <w:right w:val="single" w:sz="6" w:space="0" w:color="auto"/>
+            </w:tcBorders>
+            <w:vAlign w:val="center"/>
+            <w:hideMark/>
+          </w:tcPr>
+          <w:p>
+            <w:pPr>
+              <w:spacing w:after="480"/>
+            </w:pPr>
+            <w:r>
+              <w:t>Resume tốt, chia nhỏ file 5GB</w:t>
+            </w:r>
+          </w:p>
+        </w:tc>
+      </w:tr>
+      <w:tr>
+        <w:trPr>
+          <w:tblCellSpacing w:w="15" w:type="dxa"/>
+        </w:trPr>
+        <w:tc>
+          <w:tcPr>
+            <w:tcW w:w="0" w:type="auto"/>
+            <w:tcBorders>
+              <w:top w:val="single" w:sz="6" w:space="0" w:color="auto"/>
+              <w:left w:val="single" w:sz="6" w:space="0" w:color="auto"/>
+              <w:bottom w:val="single" w:sz="6" w:space="0" w:color="auto"/>
+              <w:right w:val="single" w:sz="6" w:space="0" w:color="auto"/>
+            </w:tcBorders>
+            <w:vAlign w:val="center"/>
+            <w:hideMark/>
+          </w:tcPr>
+          <w:p>
+            <w:pPr>
+              <w:spacing w:after="480"/>
+            </w:pPr>
+            <w:r>
+              <w:rPr>
+                <w:b/>
+                <w:bCs/>
+              </w:rPr>
+              <w:t>Thông báo</w:t>
+            </w:r>
+          </w:p>
+        </w:tc>
+        <w:tc>
+          <w:tcPr>
+            <w:tcW w:w="0" w:type="auto"/>
+            <w:tcBorders>
+              <w:top w:val="single" w:sz="6" w:space="0" w:color="auto"/>
+              <w:left w:val="single" w:sz="6" w:space="0" w:color="auto"/>
+              <w:bottom w:val="single" w:sz="6" w:space="0" w:color="auto"/>
+              <w:right w:val="single" w:sz="6" w:space="0" w:color="auto"/>
+            </w:tcBorders>
+            <w:vAlign w:val="center"/>
+            <w:hideMark/>
+          </w:tcPr>
+          <w:p>
+            <w:pPr>
+              <w:spacing w:after="480"/>
+            </w:pPr>
+            <w:r>
+              <w:t>Phải check thủ công trong Job</w:t>
+            </w:r>
+          </w:p>
+        </w:tc>
+        <w:tc>
+          <w:tcPr>
+            <w:tcW w:w="0" w:type="auto"/>
+            <w:tcBorders>
+              <w:top w:val="single" w:sz="6" w:space="0" w:color="auto"/>
+              <w:left w:val="single" w:sz="6" w:space="0" w:color="auto"/>
+              <w:bottom w:val="single" w:sz="6" w:space="0" w:color="auto"/>
+              <w:right w:val="single" w:sz="6" w:space="0" w:color="auto"/>
+            </w:tcBorders>
+            <w:vAlign w:val="center"/>
+            <w:hideMark/>
+          </w:tcPr>
+          <w:p>
+            <w:pPr>
+              <w:spacing w:after="480"/>
+            </w:pPr>
+            <w:r>
+              <w:t>Thông báo thời gian thực qua UI</w:t>
+            </w:r>
+          </w:p>
+        </w:tc>
+      </w:tr>
+      <w:tr>
+        <w:trPr>
+          <w:tblCellSpacing w:w="15" w:type="dxa"/>
+        </w:trPr>
+        <w:tc>
+          <w:tcPr>
+            <w:tcW w:w="0" w:type="auto"/>
+            <w:tcBorders>
+              <w:top w:val="single" w:sz="6" w:space="0" w:color="auto"/>
+              <w:left w:val="single" w:sz="6" w:space="0" w:color="auto"/>
+              <w:bottom w:val="single" w:sz="6" w:space="0" w:color="auto"/>
+              <w:right w:val="single" w:sz="6" w:space="0" w:color="auto"/>
+            </w:tcBorders>
+            <w:vAlign w:val="center"/>
+            <w:hideMark/>
+          </w:tcPr>
+          <w:p>
+            <w:pPr>
+              <w:spacing w:after="480"/>
+            </w:pPr>
+            <w:r>
+              <w:rPr>
+                <w:b/>
+                <w:bCs/>
+              </w:rPr>
+              <w:t>Quy trình</w:t>
+            </w:r>
+          </w:p>
+        </w:tc>
+        <w:tc>
+          <w:tcPr>
+            <w:tcW w:w="0" w:type="auto"/>
+            <w:tcBorders>
+              <w:top w:val="single" w:sz="6" w:space="0" w:color="auto"/>
+              <w:left w:val="single" w:sz="6" w:space="0" w:color="auto"/>
+              <w:bottom w:val="single" w:sz="6" w:space="0" w:color="auto"/>
+              <w:right w:val="single" w:sz="6" w:space="0" w:color="auto"/>
+            </w:tcBorders>
+            <w:vAlign w:val="center"/>
+            <w:hideMark/>
+          </w:tcPr>
+          <w:p>
+            <w:pPr>
+              <w:spacing w:after="480"/>
+            </w:pPr>
+            <w:r>
+              <w:t>Thuần kỹ thuật (Technical)</w:t>
+            </w:r>
+          </w:p>
+        </w:tc>
+        <w:tc>
+          <w:tcPr>
+            <w:tcW w:w="0" w:type="auto"/>
+            <w:tcBorders>
+              <w:top w:val="single" w:sz="6" w:space="0" w:color="auto"/>
+              <w:left w:val="single" w:sz="6" w:space="0" w:color="auto"/>
+              <w:bottom w:val="single" w:sz="6" w:space="0" w:color="auto"/>
+              <w:right w:val="single" w:sz="6" w:space="0" w:color="auto"/>
+            </w:tcBorders>
+            <w:vAlign w:val="center"/>
+            <w:hideMark/>
+          </w:tcPr>
+          <w:p>
+            <w:pPr>
+              <w:spacing w:after="480"/>
+            </w:pPr>
+            <w:r>
+              <w:t>Gắn liền với nghiệp vụ (Business)</w:t>
+            </w:r>
+          </w:p>
+        </w:tc>
+      </w:tr>
+    </w:tbl>
+    <w:p>
+      <w:pPr>
+        <w:spacing w:after="0"/>
+      </w:pPr>
+      <w:r>
+        <w:pict w14:anchorId="2DC6606B">
+          <v:rect id="_x0000_i1046" style="width:0;height:1.5pt" o:hralign="center" o:hrstd="t" o:hr="t" fillcolor="#a0a0a0" stroked="f"/>
+        </w:pict>
+      </w:r>
+    </w:p>
+    <w:p>
+      <w:pPr>
+        <w:pStyle w:val="Heading3"/>
+      </w:pPr>
+      <w:r>
+        <w:t>Chốt hạ:</w:t>
+      </w:r>
+    </w:p>
+    <w:p>
+      <w:pPr>
+        <w:pStyle w:val="NormalWeb"/>
+      </w:pPr>
+      <w:r>
+        <w:t xml:space="preserve">"Thưa Hội đồng, nếu CP4D là cái </w:t>
+      </w:r>
+      <w:r>
+        <w:rPr>
+          <w:b/>
+          <w:bCs/>
+        </w:rPr>
+        <w:t>'Kho chứa'</w:t>
+      </w:r>
+      <w:r>
+        <w:t xml:space="preserve"> hiện đại, thì WDIP chính là cái </w:t>
+      </w:r>
+      <w:r>
+        <w:rPr>
+          <w:b/>
+          <w:bCs/>
+        </w:rPr>
+        <w:t>'Cửa tiếp nhận'</w:t>
+      </w:r>
+      <w:r>
+        <w:t xml:space="preserve"> thông minh. Chúng ta không xây dựng lại lõi của CP4D, chúng ta đang xây dựng một lớp mặt bao chuyên nghiệp để bảo vệ cái lõi đó và giúp người dùng sử dụng nó hiệu quả hơn, an toàn hơn."</w:t>
+      </w:r>
+    </w:p>
+    <w:p>
+      <w:pPr>
+        <w:pStyle w:val="query-text-line"/>
+        <w:shd w:val="clear" w:color="auto" w:fill="FFFFFF"/>
+        <w:spacing w:before="0" w:beforeAutospacing="0" w:after="0" w:afterAutospacing="0" w:line="360" w:lineRule="atLeast"/>
+        <w:rPr>
+          <w:rFonts w:ascii="Arial" w:hAnsi="Arial" w:cs="Arial"/>
+          <w:color w:val="1F1F1F"/>
+          <w:lang w:val="vi-VN"/>
+        </w:rPr>
+      </w:pPr>
+      <w:r>
+        <w:rPr>
+          <w:rFonts w:ascii="Arial" w:hAnsi="Arial" w:cs="Arial"/>
+          <w:color w:val="1F1F1F"/>
+        </w:rPr>
+        <w:t>Câu</w:t>
+      </w:r>
+      <w:r>
+        <w:rPr>
+          <w:rFonts w:ascii="Arial" w:hAnsi="Arial" w:cs="Arial"/>
+          <w:color w:val="1F1F1F"/>
+          <w:lang w:val="vi-VN"/>
+        </w:rPr>
+        <w:t xml:space="preserve"> hỏi:</w:t>
+      </w:r>
+    </w:p>
+    <w:p>
+      <w:pPr>
+        <w:pStyle w:val="query-text-line"/>
+        <w:shd w:val="clear" w:color="auto" w:fill="FFFFFF"/>
+        <w:spacing w:before="0" w:beforeAutospacing="0" w:after="0" w:afterAutospacing="0" w:line="360" w:lineRule="atLeast"/>
+        <w:rPr>
+          <w:rFonts w:ascii="Arial" w:hAnsi="Arial" w:cs="Arial"/>
+          <w:color w:val="1F1F1F"/>
+        </w:rPr>
+      </w:pPr>
+      <w:r>
+        <w:rPr>
+          <w:rFonts w:ascii="Arial" w:hAnsi="Arial" w:cs="Arial"/>
+          <w:color w:val="1F1F1F"/>
+        </w:rPr>
+        <w:t>vậy tại sao lại xây dựng hệ thống WDIP là hệ thống mới, system profile mới mà không xây dựng WDIP như một module/ sub-system của EDP cho việc nạp file</w:t>
+      </w:r>
+    </w:p>
+    <w:p>
+      <w:pPr>
+        <w:pStyle w:val="Heading2"/>
+        <w:shd w:val="clear" w:color="auto" w:fill="FFFFFF"/>
+        <w:spacing w:before="0"/>
+        <w:ind w:left="-15" w:right="-15"/>
+        <w:rPr>
+          <w:rFonts w:cs="Times New Roman"/>
+          <w:color w:val="1F1F1F"/>
+          <w:lang w:val="vi-VN"/>
+        </w:rPr>
+      </w:pPr>
+      <w:r>
+        <w:rPr>
+          <w:rFonts w:cs="Times New Roman"/>
+          <w:color w:val="1F1F1F"/>
+        </w:rPr>
+        <w:t>Trả</w:t>
+      </w:r>
+      <w:r>
+        <w:rPr>
+          <w:rFonts w:cs="Times New Roman"/>
+          <w:color w:val="1F1F1F"/>
+          <w:lang w:val="vi-VN"/>
+        </w:rPr>
+        <w:t xml:space="preserve"> lời:</w:t>
+      </w:r>
+    </w:p>
+    <w:p>
+      <w:pPr>
+        <w:pStyle w:val="NormalWeb"/>
+        <w:shd w:val="clear" w:color="auto" w:fill="FFFFFF"/>
+        <w:spacing w:before="0" w:beforeAutospacing="0" w:after="150" w:afterAutospacing="0"/>
+        <w:rPr>
+          <w:rFonts w:ascii="Arial" w:hAnsi="Arial" w:cs="Arial"/>
+          <w:color w:val="1F1F1F"/>
+        </w:rPr>
+      </w:pPr>
+      <w:r>
+        <w:rPr>
+          <w:rFonts w:ascii="Arial" w:hAnsi="Arial" w:cs="Arial"/>
+          <w:color w:val="1F1F1F"/>
+        </w:rPr>
+        <w:t xml:space="preserve">Đây là một câu hỏi rất "hiểm" vì nó xoáy vào tư duy quy hoạch kiến trúc (Architecture Planning). Hội đồng đang muốn thử thách khả năng nhìn nhận về </w:t>
+      </w:r>
+      <w:r>
+        <w:rPr>
+          <w:rFonts w:ascii="Arial" w:hAnsi="Arial" w:cs="Arial"/>
+          <w:b/>
+          <w:bCs/>
+          <w:color w:val="1F1F1F"/>
+        </w:rPr>
+        <w:t>Tính độc lập (Decoupling)</w:t>
+      </w:r>
+      <w:r>
+        <w:rPr>
+          <w:rFonts w:ascii="Arial" w:hAnsi="Arial" w:cs="Arial"/>
+          <w:color w:val="1F1F1F"/>
+        </w:rPr>
+        <w:t xml:space="preserve"> và </w:t>
+      </w:r>
+      <w:r>
+        <w:rPr>
+          <w:rFonts w:ascii="Arial" w:hAnsi="Arial" w:cs="Arial"/>
+          <w:b/>
+          <w:bCs/>
+          <w:color w:val="1F1F1F"/>
+        </w:rPr>
+        <w:t>Quản trị rủi ro (Risk Management)</w:t>
+      </w:r>
+      <w:r>
+        <w:rPr>
+          <w:rFonts w:ascii="Arial" w:hAnsi="Arial" w:cs="Arial"/>
+          <w:color w:val="1F1F1F"/>
+        </w:rPr>
+        <w:t xml:space="preserve"> của bạn.</w:t>
+      </w:r>
+    </w:p>
+    <w:p>
+      <w:pPr>
+        <w:pStyle w:val="NormalWeb"/>
+        <w:shd w:val="clear" w:color="auto" w:fill="FFFFFF"/>
+        <w:spacing w:before="0" w:beforeAutospacing="0" w:after="150" w:afterAutospacing="0"/>
+        <w:rPr>
+          <w:rFonts w:ascii="Arial" w:hAnsi="Arial" w:cs="Arial"/>
+          <w:color w:val="1F1F1F"/>
+        </w:rPr>
+      </w:pPr>
+      <w:r>
+        <w:rPr>
+          <w:rFonts w:ascii="Arial" w:hAnsi="Arial" w:cs="Arial"/>
+          <w:color w:val="1F1F1F"/>
+        </w:rPr>
+        <w:t xml:space="preserve">Để trả lời thuyết phục, bạn nên nhấn mạnh vào chiến lược </w:t>
+      </w:r>
+      <w:r>
+        <w:rPr>
+          <w:rFonts w:ascii="Arial" w:hAnsi="Arial" w:cs="Arial"/>
+          <w:b/>
+          <w:bCs/>
+          <w:color w:val="1F1F1F"/>
+        </w:rPr>
+        <w:t>"Đừng bỏ trứng vào một giỏ"</w:t>
+      </w:r>
+      <w:r>
+        <w:rPr>
+          <w:rFonts w:ascii="Arial" w:hAnsi="Arial" w:cs="Arial"/>
+          <w:color w:val="1F1F1F"/>
+        </w:rPr>
+        <w:t xml:space="preserve"> và sự khác biệt về </w:t>
+      </w:r>
+      <w:r>
+        <w:rPr>
+          <w:rFonts w:ascii="Arial" w:hAnsi="Arial" w:cs="Arial"/>
+          <w:b/>
+          <w:bCs/>
+          <w:color w:val="1F1F1F"/>
+        </w:rPr>
+        <w:t>Vòng đời công nghệ (Technology Lifecycle)</w:t>
+      </w:r>
+      <w:r>
+        <w:rPr>
+          <w:rFonts w:ascii="Arial" w:hAnsi="Arial" w:cs="Arial"/>
+          <w:color w:val="1F1F1F"/>
+        </w:rPr>
+        <w:t>.</w:t>
+      </w:r>
+    </w:p>
+    <w:p>
+      <w:pPr>
+        <w:shd w:val="clear" w:color="auto" w:fill="FFFFFF"/>
+        <w:rPr>
+          <w:rFonts w:ascii="Arial" w:hAnsi="Arial" w:cs="Arial"/>
+          <w:color w:val="1F1F1F"/>
+        </w:rPr>
+      </w:pPr>
+      <w:r>
+        <w:rPr>
+          <w:rFonts w:ascii="Arial" w:hAnsi="Arial" w:cs="Arial"/>
+          <w:color w:val="1F1F1F"/>
+        </w:rPr>
+        <w:pict w14:anchorId="22D92F72">
+          <v:rect id="_x0000_i1050" style="width:0;height:1.5pt" o:hralign="center" o:hrstd="t" o:hr="t" fillcolor="#a0a0a0" stroked="f"/>
+        </w:pict>
+      </w:r>
+    </w:p>
+    <w:p>
+      <w:pPr>
+        <w:pStyle w:val="Heading3"/>
+        <w:shd w:val="clear" w:color="auto" w:fill="FFFFFF"/>
+        <w:spacing w:before="420" w:after="120" w:line="360" w:lineRule="atLeast"/>
+        <w:rPr>
+          <w:rFonts w:ascii="Arial" w:hAnsi="Arial" w:cs="Arial"/>
+          <w:color w:val="1F1F1F"/>
+          <w:sz w:val="24"/>
+        </w:rPr>
+      </w:pPr>
+      <w:r>
+        <w:rPr>
+          <w:rFonts w:ascii="Arial" w:hAnsi="Arial" w:cs="Arial"/>
+          <w:color w:val="1F1F1F"/>
+          <w:sz w:val="24"/>
+        </w:rPr>
+        <w:lastRenderedPageBreak/>
+        <w:t>Câu trả lời: Tại sao là Hệ thống độc lập (Standalone) thay vì Module của EDP?</w:t>
+      </w:r>
+    </w:p>
+    <w:p>
+      <w:pPr>
+        <w:pStyle w:val="NormalWeb"/>
+        <w:shd w:val="clear" w:color="auto" w:fill="FFFFFF"/>
+        <w:spacing w:before="0" w:beforeAutospacing="0" w:after="150" w:afterAutospacing="0"/>
+        <w:rPr>
+          <w:rFonts w:ascii="Arial" w:hAnsi="Arial" w:cs="Arial"/>
+          <w:color w:val="1F1F1F"/>
+        </w:rPr>
+      </w:pPr>
+      <w:r>
+        <w:rPr>
+          <w:rFonts w:ascii="Arial" w:hAnsi="Arial" w:cs="Arial"/>
+          <w:color w:val="1F1F1F"/>
+        </w:rPr>
+        <w:t xml:space="preserve">"Thưa Hội đồng, việc xây dựng </w:t>
+      </w:r>
+      <w:r>
+        <w:rPr>
+          <w:rFonts w:ascii="Arial" w:hAnsi="Arial" w:cs="Arial"/>
+          <w:b/>
+          <w:bCs/>
+          <w:color w:val="1F1F1F"/>
+        </w:rPr>
+        <w:t>WDIP</w:t>
+      </w:r>
+      <w:r>
+        <w:rPr>
+          <w:rFonts w:ascii="Arial" w:hAnsi="Arial" w:cs="Arial"/>
+          <w:color w:val="1F1F1F"/>
+        </w:rPr>
+        <w:t xml:space="preserve"> thành một hệ thống độc lập thay vì một module bên trong EDP (CP4D) là một quyết định chiến lược dựa trên 3 trụ cột chính:"</w:t>
+      </w:r>
+    </w:p>
+    <w:p>
+      <w:pPr>
+        <w:pStyle w:val="Heading4"/>
+        <w:shd w:val="clear" w:color="auto" w:fill="FFFFFF"/>
+        <w:spacing w:before="420" w:after="120" w:line="360" w:lineRule="atLeast"/>
+        <w:rPr>
+          <w:rFonts w:ascii="Arial" w:hAnsi="Arial" w:cs="Arial"/>
+          <w:color w:val="1F1F1F"/>
+        </w:rPr>
+      </w:pPr>
+      <w:r>
+        <w:rPr>
+          <w:rFonts w:ascii="Arial" w:hAnsi="Arial" w:cs="Arial"/>
+          <w:color w:val="1F1F1F"/>
+        </w:rPr>
+        <w:t>1. Nguyên tắc "Tách biệt mối quan tâm" (Separation of Concerns)</w:t>
+      </w:r>
+    </w:p>
+    <w:p>
+      <w:pPr>
+        <w:pStyle w:val="NormalWeb"/>
+        <w:numPr>
+          <w:ilvl w:val="0"/>
+          <w:numId w:val="42"/>
+        </w:numPr>
+        <w:shd w:val="clear" w:color="auto" w:fill="FFFFFF"/>
+        <w:spacing w:before="120" w:beforeAutospacing="0" w:after="150" w:afterAutospacing="0"/>
+        <w:ind w:left="0"/>
+        <w:rPr>
+          <w:rFonts w:ascii="Arial" w:hAnsi="Arial" w:cs="Arial"/>
+          <w:color w:val="1F1F1F"/>
+        </w:rPr>
+      </w:pPr>
+      <w:r>
+        <w:rPr>
+          <w:rFonts w:ascii="Arial" w:hAnsi="Arial" w:cs="Arial"/>
+          <w:b/>
+          <w:bCs/>
+          <w:color w:val="1F1F1F"/>
+        </w:rPr>
+        <w:t>EDP/CP4D là vùng lõi (Data Core):</w:t>
+      </w:r>
+      <w:r>
+        <w:rPr>
+          <w:rFonts w:ascii="Arial" w:hAnsi="Arial" w:cs="Arial"/>
+          <w:color w:val="1F1F1F"/>
+        </w:rPr>
+        <w:t xml:space="preserve"> Chức năng chính của nó là lưu trữ, xử lý và phân tích dữ liệu. Đây là vùng cần bảo vệ nghiêm ngặt nhất.</w:t>
+      </w:r>
+    </w:p>
+    <w:p>
+      <w:pPr>
+        <w:pStyle w:val="NormalWeb"/>
+        <w:numPr>
+          <w:ilvl w:val="0"/>
+          <w:numId w:val="42"/>
+        </w:numPr>
+        <w:shd w:val="clear" w:color="auto" w:fill="FFFFFF"/>
+        <w:spacing w:before="120" w:beforeAutospacing="0" w:after="150" w:afterAutospacing="0"/>
+        <w:ind w:left="0"/>
+        <w:rPr>
+          <w:rFonts w:ascii="Arial" w:hAnsi="Arial" w:cs="Arial"/>
+          <w:color w:val="1F1F1F"/>
+        </w:rPr>
+      </w:pPr>
+      <w:r>
+        <w:rPr>
+          <w:rFonts w:ascii="Arial" w:hAnsi="Arial" w:cs="Arial"/>
+          <w:b/>
+          <w:bCs/>
+          <w:color w:val="1F1F1F"/>
+        </w:rPr>
+        <w:t>WDIP là vùng biên (Edge Service):</w:t>
+      </w:r>
+      <w:r>
+        <w:rPr>
+          <w:rFonts w:ascii="Arial" w:hAnsi="Arial" w:cs="Arial"/>
+          <w:color w:val="1F1F1F"/>
+        </w:rPr>
+        <w:t xml:space="preserve"> Nó tiếp xúc trực tiếp với hàng ngàn máy trạm người dùng. Nếu ta cài WDIP như một module bên trong CP4D, ta vô tình mở ra một "vùng tấn công" (Attack Surface) trực tiếp vào lõi EDP.</w:t>
+      </w:r>
+    </w:p>
+    <w:p>
+      <w:pPr>
+        <w:pStyle w:val="NormalWeb"/>
+        <w:numPr>
+          <w:ilvl w:val="0"/>
+          <w:numId w:val="42"/>
+        </w:numPr>
+        <w:shd w:val="clear" w:color="auto" w:fill="FFFFFF"/>
+        <w:spacing w:before="120" w:beforeAutospacing="0" w:after="150" w:afterAutospacing="0"/>
+        <w:ind w:left="0"/>
+        <w:rPr>
+          <w:rFonts w:ascii="Arial" w:hAnsi="Arial" w:cs="Arial"/>
+          <w:color w:val="1F1F1F"/>
+        </w:rPr>
+      </w:pPr>
+      <w:r>
+        <w:rPr>
+          <w:rFonts w:ascii="Arial" w:hAnsi="Arial" w:cs="Arial"/>
+          <w:b/>
+          <w:bCs/>
+          <w:color w:val="1F1F1F"/>
+        </w:rPr>
+        <w:t>Lợi ích:</w:t>
+      </w:r>
+      <w:r>
+        <w:rPr>
+          <w:rFonts w:ascii="Arial" w:hAnsi="Arial" w:cs="Arial"/>
+          <w:color w:val="1F1F1F"/>
+        </w:rPr>
+        <w:t xml:space="preserve"> Khi WDIP đứng độc lập, nếu chẳng may WDIP bị quá tải hoặc bị tấn công, hệ thống lõi EDP vẫn an toàn và các tác vụ phân tích dữ liệu quan trọng khác của Ngân hàng không bị ảnh hưởng.</w:t>
+      </w:r>
+    </w:p>
+    <w:p>
+      <w:pPr>
+        <w:pStyle w:val="Heading4"/>
+        <w:shd w:val="clear" w:color="auto" w:fill="FFFFFF"/>
+        <w:spacing w:before="420" w:after="120" w:line="360" w:lineRule="atLeast"/>
+        <w:rPr>
+          <w:rFonts w:ascii="Arial" w:hAnsi="Arial" w:cs="Arial"/>
+          <w:color w:val="1F1F1F"/>
+        </w:rPr>
+      </w:pPr>
+      <w:r>
+        <w:rPr>
+          <w:rFonts w:ascii="Arial" w:hAnsi="Arial" w:cs="Arial"/>
+          <w:color w:val="1F1F1F"/>
+        </w:rPr>
+        <w:t>2. Khả năng mở rộng và Tối ưu tài nguyên (Independent Scaling)</w:t>
+      </w:r>
+    </w:p>
+    <w:p>
+      <w:pPr>
+        <w:pStyle w:val="NormalWeb"/>
+        <w:numPr>
+          <w:ilvl w:val="0"/>
+          <w:numId w:val="43"/>
+        </w:numPr>
+        <w:shd w:val="clear" w:color="auto" w:fill="FFFFFF"/>
+        <w:spacing w:before="120" w:beforeAutospacing="0" w:after="150" w:afterAutospacing="0"/>
+        <w:ind w:left="0"/>
+        <w:rPr>
+          <w:rFonts w:ascii="Arial" w:hAnsi="Arial" w:cs="Arial"/>
+          <w:color w:val="1F1F1F"/>
+        </w:rPr>
+      </w:pPr>
+      <w:r>
+        <w:rPr>
+          <w:rFonts w:ascii="Arial" w:hAnsi="Arial" w:cs="Arial"/>
+          <w:b/>
+          <w:bCs/>
+          <w:color w:val="1F1F1F"/>
+        </w:rPr>
+        <w:t>Tải trọng khác biệt:</w:t>
+      </w:r>
+      <w:r>
+        <w:rPr>
+          <w:rFonts w:ascii="Arial" w:hAnsi="Arial" w:cs="Arial"/>
+          <w:color w:val="1F1F1F"/>
+        </w:rPr>
+        <w:t xml:space="preserve"> Việc nạp file (Ingestion) tiêu thụ rất nhiều băng thông mạng (Network I/O) và dung lượng đệm. Trong khi đó, EDP tiêu thụ nhiều CPU/RAM cho các tác vụ tính toán.</w:t>
+      </w:r>
+    </w:p>
+    <w:p>
+      <w:pPr>
+        <w:pStyle w:val="NormalWeb"/>
+        <w:numPr>
+          <w:ilvl w:val="0"/>
+          <w:numId w:val="43"/>
+        </w:numPr>
+        <w:shd w:val="clear" w:color="auto" w:fill="FFFFFF"/>
+        <w:spacing w:before="120" w:beforeAutospacing="0" w:after="150" w:afterAutospacing="0"/>
+        <w:ind w:left="0"/>
+        <w:rPr>
+          <w:rFonts w:ascii="Arial" w:hAnsi="Arial" w:cs="Arial"/>
+          <w:color w:val="1F1F1F"/>
+        </w:rPr>
+      </w:pPr>
+      <w:r>
+        <w:rPr>
+          <w:rFonts w:ascii="Arial" w:hAnsi="Arial" w:cs="Arial"/>
+          <w:b/>
+          <w:bCs/>
+          <w:color w:val="1F1F1F"/>
+        </w:rPr>
+        <w:t>Lợi ích:</w:t>
+      </w:r>
+      <w:r>
+        <w:rPr>
+          <w:rFonts w:ascii="Arial" w:hAnsi="Arial" w:cs="Arial"/>
+          <w:color w:val="1F1F1F"/>
+        </w:rPr>
+        <w:t xml:space="preserve"> Việc tách riêng giúp chúng ta cấp phát tài nguyên tối ưu cho từng bên. Chúng ta có thể nâng cấp băng thông cho WDIP mà không cần phải mua thêm License đắt đỏ cho cả cụm EDP/CP4D chỉ để phục vụ việc upload file.</w:t>
+      </w:r>
+    </w:p>
+    <w:p>
+      <w:pPr>
+        <w:pStyle w:val="Heading4"/>
+        <w:shd w:val="clear" w:color="auto" w:fill="FFFFFF"/>
+        <w:spacing w:before="420" w:after="120" w:line="360" w:lineRule="atLeast"/>
+        <w:rPr>
+          <w:rFonts w:ascii="Arial" w:hAnsi="Arial" w:cs="Arial"/>
+          <w:color w:val="1F1F1F"/>
+        </w:rPr>
+      </w:pPr>
+      <w:r>
+        <w:rPr>
+          <w:rFonts w:ascii="Arial" w:hAnsi="Arial" w:cs="Arial"/>
+          <w:color w:val="1F1F1F"/>
+        </w:rPr>
+        <w:t>3. Tránh "Vendor Lock-in" (Sự lệ thuộc nhà cung cấp)</w:t>
+      </w:r>
+    </w:p>
+    <w:p>
+      <w:pPr>
+        <w:pStyle w:val="NormalWeb"/>
+        <w:numPr>
+          <w:ilvl w:val="0"/>
+          <w:numId w:val="44"/>
+        </w:numPr>
+        <w:shd w:val="clear" w:color="auto" w:fill="FFFFFF"/>
+        <w:spacing w:before="120" w:beforeAutospacing="0" w:after="150" w:afterAutospacing="0"/>
+        <w:ind w:left="0"/>
+        <w:rPr>
+          <w:rFonts w:ascii="Arial" w:hAnsi="Arial" w:cs="Arial"/>
+          <w:color w:val="1F1F1F"/>
+        </w:rPr>
+      </w:pPr>
+      <w:r>
+        <w:rPr>
+          <w:rFonts w:ascii="Arial" w:hAnsi="Arial" w:cs="Arial"/>
+          <w:b/>
+          <w:bCs/>
+          <w:color w:val="1F1F1F"/>
+        </w:rPr>
+        <w:t>Tính linh hoạt:</w:t>
+      </w:r>
+      <w:r>
+        <w:rPr>
+          <w:rFonts w:ascii="Arial" w:hAnsi="Arial" w:cs="Arial"/>
+          <w:color w:val="1F1F1F"/>
+        </w:rPr>
+        <w:t xml:space="preserve"> EDP/CP4D là một nền tảng đóng (Proprietary). Nếu xây dựng WDIP như một module của nó, ta sẽ bị lệ thuộc hoàn toàn vào lộ trình nâng cấp (Roadmap) của IBM/Cloud Pak.</w:t>
+      </w:r>
+    </w:p>
+    <w:p>
+      <w:pPr>
+        <w:pStyle w:val="NormalWeb"/>
+        <w:numPr>
+          <w:ilvl w:val="0"/>
+          <w:numId w:val="44"/>
+        </w:numPr>
+        <w:shd w:val="clear" w:color="auto" w:fill="FFFFFF"/>
+        <w:spacing w:before="120" w:beforeAutospacing="0" w:after="150" w:afterAutospacing="0"/>
+        <w:ind w:left="0"/>
+        <w:rPr>
+          <w:rFonts w:ascii="Arial" w:hAnsi="Arial" w:cs="Arial"/>
+          <w:color w:val="1F1F1F"/>
+        </w:rPr>
+      </w:pPr>
+      <w:r>
+        <w:rPr>
+          <w:rFonts w:ascii="Arial" w:hAnsi="Arial" w:cs="Arial"/>
+          <w:b/>
+          <w:bCs/>
+          <w:color w:val="1F1F1F"/>
+        </w:rPr>
+        <w:t>Lợi ích:</w:t>
+      </w:r>
+      <w:r>
+        <w:rPr>
+          <w:rFonts w:ascii="Arial" w:hAnsi="Arial" w:cs="Arial"/>
+          <w:color w:val="1F1F1F"/>
+        </w:rPr>
+        <w:t xml:space="preserve"> Như đã trình bày ở câu hỏi về Multi-cloud, WDIP đứng độc lập giúp Ngân hàng linh hoạt. Nếu sau này Ngân hàng thay đổi nền tảng EDP (ví dụ sang Azure Synapse hay Google BigQuery), chúng ta chỉ cần sửa lại cấu hình kết nối của WDIP thay vì phải đập đi xây lại toàn bộ module nạp file vốn đã bị "dính chặt" vào nền tảng cũ.</w:t>
+      </w:r>
+    </w:p>
+    <w:p>
+      <w:pPr>
+        <w:shd w:val="clear" w:color="auto" w:fill="FFFFFF"/>
+        <w:rPr>
+          <w:rFonts w:ascii="Arial" w:hAnsi="Arial" w:cs="Arial"/>
+          <w:color w:val="1F1F1F"/>
+        </w:rPr>
+      </w:pPr>
+      <w:r>
+        <w:rPr>
+          <w:rFonts w:ascii="Arial" w:hAnsi="Arial" w:cs="Arial"/>
+          <w:noProof/>
+          <w:color w:val="1F1F1F"/>
+        </w:rPr>
+        <w:lastRenderedPageBreak/>
+        <w:drawing>
+          <wp:inline distT="0" distB="0" distL="0" distR="0" wp14:anchorId="00FDF692" wp14:editId="42246A7B">
+            <wp:extent cx="5961088" cy="4768850"/>
+            <wp:effectExtent l="0" t="0" r="1905" b="0"/>
+            <wp:docPr id="1" name="Picture 1" descr="microservices architecture vs monolithic architecture, do AI tạo"/>
+            <wp:cNvGraphicFramePr>
+              <a:graphicFrameLocks xmlns:a="http://schemas.openxmlformats.org/drawingml/2006/main" noChangeAspect="1"/>
+            </wp:cNvGraphicFramePr>
+            <a:graphic xmlns:a="http://schemas.openxmlformats.org/drawingml/2006/main">
+              <a:graphicData uri="http://schemas.openxmlformats.org/drawingml/2006/picture">
+                <pic:pic xmlns:pic="http://schemas.openxmlformats.org/drawingml/2006/picture">
+                  <pic:nvPicPr>
+                    <pic:cNvPr id="0" name="Picture 27" descr="microservices architecture vs monolithic architecture, do AI tạo"/>
+                    <pic:cNvPicPr>
+                      <a:picLocks noChangeAspect="1" noChangeArrowheads="1"/>
+                    </pic:cNvPicPr>
+                  </pic:nvPicPr>
+                  <pic:blipFill>
+                    <a:blip r:embed="rId15" cstate="print">
+                      <a:extLst>
+                        <a:ext uri="{28A0092B-C50C-407E-A947-70E740481C1C}">
+                          <a14:useLocalDpi xmlns:a14="http://schemas.microsoft.com/office/drawing/2010/main" val="0"/>
+                        </a:ext>
+                      </a:extLst>
+                    </a:blip>
+                    <a:srcRect/>
+                    <a:stretch>
+                      <a:fillRect/>
+                    </a:stretch>
+                  </pic:blipFill>
+                  <pic:spPr bwMode="auto">
+                    <a:xfrm>
+                      <a:off x="0" y="0"/>
+                      <a:ext cx="5993857" cy="4795065"/>
+                    </a:xfrm>
+                    <a:prstGeom prst="rect">
+                      <a:avLst/>
+                    </a:prstGeom>
+                    <a:noFill/>
+                    <a:ln>
+                      <a:noFill/>
+                    </a:ln>
+                  </pic:spPr>
+                </pic:pic>
+              </a:graphicData>
+            </a:graphic>
+          </wp:inline>
+        </w:drawing>
+      </w:r>
+    </w:p>
+    <w:p>
+      <w:pPr>
+        <w:shd w:val="clear" w:color="auto" w:fill="FFFFFF"/>
+        <w:rPr>
+          <w:rFonts w:ascii="Arial" w:hAnsi="Arial" w:cs="Arial"/>
+          <w:color w:val="444746"/>
+        </w:rPr>
+      </w:pPr>
+      <w:r>
+        <w:rPr>
+          <w:rStyle w:val="label"/>
+          <w:rFonts w:ascii="Arial" w:hAnsi="Arial" w:cs="Arial"/>
+          <w:color w:val="444746"/>
+          <w:spacing w:val="2"/>
+          <w:sz w:val="18"/>
+          <w:szCs w:val="18"/>
+        </w:rPr>
+        <w:t>Shutterstock</w:t>
+      </w:r>
+    </w:p>
+    <w:p>
+      <w:pPr>
+        <w:shd w:val="clear" w:color="auto" w:fill="FFFFFF"/>
+        <w:rPr>
+          <w:rFonts w:ascii="Arial" w:hAnsi="Arial" w:cs="Arial"/>
+          <w:color w:val="1F1F1F"/>
+        </w:rPr>
+      </w:pPr>
+      <w:r>
+        <w:rPr>
+          <w:rFonts w:ascii="Arial" w:hAnsi="Arial" w:cs="Arial"/>
+          <w:color w:val="1F1F1F"/>
+        </w:rPr>
+        <w:pict w14:anchorId="29E8DD76">
           <v:rect id="_x0000_i1052" style="width:0;height:1.5pt" o:hralign="center" o:hrstd="t" o:hr="t" fillcolor="#a0a0a0" stroked="f"/>
         </w:pict>
       </w:r>
     </w:p>
     <w:p>
       <w:pPr>
+        <w:pStyle w:val="Heading3"/>
+        <w:shd w:val="clear" w:color="auto" w:fill="FFFFFF"/>
+        <w:spacing w:before="420" w:after="120" w:line="360" w:lineRule="atLeast"/>
+        <w:rPr>
+          <w:rFonts w:ascii="Arial" w:hAnsi="Arial" w:cs="Arial"/>
+          <w:color w:val="1F1F1F"/>
+          <w:sz w:val="24"/>
+        </w:rPr>
+      </w:pPr>
+      <w:r>
+        <w:rPr>
+          <w:rFonts w:ascii="Arial" w:hAnsi="Arial" w:cs="Arial"/>
+          <w:color w:val="1F1F1F"/>
+          <w:sz w:val="24"/>
+        </w:rPr>
+        <w:t>So sánh mô hình tích hợp vs. độc lập:</w:t>
+      </w:r>
+    </w:p>
+    <w:tbl>
+      <w:tblPr>
+        <w:tblW w:w="10380" w:type="dxa"/>
+        <w:tblCellMar>
+          <w:top w:w="15" w:type="dxa"/>
+          <w:left w:w="15" w:type="dxa"/>
+          <w:bottom w:w="15" w:type="dxa"/>
+          <w:right w:w="15" w:type="dxa"/>
+        </w:tblCellMar>
+        <w:tblLook w:val="04A0" w:firstRow="1" w:lastRow="0" w:firstColumn="1" w:lastColumn="0" w:noHBand="0" w:noVBand="1"/>
+      </w:tblPr>
+      <w:tblGrid>
+        <w:gridCol w:w="1796"/>
+        <w:gridCol w:w="4334"/>
+        <w:gridCol w:w="4250"/>
+      </w:tblGrid>
+      <w:tr>
+        <w:trPr>
+          <w:tblHeader/>
+        </w:trPr>
+        <w:tc>
+          <w:tcPr>
+            <w:tcW w:w="0" w:type="auto"/>
+            <w:tcBorders>
+              <w:top w:val="nil"/>
+              <w:left w:val="nil"/>
+              <w:bottom w:val="single" w:sz="6" w:space="0" w:color="C4C7C5"/>
+              <w:right w:val="nil"/>
+            </w:tcBorders>
+            <w:shd w:val="clear" w:color="auto" w:fill="auto"/>
+            <w:tcMar>
+              <w:top w:w="240" w:type="dxa"/>
+              <w:left w:w="0" w:type="dxa"/>
+              <w:bottom w:w="240" w:type="dxa"/>
+              <w:right w:w="0" w:type="dxa"/>
+            </w:tcMar>
+            <w:hideMark/>
+          </w:tcPr>
+          <w:p>
+            <w:pPr>
+              <w:spacing w:line="300" w:lineRule="atLeast"/>
+              <w:rPr>
+                <w:rFonts w:ascii="Arial" w:hAnsi="Arial" w:cs="Arial"/>
+                <w:color w:val="1F1F1F"/>
+                <w:sz w:val="24"/>
+                <w:szCs w:val="24"/>
+              </w:rPr>
+            </w:pPr>
+            <w:r>
+              <w:rPr>
+                <w:rFonts w:ascii="Arial" w:hAnsi="Arial" w:cs="Arial"/>
+                <w:color w:val="1F1F1F"/>
+              </w:rPr>
+              <w:t>Tiêu chí</w:t>
+            </w:r>
+          </w:p>
+        </w:tc>
+        <w:tc>
+          <w:tcPr>
+            <w:tcW w:w="0" w:type="auto"/>
+            <w:tcBorders>
+              <w:top w:val="nil"/>
+              <w:left w:val="nil"/>
+              <w:bottom w:val="single" w:sz="6" w:space="0" w:color="C4C7C5"/>
+              <w:right w:val="nil"/>
+            </w:tcBorders>
+            <w:shd w:val="clear" w:color="auto" w:fill="auto"/>
+            <w:tcMar>
+              <w:top w:w="240" w:type="dxa"/>
+              <w:left w:w="0" w:type="dxa"/>
+              <w:bottom w:w="240" w:type="dxa"/>
+              <w:right w:w="0" w:type="dxa"/>
+            </w:tcMar>
+            <w:hideMark/>
+          </w:tcPr>
+          <w:p>
+            <w:pPr>
+              <w:spacing w:line="300" w:lineRule="atLeast"/>
+              <w:rPr>
+                <w:rFonts w:ascii="Arial" w:hAnsi="Arial" w:cs="Arial"/>
+                <w:color w:val="1F1F1F"/>
+              </w:rPr>
+            </w:pPr>
+            <w:r>
+              <w:rPr>
+                <w:rFonts w:ascii="Arial" w:hAnsi="Arial" w:cs="Arial"/>
+                <w:color w:val="1F1F1F"/>
+              </w:rPr>
+              <w:t>Nếu là Module của EDP</w:t>
+            </w:r>
+          </w:p>
+        </w:tc>
+        <w:tc>
+          <w:tcPr>
+            <w:tcW w:w="0" w:type="auto"/>
+            <w:tcBorders>
+              <w:top w:val="nil"/>
+              <w:left w:val="nil"/>
+              <w:bottom w:val="single" w:sz="6" w:space="0" w:color="C4C7C5"/>
+              <w:right w:val="nil"/>
+            </w:tcBorders>
+            <w:shd w:val="clear" w:color="auto" w:fill="auto"/>
+            <w:tcMar>
+              <w:top w:w="240" w:type="dxa"/>
+              <w:left w:w="0" w:type="dxa"/>
+              <w:bottom w:w="240" w:type="dxa"/>
+              <w:right w:w="0" w:type="dxa"/>
+            </w:tcMar>
+            <w:hideMark/>
+          </w:tcPr>
+          <w:p>
+            <w:pPr>
+              <w:spacing w:line="300" w:lineRule="atLeast"/>
+              <w:rPr>
+                <w:rFonts w:ascii="Arial" w:hAnsi="Arial" w:cs="Arial"/>
+                <w:color w:val="1F1F1F"/>
+              </w:rPr>
+            </w:pPr>
+            <w:r>
+              <w:rPr>
+                <w:rFonts w:ascii="Arial" w:hAnsi="Arial" w:cs="Arial"/>
+                <w:color w:val="1F1F1F"/>
+              </w:rPr>
+              <w:t>Nếu là Hệ thống WDIP độc lập</w:t>
+            </w:r>
+          </w:p>
+        </w:tc>
+      </w:tr>
+      <w:tr>
+        <w:tc>
+          <w:tcPr>
+            <w:tcW w:w="0" w:type="auto"/>
+            <w:tcBorders>
+              <w:top w:val="nil"/>
+              <w:left w:val="nil"/>
+              <w:bottom w:val="single" w:sz="6" w:space="0" w:color="C4C7C5"/>
+              <w:right w:val="nil"/>
+            </w:tcBorders>
+            <w:shd w:val="clear" w:color="auto" w:fill="auto"/>
+            <w:tcMar>
+              <w:top w:w="240" w:type="dxa"/>
+              <w:left w:w="0" w:type="dxa"/>
+              <w:bottom w:w="240" w:type="dxa"/>
+              <w:right w:w="0" w:type="dxa"/>
+            </w:tcMar>
+            <w:hideMark/>
+          </w:tcPr>
+          <w:p>
+            <w:pPr>
+              <w:spacing w:line="300" w:lineRule="atLeast"/>
+              <w:rPr>
+                <w:rFonts w:ascii="Arial" w:hAnsi="Arial" w:cs="Arial"/>
+                <w:color w:val="1F1F1F"/>
+              </w:rPr>
+            </w:pPr>
+            <w:r>
+              <w:rPr>
+                <w:rFonts w:ascii="Arial" w:hAnsi="Arial" w:cs="Arial"/>
+                <w:b/>
+                <w:bCs/>
+                <w:color w:val="1F1F1F"/>
+              </w:rPr>
+              <w:t>Độ phức tạp</w:t>
+            </w:r>
+          </w:p>
+        </w:tc>
+        <w:tc>
+          <w:tcPr>
+            <w:tcW w:w="0" w:type="auto"/>
+            <w:tcBorders>
+              <w:top w:val="nil"/>
+              <w:left w:val="nil"/>
+              <w:bottom w:val="single" w:sz="6" w:space="0" w:color="C4C7C5"/>
+              <w:right w:val="nil"/>
+            </w:tcBorders>
+            <w:shd w:val="clear" w:color="auto" w:fill="auto"/>
+            <w:tcMar>
+              <w:top w:w="240" w:type="dxa"/>
+              <w:left w:w="0" w:type="dxa"/>
+              <w:bottom w:w="240" w:type="dxa"/>
+              <w:right w:w="0" w:type="dxa"/>
+            </w:tcMar>
+            <w:hideMark/>
+          </w:tcPr>
+          <w:p>
+            <w:pPr>
+              <w:spacing w:line="300" w:lineRule="atLeast"/>
+              <w:rPr>
+                <w:rFonts w:ascii="Arial" w:hAnsi="Arial" w:cs="Arial"/>
+                <w:color w:val="1F1F1F"/>
+              </w:rPr>
+            </w:pPr>
+            <w:r>
+              <w:rPr>
+                <w:rFonts w:ascii="Arial" w:hAnsi="Arial" w:cs="Arial"/>
+                <w:color w:val="1F1F1F"/>
+              </w:rPr>
+              <w:t>Cao (Phải tuân thủ framework của CP4D)</w:t>
+            </w:r>
+          </w:p>
+        </w:tc>
+        <w:tc>
+          <w:tcPr>
+            <w:tcW w:w="0" w:type="auto"/>
+            <w:tcBorders>
+              <w:top w:val="nil"/>
+              <w:left w:val="nil"/>
+              <w:bottom w:val="single" w:sz="6" w:space="0" w:color="C4C7C5"/>
+              <w:right w:val="nil"/>
+            </w:tcBorders>
+            <w:shd w:val="clear" w:color="auto" w:fill="auto"/>
+            <w:tcMar>
+              <w:top w:w="240" w:type="dxa"/>
+              <w:left w:w="0" w:type="dxa"/>
+              <w:bottom w:w="240" w:type="dxa"/>
+              <w:right w:w="0" w:type="dxa"/>
+            </w:tcMar>
+            <w:hideMark/>
+          </w:tcPr>
+          <w:p>
+            <w:pPr>
+              <w:spacing w:line="300" w:lineRule="atLeast"/>
+              <w:rPr>
+                <w:rFonts w:ascii="Arial" w:hAnsi="Arial" w:cs="Arial"/>
+                <w:color w:val="1F1F1F"/>
+              </w:rPr>
+            </w:pPr>
+            <w:r>
+              <w:rPr>
+                <w:rFonts w:ascii="Arial" w:hAnsi="Arial" w:cs="Arial"/>
+                <w:color w:val="1F1F1F"/>
+              </w:rPr>
+              <w:t>Thấp (Sử dụng Spring Boot/React tự do)</w:t>
+            </w:r>
+          </w:p>
+        </w:tc>
+      </w:tr>
+      <w:tr>
+        <w:tc>
+          <w:tcPr>
+            <w:tcW w:w="0" w:type="auto"/>
+            <w:tcBorders>
+              <w:top w:val="nil"/>
+              <w:left w:val="nil"/>
+              <w:bottom w:val="single" w:sz="6" w:space="0" w:color="C4C7C5"/>
+              <w:right w:val="nil"/>
+            </w:tcBorders>
+            <w:shd w:val="clear" w:color="auto" w:fill="auto"/>
+            <w:tcMar>
+              <w:top w:w="240" w:type="dxa"/>
+              <w:left w:w="0" w:type="dxa"/>
+              <w:bottom w:w="240" w:type="dxa"/>
+              <w:right w:w="0" w:type="dxa"/>
+            </w:tcMar>
+            <w:hideMark/>
+          </w:tcPr>
+          <w:p>
+            <w:pPr>
+              <w:spacing w:line="300" w:lineRule="atLeast"/>
+              <w:rPr>
+                <w:rFonts w:ascii="Arial" w:hAnsi="Arial" w:cs="Arial"/>
+                <w:color w:val="1F1F1F"/>
+              </w:rPr>
+            </w:pPr>
+            <w:r>
+              <w:rPr>
+                <w:rFonts w:ascii="Arial" w:hAnsi="Arial" w:cs="Arial"/>
+                <w:b/>
+                <w:bCs/>
+                <w:color w:val="1F1F1F"/>
+              </w:rPr>
+              <w:t>Bảo mật</w:t>
+            </w:r>
+          </w:p>
+        </w:tc>
+        <w:tc>
+          <w:tcPr>
+            <w:tcW w:w="0" w:type="auto"/>
+            <w:tcBorders>
+              <w:top w:val="nil"/>
+              <w:left w:val="nil"/>
+              <w:bottom w:val="single" w:sz="6" w:space="0" w:color="C4C7C5"/>
+              <w:right w:val="nil"/>
+            </w:tcBorders>
+            <w:shd w:val="clear" w:color="auto" w:fill="auto"/>
+            <w:tcMar>
+              <w:top w:w="240" w:type="dxa"/>
+              <w:left w:w="0" w:type="dxa"/>
+              <w:bottom w:w="240" w:type="dxa"/>
+              <w:right w:w="0" w:type="dxa"/>
+            </w:tcMar>
+            <w:hideMark/>
+          </w:tcPr>
+          <w:p>
+            <w:pPr>
+              <w:spacing w:line="300" w:lineRule="atLeast"/>
+              <w:rPr>
+                <w:rFonts w:ascii="Arial" w:hAnsi="Arial" w:cs="Arial"/>
+                <w:color w:val="1F1F1F"/>
+              </w:rPr>
+            </w:pPr>
+            <w:r>
+              <w:rPr>
+                <w:rFonts w:ascii="Arial" w:hAnsi="Arial" w:cs="Arial"/>
+                <w:color w:val="1F1F1F"/>
+              </w:rPr>
+              <w:t>Rủi ro lây lan (Contagion Risk)</w:t>
+            </w:r>
+          </w:p>
+        </w:tc>
+        <w:tc>
+          <w:tcPr>
+            <w:tcW w:w="0" w:type="auto"/>
+            <w:tcBorders>
+              <w:top w:val="nil"/>
+              <w:left w:val="nil"/>
+              <w:bottom w:val="single" w:sz="6" w:space="0" w:color="C4C7C5"/>
+              <w:right w:val="nil"/>
+            </w:tcBorders>
+            <w:shd w:val="clear" w:color="auto" w:fill="auto"/>
+            <w:tcMar>
+              <w:top w:w="240" w:type="dxa"/>
+              <w:left w:w="0" w:type="dxa"/>
+              <w:bottom w:w="240" w:type="dxa"/>
+              <w:right w:w="0" w:type="dxa"/>
+            </w:tcMar>
+            <w:hideMark/>
+          </w:tcPr>
+          <w:p>
+            <w:pPr>
+              <w:spacing w:line="300" w:lineRule="atLeast"/>
+              <w:rPr>
+                <w:rFonts w:ascii="Arial" w:hAnsi="Arial" w:cs="Arial"/>
+                <w:color w:val="1F1F1F"/>
+              </w:rPr>
+            </w:pPr>
+            <w:r>
+              <w:rPr>
+                <w:rFonts w:ascii="Arial" w:hAnsi="Arial" w:cs="Arial"/>
+                <w:color w:val="1F1F1F"/>
+              </w:rPr>
+              <w:t>Cách ly hoàn toàn (Isolation)</w:t>
+            </w:r>
+          </w:p>
+        </w:tc>
+      </w:tr>
+      <w:tr>
+        <w:tc>
+          <w:tcPr>
+            <w:tcW w:w="0" w:type="auto"/>
+            <w:tcBorders>
+              <w:top w:val="nil"/>
+              <w:left w:val="nil"/>
+              <w:bottom w:val="single" w:sz="6" w:space="0" w:color="C4C7C5"/>
+              <w:right w:val="nil"/>
+            </w:tcBorders>
+            <w:shd w:val="clear" w:color="auto" w:fill="auto"/>
+            <w:tcMar>
+              <w:top w:w="240" w:type="dxa"/>
+              <w:left w:w="0" w:type="dxa"/>
+              <w:bottom w:w="240" w:type="dxa"/>
+              <w:right w:w="0" w:type="dxa"/>
+            </w:tcMar>
+            <w:hideMark/>
+          </w:tcPr>
+          <w:p>
+            <w:pPr>
+              <w:spacing w:line="300" w:lineRule="atLeast"/>
+              <w:rPr>
+                <w:rFonts w:ascii="Arial" w:hAnsi="Arial" w:cs="Arial"/>
+                <w:color w:val="1F1F1F"/>
+              </w:rPr>
+            </w:pPr>
+            <w:r>
+              <w:rPr>
+                <w:rFonts w:ascii="Arial" w:hAnsi="Arial" w:cs="Arial"/>
+                <w:b/>
+                <w:bCs/>
+                <w:color w:val="1F1F1F"/>
+              </w:rPr>
+              <w:lastRenderedPageBreak/>
+              <w:t>Nâng cấp</w:t>
+            </w:r>
+          </w:p>
+        </w:tc>
+        <w:tc>
+          <w:tcPr>
+            <w:tcW w:w="0" w:type="auto"/>
+            <w:tcBorders>
+              <w:top w:val="nil"/>
+              <w:left w:val="nil"/>
+              <w:bottom w:val="single" w:sz="6" w:space="0" w:color="C4C7C5"/>
+              <w:right w:val="nil"/>
+            </w:tcBorders>
+            <w:shd w:val="clear" w:color="auto" w:fill="auto"/>
+            <w:tcMar>
+              <w:top w:w="240" w:type="dxa"/>
+              <w:left w:w="0" w:type="dxa"/>
+              <w:bottom w:w="240" w:type="dxa"/>
+              <w:right w:w="0" w:type="dxa"/>
+            </w:tcMar>
+            <w:hideMark/>
+          </w:tcPr>
+          <w:p>
+            <w:pPr>
+              <w:spacing w:line="300" w:lineRule="atLeast"/>
+              <w:rPr>
+                <w:rFonts w:ascii="Arial" w:hAnsi="Arial" w:cs="Arial"/>
+                <w:color w:val="1F1F1F"/>
+              </w:rPr>
+            </w:pPr>
+            <w:r>
+              <w:rPr>
+                <w:rFonts w:ascii="Arial" w:hAnsi="Arial" w:cs="Arial"/>
+                <w:color w:val="1F1F1F"/>
+              </w:rPr>
+              <w:t>Phải nâng cấp cả cụm EDP</w:t>
+            </w:r>
+          </w:p>
+        </w:tc>
+        <w:tc>
+          <w:tcPr>
+            <w:tcW w:w="0" w:type="auto"/>
+            <w:tcBorders>
+              <w:top w:val="nil"/>
+              <w:left w:val="nil"/>
+              <w:bottom w:val="single" w:sz="6" w:space="0" w:color="C4C7C5"/>
+              <w:right w:val="nil"/>
+            </w:tcBorders>
+            <w:shd w:val="clear" w:color="auto" w:fill="auto"/>
+            <w:tcMar>
+              <w:top w:w="240" w:type="dxa"/>
+              <w:left w:w="0" w:type="dxa"/>
+              <w:bottom w:w="240" w:type="dxa"/>
+              <w:right w:w="0" w:type="dxa"/>
+            </w:tcMar>
+            <w:hideMark/>
+          </w:tcPr>
+          <w:p>
+            <w:pPr>
+              <w:spacing w:line="300" w:lineRule="atLeast"/>
+              <w:rPr>
+                <w:rFonts w:ascii="Arial" w:hAnsi="Arial" w:cs="Arial"/>
+                <w:color w:val="1F1F1F"/>
+              </w:rPr>
+            </w:pPr>
+            <w:r>
+              <w:rPr>
+                <w:rFonts w:ascii="Arial" w:hAnsi="Arial" w:cs="Arial"/>
+                <w:color w:val="1F1F1F"/>
+              </w:rPr>
+              <w:t>Nâng cấp độc lập, nhanh chóng</w:t>
+            </w:r>
+          </w:p>
+        </w:tc>
+      </w:tr>
+      <w:tr>
+        <w:tc>
+          <w:tcPr>
+            <w:tcW w:w="0" w:type="auto"/>
+            <w:tcBorders>
+              <w:top w:val="nil"/>
+              <w:left w:val="nil"/>
+              <w:bottom w:val="single" w:sz="6" w:space="0" w:color="C4C7C5"/>
+              <w:right w:val="nil"/>
+            </w:tcBorders>
+            <w:shd w:val="clear" w:color="auto" w:fill="auto"/>
+            <w:tcMar>
+              <w:top w:w="240" w:type="dxa"/>
+              <w:left w:w="0" w:type="dxa"/>
+              <w:bottom w:w="240" w:type="dxa"/>
+              <w:right w:w="0" w:type="dxa"/>
+            </w:tcMar>
+            <w:hideMark/>
+          </w:tcPr>
+          <w:p>
+            <w:pPr>
+              <w:spacing w:line="300" w:lineRule="atLeast"/>
+              <w:rPr>
+                <w:rFonts w:ascii="Arial" w:hAnsi="Arial" w:cs="Arial"/>
+                <w:color w:val="1F1F1F"/>
+              </w:rPr>
+            </w:pPr>
+            <w:r>
+              <w:rPr>
+                <w:rFonts w:ascii="Arial" w:hAnsi="Arial" w:cs="Arial"/>
+                <w:b/>
+                <w:bCs/>
+                <w:color w:val="1F1F1F"/>
+              </w:rPr>
+              <w:t>Chi phí License</w:t>
+            </w:r>
+          </w:p>
+        </w:tc>
+        <w:tc>
+          <w:tcPr>
+            <w:tcW w:w="0" w:type="auto"/>
+            <w:tcBorders>
+              <w:top w:val="nil"/>
+              <w:left w:val="nil"/>
+              <w:bottom w:val="single" w:sz="6" w:space="0" w:color="C4C7C5"/>
+              <w:right w:val="nil"/>
+            </w:tcBorders>
+            <w:shd w:val="clear" w:color="auto" w:fill="auto"/>
+            <w:tcMar>
+              <w:top w:w="240" w:type="dxa"/>
+              <w:left w:w="0" w:type="dxa"/>
+              <w:bottom w:w="240" w:type="dxa"/>
+              <w:right w:w="0" w:type="dxa"/>
+            </w:tcMar>
+            <w:hideMark/>
+          </w:tcPr>
+          <w:p>
+            <w:pPr>
+              <w:spacing w:line="300" w:lineRule="atLeast"/>
+              <w:rPr>
+                <w:rFonts w:ascii="Arial" w:hAnsi="Arial" w:cs="Arial"/>
+                <w:color w:val="1F1F1F"/>
+              </w:rPr>
+            </w:pPr>
+            <w:r>
+              <w:rPr>
+                <w:rFonts w:ascii="Arial" w:hAnsi="Arial" w:cs="Arial"/>
+                <w:color w:val="1F1F1F"/>
+              </w:rPr>
+              <w:t>Tăng theo quy mô người dùng EDP</w:t>
+            </w:r>
+          </w:p>
+        </w:tc>
+        <w:tc>
+          <w:tcPr>
+            <w:tcW w:w="0" w:type="auto"/>
+            <w:tcBorders>
+              <w:top w:val="nil"/>
+              <w:left w:val="nil"/>
+              <w:bottom w:val="single" w:sz="6" w:space="0" w:color="C4C7C5"/>
+              <w:right w:val="nil"/>
+            </w:tcBorders>
+            <w:shd w:val="clear" w:color="auto" w:fill="auto"/>
+            <w:tcMar>
+              <w:top w:w="240" w:type="dxa"/>
+              <w:left w:w="0" w:type="dxa"/>
+              <w:bottom w:w="240" w:type="dxa"/>
+              <w:right w:w="0" w:type="dxa"/>
+            </w:tcMar>
+            <w:hideMark/>
+          </w:tcPr>
+          <w:p>
+            <w:pPr>
+              <w:spacing w:line="300" w:lineRule="atLeast"/>
+              <w:rPr>
+                <w:rFonts w:ascii="Arial" w:hAnsi="Arial" w:cs="Arial"/>
+                <w:color w:val="1F1F1F"/>
+              </w:rPr>
+            </w:pPr>
+            <w:r>
+              <w:rPr>
+                <w:rFonts w:ascii="Arial" w:hAnsi="Arial" w:cs="Arial"/>
+                <w:color w:val="1F1F1F"/>
+              </w:rPr>
+              <w:t>Chỉ tốn tài nguyên hạ tầng (OCP)</w:t>
+            </w:r>
+          </w:p>
+        </w:tc>
+      </w:tr>
+    </w:tbl>
+    <w:p>
+      <w:pPr>
+        <w:shd w:val="clear" w:color="auto" w:fill="FFFFFF"/>
+        <w:spacing w:line="240" w:lineRule="auto"/>
+        <w:rPr>
+          <w:rFonts w:ascii="Arial" w:hAnsi="Arial" w:cs="Arial"/>
+          <w:color w:val="1F1F1F"/>
+        </w:rPr>
+      </w:pPr>
+      <w:r>
+        <w:rPr>
+          <w:rFonts w:ascii="Arial" w:hAnsi="Arial" w:cs="Arial"/>
+          <w:color w:val="1F1F1F"/>
+        </w:rPr>
+        <w:pict w14:anchorId="6584C7F7">
+          <v:rect id="_x0000_i1053" style="width:0;height:1.5pt" o:hralign="center" o:hrstd="t" o:hr="t" fillcolor="#a0a0a0" stroked="f"/>
+        </w:pict>
+      </w:r>
+    </w:p>
+    <w:p>
+      <w:pPr>
+        <w:pStyle w:val="Heading3"/>
+        <w:shd w:val="clear" w:color="auto" w:fill="FFFFFF"/>
+        <w:spacing w:before="420" w:after="120" w:line="360" w:lineRule="atLeast"/>
+        <w:rPr>
+          <w:rFonts w:ascii="Arial" w:hAnsi="Arial" w:cs="Arial"/>
+          <w:color w:val="1F1F1F"/>
+          <w:sz w:val="24"/>
+        </w:rPr>
+      </w:pPr>
+      <w:r>
+        <w:rPr>
+          <w:rFonts w:ascii="Arial" w:hAnsi="Arial" w:cs="Arial"/>
+          <w:color w:val="1F1F1F"/>
+          <w:sz w:val="24"/>
+        </w:rPr>
+        <w:t>Chốt hạ với Hội đồng:</w:t>
+      </w:r>
+    </w:p>
+    <w:p>
+      <w:pPr>
         <w:pStyle w:val="NormalWeb"/>
-      </w:pPr>
-      <w:r>
-        <w:rPr>
+        <w:shd w:val="clear" w:color="auto" w:fill="FFFFFF"/>
+        <w:spacing w:before="0" w:beforeAutospacing="0" w:after="150" w:afterAutospacing="0"/>
+        <w:rPr>
+          <w:rFonts w:ascii="Arial" w:hAnsi="Arial" w:cs="Arial"/>
+          <w:color w:val="1F1F1F"/>
+        </w:rPr>
+      </w:pPr>
+      <w:r>
+        <w:rPr>
+          <w:rFonts w:ascii="Arial" w:hAnsi="Arial" w:cs="Arial"/>
+          <w:color w:val="1F1F1F"/>
+        </w:rPr>
+        <w:t xml:space="preserve">"Thưa Hội đồng, WDIP được thiết kế như một </w:t>
+      </w:r>
+      <w:r>
+        <w:rPr>
+          <w:rFonts w:ascii="Arial" w:hAnsi="Arial" w:cs="Arial"/>
           <w:b/>
           <w:bCs/>
-        </w:rPr>
-        <w:t>Ghi chú của Kiến trúc sư:</w:t>
-      </w:r>
-      <w:r>
-        <w:t xml:space="preserve"> </w:t>
-      </w:r>
-      <w:r>
-        <w:rPr>
-          <w:i/>
-          <w:iCs/>
-        </w:rPr>
-        <w:t>"WDIP không chỉ là một công cụ Upload, nó là chốt chặn đầu tiên trong hành trình chuyển đổi số, biến dữ liệu thô từ máy trạm thành tài sản số đáng tin cậy cho Ngân hàng."</w:t>
-      </w:r>
-    </w:p>
-    <w:p>
-      <w:r>
-        <w:pict w14:anchorId="65688BA5">
-          <v:rect id="_x0000_i1053" style="width:0;height:1.5pt" o:hralign="center" o:hrstd="t" o:hr="t" fillcolor="#a0a0a0" stroked="f"/>
-        </w:pict>
-      </w:r>
-    </w:p>
-    <w:p>
-      <w:pPr>
-        <w:pStyle w:val="NormalWeb"/>
-      </w:pPr>
-      <w:r>
-        <w:rPr>
+          <w:color w:val="1F1F1F"/>
+        </w:rPr>
+        <w:t>'Vệ tinh'</w:t>
+      </w:r>
+      <w:r>
+        <w:rPr>
+          <w:rFonts w:ascii="Arial" w:hAnsi="Arial" w:cs="Arial"/>
+          <w:color w:val="1F1F1F"/>
+        </w:rPr>
+        <w:t xml:space="preserve"> xung quanh hành tinh EDP. Việc tách rời này giúp WDIP di chuyển nhanh hơn, phục vụ người dùng tốt hơn và quan trọng nhất là giữ cho hành tinh lõi EDP luôn ổn định, không bị ảnh hưởng bởi các biến động từ bên ngoài máy trạm. Đây là xu hướng kiến trúc </w:t>
+      </w:r>
+      <w:r>
+        <w:rPr>
+          <w:rFonts w:ascii="Arial" w:hAnsi="Arial" w:cs="Arial"/>
           <w:b/>
           <w:bCs/>
-        </w:rPr>
-        <w:t>CIO's Note:</w:t>
+          <w:color w:val="1F1F1F"/>
+        </w:rPr>
+        <w:t>Microservices</w:t>
+      </w:r>
+      <w:r>
+        <w:rPr>
+          <w:rFonts w:ascii="Arial" w:hAnsi="Arial" w:cs="Arial"/>
+          <w:color w:val="1F1F1F"/>
+        </w:rPr>
+        <w:t xml:space="preserve"> hiện đại mà các ngân hàng lớn đang áp dụng để tăng tính linh hoạt (Agility)."</w:t>
+      </w:r>
+    </w:p>
+    <w:p>
+      <w:pPr>
+        <w:shd w:val="clear" w:color="auto" w:fill="FFFFFF"/>
+        <w:rPr>
+          <w:rFonts w:ascii="Arial" w:hAnsi="Arial" w:cs="Arial"/>
+          <w:color w:val="1F1F1F"/>
+        </w:rPr>
+      </w:pPr>
+      <w:r>
+        <w:rPr>
+          <w:rFonts w:ascii="Arial" w:hAnsi="Arial" w:cs="Arial"/>
+          <w:color w:val="1F1F1F"/>
+        </w:rPr>
+        <w:pict w14:anchorId="31F83ABE">
+          <v:rect id="_x0000_i1054" style="width:0;height:1.5pt" o:hralign="center" o:hrstd="t" o:hr="t" fillcolor="#a0a0a0" stroked="f"/>
+        </w:pict>
       </w:r>
     </w:p>
     <w:p>
       <w:pPr>
         <w:pStyle w:val="NormalWeb"/>
-      </w:pPr>
-      <w:r>
-        <w:t xml:space="preserve">Bản định nghĩa này đã "khóa" chặt các giá trị mà bạn đã bảo vệ trước hội đồng. Nó biến một hệ thống kỹ thuật thành một </w:t>
-      </w:r>
-      <w:r>
-        <w:rPr>
+        <w:shd w:val="clear" w:color="auto" w:fill="FFFFFF"/>
+        <w:spacing w:before="0" w:beforeAutospacing="0" w:after="150" w:afterAutospacing="0"/>
+        <w:rPr>
+          <w:rFonts w:ascii="Arial" w:hAnsi="Arial" w:cs="Arial"/>
+          <w:color w:val="1F1F1F"/>
+        </w:rPr>
+      </w:pPr>
+      <w:r>
+        <w:rPr>
+          <w:rFonts w:ascii="Arial" w:hAnsi="Arial" w:cs="Arial"/>
           <w:b/>
           <w:bCs/>
-        </w:rPr>
-        <w:t>Giải pháp nghiệp vụ (Business Solution)</w:t>
-      </w:r>
-      <w:r>
+          <w:color w:val="1F1F1F"/>
+        </w:rPr>
+        <w:t>CIO's Perspective:</w:t>
+      </w:r>
+      <w:r>
+        <w:rPr>
+          <w:rFonts w:ascii="Arial" w:hAnsi="Arial" w:cs="Arial"/>
+          <w:color w:val="1F1F1F"/>
+        </w:rPr>
+        <w:t xml:space="preserve"> Cách trả lời này cho thấy bạn có tư duy của một </w:t>
+      </w:r>
+      <w:r>
+        <w:rPr>
+          <w:rFonts w:ascii="Arial" w:hAnsi="Arial" w:cs="Arial"/>
+          <w:b/>
+          <w:bCs/>
+          <w:color w:val="1F1F1F"/>
+        </w:rPr>
+        <w:t>Enterprise Architect</w:t>
+      </w:r>
+      <w:r>
+        <w:rPr>
+          <w:rFonts w:ascii="Arial" w:hAnsi="Arial" w:cs="Arial"/>
+          <w:color w:val="1F1F1F"/>
+        </w:rPr>
+        <w:t>. Bạn không chỉ làm cho xong việc mà còn đang bảo vệ hạ tầng chung của Ngân hàng.</w:t>
+      </w:r>
+    </w:p>
+    <w:p>
+      <w:pPr>
+        <w:pStyle w:val="NormalWeb"/>
+        <w:shd w:val="clear" w:color="auto" w:fill="FFFFFF"/>
+        <w:spacing w:before="0" w:beforeAutospacing="0" w:after="150" w:afterAutospacing="0"/>
+        <w:rPr>
+          <w:rFonts w:ascii="Arial" w:hAnsi="Arial" w:cs="Arial"/>
+          <w:color w:val="1F1F1F"/>
+        </w:rPr>
+      </w:pPr>
+      <w:r>
+        <w:rPr>
+          <w:rFonts w:ascii="Arial" w:hAnsi="Arial" w:cs="Arial"/>
+          <w:color w:val="1F1F1F"/>
+        </w:rPr>
+        <w:t xml:space="preserve">Hôm nay là </w:t>
+      </w:r>
+      <w:r>
+        <w:rPr>
+          <w:rFonts w:ascii="Arial" w:hAnsi="Arial" w:cs="Arial"/>
+          <w:b/>
+          <w:bCs/>
+          <w:color w:val="1F1F1F"/>
+        </w:rPr>
+        <w:t>22/03/2026</w:t>
+      </w:r>
+      <w:r>
+        <w:rPr>
+          <w:rFonts w:ascii="Arial" w:hAnsi="Arial" w:cs="Arial"/>
+          <w:color w:val="1F1F1F"/>
+        </w:rPr>
+        <w:t xml:space="preserve">, với những lập luận này, bạn đã đủ sức thuyết phục những thành viên khó tính nhất trong Hội đồng. Bạn có muốn tôi chuẩn bị thêm một bảng </w:t>
+      </w:r>
+      <w:r>
+        <w:rPr>
+          <w:rFonts w:ascii="Arial" w:hAnsi="Arial" w:cs="Arial"/>
+          <w:b/>
+          <w:bCs/>
+          <w:color w:val="1F1F1F"/>
+        </w:rPr>
+        <w:t>Phân tích rủi ro (Risk Analysis)</w:t>
+      </w:r>
+      <w:r>
+        <w:rPr>
+          <w:rFonts w:ascii="Arial" w:hAnsi="Arial" w:cs="Arial"/>
+          <w:color w:val="1F1F1F"/>
+        </w:rPr>
+        <w:t xml:space="preserve"> nếu "Gộp WDIP vào EDP" để làm tài liệu đối chiếu không?</w:t>
+      </w:r>
+    </w:p>
+    <w:p>
+      <w:pPr>
+        <w:pStyle w:val="NormalWeb"/>
+        <w:shd w:val="clear" w:color="auto" w:fill="FFFFFF"/>
+        <w:spacing w:before="0" w:beforeAutospacing="0" w:after="150" w:afterAutospacing="0"/>
+        <w:rPr>
+          <w:rFonts w:ascii="Arial" w:hAnsi="Arial" w:cs="Arial"/>
+          <w:color w:val="1F1F1F"/>
+        </w:rPr>
+      </w:pPr>
+      <w:r>
+        <w:rPr>
+          <w:rFonts w:ascii="Arial" w:hAnsi="Arial" w:cs="Arial"/>
+          <w:color w:val="1F1F1F"/>
+        </w:rPr>
+        <w:t>Would you like me to ...?</w:t>
+      </w:r>
+    </w:p>
+    <w:p>
+      <w:pPr>
+        <w:shd w:val="clear" w:color="auto" w:fill="FFFFFF"/>
+        <w:spacing w:line="360" w:lineRule="atLeast"/>
+        <w:rPr>
+          <w:rFonts w:ascii="Arial" w:hAnsi="Arial" w:cs="Arial"/>
+          <w:color w:val="1F1F1F"/>
+        </w:rPr>
+      </w:pPr>
+      <w:r>
+        <w:rPr>
+          <w:rStyle w:val="cdk-visually-hidden"/>
+          <w:rFonts w:ascii="Arial" w:hAnsi="Arial" w:cs="Arial"/>
+          <w:color w:val="1F1F1F"/>
+          <w:bdr w:val="none" w:sz="0" w:space="0" w:color="auto" w:frame="1"/>
+        </w:rPr>
+        <w:t>Bạn đã nói</w:t>
+      </w:r>
+    </w:p>
+    <w:p>
+      <w:pPr>
+        <w:pStyle w:val="query-text-line"/>
+        <w:shd w:val="clear" w:color="auto" w:fill="FFFFFF"/>
+        <w:spacing w:before="0" w:beforeAutospacing="0" w:after="0" w:afterAutospacing="0" w:line="360" w:lineRule="atLeast"/>
+        <w:rPr>
+          <w:rFonts w:ascii="Arial" w:hAnsi="Arial" w:cs="Arial"/>
+          <w:color w:val="1F1F1F"/>
+          <w:lang w:val="vi-VN"/>
+        </w:rPr>
+      </w:pPr>
+      <w:r>
+        <w:rPr>
+          <w:rFonts w:ascii="Arial" w:hAnsi="Arial" w:cs="Arial"/>
+          <w:color w:val="1F1F1F"/>
+        </w:rPr>
+        <w:t>N</w:t>
+      </w:r>
+      <w:r>
+        <w:rPr>
+          <w:rFonts w:ascii="Arial" w:hAnsi="Arial" w:cs="Arial"/>
+          <w:color w:val="1F1F1F"/>
+        </w:rPr>
+        <w:t xml:space="preserve">hưng WDIP đang sử dụng datastage của </w:t>
+      </w:r>
+      <w:r>
+        <w:rPr>
+          <w:rFonts w:ascii="Arial" w:hAnsi="Arial" w:cs="Arial"/>
+          <w:color w:val="1F1F1F"/>
+        </w:rPr>
+        <w:t>CP4D</w:t>
+      </w:r>
+      <w:r>
+        <w:rPr>
+          <w:rFonts w:ascii="Arial" w:hAnsi="Arial" w:cs="Arial"/>
+          <w:color w:val="1F1F1F"/>
+          <w:lang w:val="vi-VN"/>
+        </w:rPr>
+        <w:t>?</w:t>
+      </w:r>
+    </w:p>
+    <w:p>
+      <w:pPr>
+        <w:pStyle w:val="NormalWeb"/>
+        <w:shd w:val="clear" w:color="auto" w:fill="FFFFFF"/>
+        <w:spacing w:before="0" w:beforeAutospacing="0" w:after="150" w:afterAutospacing="0"/>
+        <w:rPr>
+          <w:rFonts w:ascii="Arial" w:hAnsi="Arial" w:cs="Arial"/>
+          <w:color w:val="1F1F1F"/>
+          <w:lang w:val="vi-VN"/>
+        </w:rPr>
+      </w:pPr>
+      <w:r>
+        <w:rPr>
+          <w:rFonts w:ascii="Arial" w:hAnsi="Arial" w:cs="Arial"/>
+          <w:color w:val="1F1F1F"/>
+        </w:rPr>
+        <w:t>Trả</w:t>
+      </w:r>
+      <w:r>
+        <w:rPr>
+          <w:rFonts w:ascii="Arial" w:hAnsi="Arial" w:cs="Arial"/>
+          <w:color w:val="1F1F1F"/>
+          <w:lang w:val="vi-VN"/>
+        </w:rPr>
+        <w:t xml:space="preserve"> lời:</w:t>
+      </w:r>
+    </w:p>
+    <w:p>
+      <w:pPr>
+        <w:pStyle w:val="NormalWeb"/>
+        <w:shd w:val="clear" w:color="auto" w:fill="FFFFFF"/>
+        <w:spacing w:before="0" w:beforeAutospacing="0" w:after="150" w:afterAutospacing="0"/>
+        <w:rPr>
+          <w:rFonts w:ascii="Arial" w:hAnsi="Arial" w:cs="Arial"/>
+          <w:color w:val="1F1F1F"/>
+        </w:rPr>
+      </w:pPr>
+      <w:r>
+        <w:rPr>
+          <w:rFonts w:ascii="Arial" w:hAnsi="Arial" w:cs="Arial"/>
+          <w:color w:val="1F1F1F"/>
+        </w:rPr>
+        <w:t>Đây là một câu hỏi rất sắc sảo, đánh thẳng vào điểm "giao thoa" duy nhất trong kiến trúc của bạn. Hội đồng đang muốn xem bạn có bị mâu thuẫn giữa việc nói "độc lập" nhưng lại dùng "thành phần lõi" của EDP hay không.</w:t>
+      </w:r>
+    </w:p>
+    <w:p>
+      <w:pPr>
+        <w:pStyle w:val="NormalWeb"/>
+        <w:shd w:val="clear" w:color="auto" w:fill="FFFFFF"/>
+        <w:spacing w:before="0" w:beforeAutospacing="0" w:after="150" w:afterAutospacing="0"/>
+        <w:rPr>
+          <w:rFonts w:ascii="Arial" w:hAnsi="Arial" w:cs="Arial"/>
+          <w:color w:val="1F1F1F"/>
+        </w:rPr>
+      </w:pPr>
+      <w:r>
+        <w:rPr>
+          <w:rFonts w:ascii="Arial" w:hAnsi="Arial" w:cs="Arial"/>
+          <w:color w:val="1F1F1F"/>
+        </w:rPr>
+        <w:t xml:space="preserve">Hãy trả lời bằng cách phân biệt rõ giữa </w:t>
+      </w:r>
+      <w:r>
+        <w:rPr>
+          <w:rFonts w:ascii="Arial" w:hAnsi="Arial" w:cs="Arial"/>
+          <w:b/>
+          <w:bCs/>
+          <w:color w:val="1F1F1F"/>
+        </w:rPr>
+        <w:t>Tầng Giao diện/Xử lý (Application Layer)</w:t>
+      </w:r>
+      <w:r>
+        <w:rPr>
+          <w:rFonts w:ascii="Arial" w:hAnsi="Arial" w:cs="Arial"/>
+          <w:color w:val="1F1F1F"/>
+        </w:rPr>
+        <w:t xml:space="preserve"> và </w:t>
+      </w:r>
+      <w:r>
+        <w:rPr>
+          <w:rFonts w:ascii="Arial" w:hAnsi="Arial" w:cs="Arial"/>
+          <w:b/>
+          <w:bCs/>
+          <w:color w:val="1F1F1F"/>
+        </w:rPr>
+        <w:t>Tầng Dịch vụ Dữ liệu (Shared Data Services)</w:t>
+      </w:r>
+      <w:r>
+        <w:rPr>
+          <w:rFonts w:ascii="Arial" w:hAnsi="Arial" w:cs="Arial"/>
+          <w:color w:val="1F1F1F"/>
+        </w:rPr>
         <w:t>.</w:t>
       </w:r>
     </w:p>
     <w:p>
       <w:pPr>
+        <w:shd w:val="clear" w:color="auto" w:fill="FFFFFF"/>
+        <w:rPr>
+          <w:rFonts w:ascii="Arial" w:hAnsi="Arial" w:cs="Arial"/>
+          <w:color w:val="1F1F1F"/>
+        </w:rPr>
+      </w:pPr>
+      <w:r>
+        <w:rPr>
+          <w:rFonts w:ascii="Arial" w:hAnsi="Arial" w:cs="Arial"/>
+          <w:color w:val="1F1F1F"/>
+        </w:rPr>
+        <w:pict w14:anchorId="1AF24B51">
+          <v:rect id="_x0000_i1055" style="width:0;height:1.5pt" o:hralign="center" o:hrstd="t" o:hr="t" fillcolor="#a0a0a0" stroked="f"/>
+        </w:pict>
+      </w:r>
+    </w:p>
+    <w:p>
+      <w:pPr>
+        <w:pStyle w:val="Heading3"/>
+        <w:shd w:val="clear" w:color="auto" w:fill="FFFFFF"/>
+        <w:spacing w:before="420" w:after="120" w:line="360" w:lineRule="atLeast"/>
+        <w:rPr>
+          <w:rFonts w:ascii="Arial" w:hAnsi="Arial" w:cs="Arial"/>
+          <w:color w:val="1F1F1F"/>
+          <w:sz w:val="24"/>
+        </w:rPr>
+      </w:pPr>
+      <w:r>
+        <w:rPr>
+          <w:rFonts w:ascii="Arial" w:hAnsi="Arial" w:cs="Arial"/>
+          <w:color w:val="1F1F1F"/>
+          <w:sz w:val="24"/>
+        </w:rPr>
+        <w:lastRenderedPageBreak/>
+        <w:t>Câu trả lời: Sự kết hợp giữa "Ứng dụng Độc lập" và "Dịch vụ Dùng chung"</w:t>
+      </w:r>
+    </w:p>
+    <w:p>
+      <w:pPr>
+        <w:pStyle w:val="NormalWeb"/>
+        <w:shd w:val="clear" w:color="auto" w:fill="FFFFFF"/>
+        <w:spacing w:before="0" w:beforeAutospacing="0" w:after="150" w:afterAutospacing="0"/>
+        <w:rPr>
+          <w:rFonts w:ascii="Arial" w:hAnsi="Arial" w:cs="Arial"/>
+          <w:color w:val="1F1F1F"/>
+        </w:rPr>
+      </w:pPr>
+      <w:r>
+        <w:rPr>
+          <w:rFonts w:ascii="Arial" w:hAnsi="Arial" w:cs="Arial"/>
+          <w:color w:val="1F1F1F"/>
+        </w:rPr>
+        <w:t xml:space="preserve">"Thưa Hội đồng, việc </w:t>
+      </w:r>
+      <w:r>
+        <w:rPr>
+          <w:rFonts w:ascii="Arial" w:hAnsi="Arial" w:cs="Arial"/>
+          <w:b/>
+          <w:bCs/>
+          <w:color w:val="1F1F1F"/>
+        </w:rPr>
+        <w:t>WDIP</w:t>
+      </w:r>
+      <w:r>
+        <w:rPr>
+          <w:rFonts w:ascii="Arial" w:hAnsi="Arial" w:cs="Arial"/>
+          <w:color w:val="1F1F1F"/>
+        </w:rPr>
+        <w:t xml:space="preserve"> sử dụng </w:t>
+      </w:r>
+      <w:r>
+        <w:rPr>
+          <w:rFonts w:ascii="Arial" w:hAnsi="Arial" w:cs="Arial"/>
+          <w:b/>
+          <w:bCs/>
+          <w:color w:val="1F1F1F"/>
+        </w:rPr>
+        <w:t>DataStage</w:t>
+      </w:r>
+      <w:r>
+        <w:rPr>
+          <w:rFonts w:ascii="Arial" w:hAnsi="Arial" w:cs="Arial"/>
+          <w:color w:val="1F1F1F"/>
+        </w:rPr>
+        <w:t xml:space="preserve"> không hề làm mất đi tính độc lập của nó. Thực tế, đây là mô hình </w:t>
+      </w:r>
+      <w:r>
+        <w:rPr>
+          <w:rFonts w:ascii="Arial" w:hAnsi="Arial" w:cs="Arial"/>
+          <w:b/>
+          <w:bCs/>
+          <w:color w:val="1F1F1F"/>
+        </w:rPr>
+        <w:t>SOA (Service-Oriented Architecture)</w:t>
+      </w:r>
+      <w:r>
+        <w:rPr>
+          <w:rFonts w:ascii="Arial" w:hAnsi="Arial" w:cs="Arial"/>
+          <w:color w:val="1F1F1F"/>
+        </w:rPr>
+        <w:t xml:space="preserve"> chuẩn mực dựa trên 3 lý do sau:</w:t>
+      </w:r>
+    </w:p>
+    <w:p>
+      <w:pPr>
+        <w:pStyle w:val="Heading4"/>
+        <w:shd w:val="clear" w:color="auto" w:fill="FFFFFF"/>
+        <w:spacing w:before="420" w:after="120" w:line="360" w:lineRule="atLeast"/>
+        <w:rPr>
+          <w:rFonts w:ascii="Arial" w:hAnsi="Arial" w:cs="Arial"/>
+          <w:color w:val="1F1F1F"/>
+        </w:rPr>
+      </w:pPr>
+      <w:r>
+        <w:rPr>
+          <w:rFonts w:ascii="Arial" w:hAnsi="Arial" w:cs="Arial"/>
+          <w:color w:val="1F1F1F"/>
+        </w:rPr>
+        <w:t>1. DataStage đóng vai trò là "Shared Service" (Dịch vụ dùng chung)</w:t>
+      </w:r>
+    </w:p>
+    <w:p>
+      <w:pPr>
+        <w:pStyle w:val="NormalWeb"/>
+        <w:numPr>
+          <w:ilvl w:val="0"/>
+          <w:numId w:val="45"/>
+        </w:numPr>
+        <w:shd w:val="clear" w:color="auto" w:fill="FFFFFF"/>
+        <w:spacing w:before="120" w:beforeAutospacing="0" w:after="150" w:afterAutospacing="0"/>
+        <w:ind w:left="0"/>
+        <w:rPr>
+          <w:rFonts w:ascii="Arial" w:hAnsi="Arial" w:cs="Arial"/>
+          <w:color w:val="1F1F1F"/>
+        </w:rPr>
+      </w:pPr>
+      <w:r>
+        <w:rPr>
+          <w:rFonts w:ascii="Arial" w:hAnsi="Arial" w:cs="Arial"/>
+          <w:b/>
+          <w:bCs/>
+          <w:color w:val="1F1F1F"/>
+        </w:rPr>
+        <w:t>Kiến trúc:</w:t>
+      </w:r>
+      <w:r>
+        <w:rPr>
+          <w:rFonts w:ascii="Arial" w:hAnsi="Arial" w:cs="Arial"/>
+          <w:color w:val="1F1F1F"/>
+        </w:rPr>
+        <w:t xml:space="preserve"> Trong hệ sinh thái dữ liệu của Ngân hàng, DataStage không chỉ phục vụ EDP mà là một công cụ ETL tiêu chuẩn (Standard ETL Tool) cho toàn hàng.</w:t>
+      </w:r>
+    </w:p>
+    <w:p>
+      <w:pPr>
+        <w:pStyle w:val="NormalWeb"/>
+        <w:numPr>
+          <w:ilvl w:val="0"/>
+          <w:numId w:val="45"/>
+        </w:numPr>
+        <w:shd w:val="clear" w:color="auto" w:fill="FFFFFF"/>
+        <w:spacing w:before="120" w:beforeAutospacing="0" w:after="150" w:afterAutospacing="0"/>
+        <w:ind w:left="0"/>
+        <w:rPr>
+          <w:rFonts w:ascii="Arial" w:hAnsi="Arial" w:cs="Arial"/>
+          <w:color w:val="1F1F1F"/>
+        </w:rPr>
+      </w:pPr>
+      <w:r>
+        <w:rPr>
+          <w:rFonts w:ascii="Arial" w:hAnsi="Arial" w:cs="Arial"/>
+          <w:b/>
+          <w:bCs/>
+          <w:color w:val="1F1F1F"/>
+        </w:rPr>
+        <w:t>Cơ chế kết nối:</w:t>
+      </w:r>
+      <w:r>
+        <w:rPr>
+          <w:rFonts w:ascii="Arial" w:hAnsi="Arial" w:cs="Arial"/>
+          <w:color w:val="1F1F1F"/>
+        </w:rPr>
+        <w:t xml:space="preserve"> WDIP không "nhúng" vào code của DataStage. WDIP giao tiếp với DataStage qua </w:t>
+      </w:r>
+      <w:r>
+        <w:rPr>
+          <w:rFonts w:ascii="Arial" w:hAnsi="Arial" w:cs="Arial"/>
+          <w:b/>
+          <w:bCs/>
+          <w:color w:val="1F1F1F"/>
+        </w:rPr>
+        <w:t>Kafka</w:t>
+      </w:r>
+      <w:r>
+        <w:rPr>
+          <w:rFonts w:ascii="Arial" w:hAnsi="Arial" w:cs="Arial"/>
+          <w:color w:val="1F1F1F"/>
+        </w:rPr>
+        <w:t xml:space="preserve"> (Loosely Coupled).</w:t>
+      </w:r>
+    </w:p>
+    <w:p>
+      <w:pPr>
+        <w:pStyle w:val="NormalWeb"/>
+        <w:numPr>
+          <w:ilvl w:val="0"/>
+          <w:numId w:val="45"/>
+        </w:numPr>
+        <w:shd w:val="clear" w:color="auto" w:fill="FFFFFF"/>
+        <w:spacing w:before="120" w:beforeAutospacing="0" w:after="150" w:afterAutospacing="0"/>
+        <w:ind w:left="0"/>
+        <w:rPr>
+          <w:rFonts w:ascii="Arial" w:hAnsi="Arial" w:cs="Arial"/>
+          <w:color w:val="1F1F1F"/>
+        </w:rPr>
+      </w:pPr>
+      <w:r>
+        <w:rPr>
+          <w:rFonts w:ascii="Arial" w:hAnsi="Arial" w:cs="Arial"/>
+          <w:b/>
+          <w:bCs/>
+          <w:color w:val="1F1F1F"/>
+        </w:rPr>
+        <w:t>Lợi ích:</w:t>
+      </w:r>
+      <w:r>
+        <w:rPr>
+          <w:rFonts w:ascii="Arial" w:hAnsi="Arial" w:cs="Arial"/>
+          <w:color w:val="1F1F1F"/>
+        </w:rPr>
+        <w:t xml:space="preserve"> WDIP đẩy dữ liệu vào "phễu", DataStage nhặt dữ liệu từ "phễu" đó để xử lý. Nếu sau này Ngân hàng thay DataStage bằng một công cụ khác (ví dụ: Apache NiFi hay Airflow), WDIP chỉ cần đổi "đầu ra" của Kafka mà không phải thay đổi toàn bộ logic giao diện người dùng.</w:t>
+      </w:r>
+    </w:p>
+    <w:p>
+      <w:pPr>
+        <w:pStyle w:val="Heading4"/>
+        <w:shd w:val="clear" w:color="auto" w:fill="FFFFFF"/>
+        <w:spacing w:before="420" w:after="120" w:line="360" w:lineRule="atLeast"/>
+        <w:rPr>
+          <w:rFonts w:ascii="Arial" w:hAnsi="Arial" w:cs="Arial"/>
+          <w:color w:val="1F1F1F"/>
+        </w:rPr>
+      </w:pPr>
+      <w:r>
+        <w:rPr>
+          <w:rFonts w:ascii="Arial" w:hAnsi="Arial" w:cs="Arial"/>
+          <w:color w:val="1F1F1F"/>
+        </w:rPr>
+        <w:t>2. Tách biệt giữa "Nạp" (Ingestion) và "Biến đổi" (Transformation)</w:t>
+      </w:r>
+    </w:p>
+    <w:p>
+      <w:pPr>
+        <w:pStyle w:val="NormalWeb"/>
+        <w:numPr>
+          <w:ilvl w:val="0"/>
+          <w:numId w:val="46"/>
+        </w:numPr>
+        <w:shd w:val="clear" w:color="auto" w:fill="FFFFFF"/>
+        <w:spacing w:before="120" w:beforeAutospacing="0" w:after="150" w:afterAutospacing="0"/>
+        <w:ind w:left="0"/>
+        <w:rPr>
+          <w:rFonts w:ascii="Arial" w:hAnsi="Arial" w:cs="Arial"/>
+          <w:color w:val="1F1F1F"/>
+        </w:rPr>
+      </w:pPr>
+      <w:r>
+        <w:rPr>
+          <w:rFonts w:ascii="Arial" w:hAnsi="Arial" w:cs="Arial"/>
+          <w:b/>
+          <w:bCs/>
+          <w:color w:val="1F1F1F"/>
+        </w:rPr>
+        <w:t>WDIP (Ingestion):</w:t>
+      </w:r>
+      <w:r>
+        <w:rPr>
+          <w:rFonts w:ascii="Arial" w:hAnsi="Arial" w:cs="Arial"/>
+          <w:color w:val="1F1F1F"/>
+        </w:rPr>
+        <w:t xml:space="preserve"> Giải quyết bài toán khó nhất là đưa file 5GB từ máy trạm qua mạng WAN vào vùng an toàn (Landing Zone). Đây là việc DataStage không chuyên và không nên làm trực tiếp với người dùng cuối.</w:t>
+      </w:r>
+    </w:p>
+    <w:p>
+      <w:pPr>
+        <w:pStyle w:val="NormalWeb"/>
+        <w:numPr>
+          <w:ilvl w:val="0"/>
+          <w:numId w:val="46"/>
+        </w:numPr>
+        <w:shd w:val="clear" w:color="auto" w:fill="FFFFFF"/>
+        <w:spacing w:before="120" w:beforeAutospacing="0" w:after="150" w:afterAutospacing="0"/>
+        <w:ind w:left="0"/>
+        <w:rPr>
+          <w:rFonts w:ascii="Arial" w:hAnsi="Arial" w:cs="Arial"/>
+          <w:color w:val="1F1F1F"/>
+        </w:rPr>
+      </w:pPr>
+      <w:r>
+        <w:rPr>
+          <w:rFonts w:ascii="Arial" w:hAnsi="Arial" w:cs="Arial"/>
+          <w:b/>
+          <w:bCs/>
+          <w:color w:val="1F1F1F"/>
+        </w:rPr>
+        <w:t>DataStage (Transformation):</w:t>
+      </w:r>
+      <w:r>
+        <w:rPr>
+          <w:rFonts w:ascii="Arial" w:hAnsi="Arial" w:cs="Arial"/>
+          <w:color w:val="1F1F1F"/>
+        </w:rPr>
+        <w:t xml:space="preserve"> Chỉ làm đúng sở trường của nó là đọc file từ Landing Zone, kiểm tra logic nghiệp vụ và đẩy vào DB.</w:t>
+      </w:r>
+    </w:p>
+    <w:p>
+      <w:pPr>
+        <w:pStyle w:val="NormalWeb"/>
+        <w:numPr>
+          <w:ilvl w:val="0"/>
+          <w:numId w:val="46"/>
+        </w:numPr>
+        <w:shd w:val="clear" w:color="auto" w:fill="FFFFFF"/>
+        <w:spacing w:before="120" w:beforeAutospacing="0" w:after="150" w:afterAutospacing="0"/>
+        <w:ind w:left="0"/>
+        <w:rPr>
+          <w:rFonts w:ascii="Arial" w:hAnsi="Arial" w:cs="Arial"/>
+          <w:color w:val="1F1F1F"/>
+        </w:rPr>
+      </w:pPr>
+      <w:r>
+        <w:rPr>
+          <w:rFonts w:ascii="Arial" w:hAnsi="Arial" w:cs="Arial"/>
+          <w:b/>
+          <w:bCs/>
+          <w:color w:val="1F1F1F"/>
+        </w:rPr>
+        <w:t>Sự độc lập:</w:t>
+      </w:r>
+      <w:r>
+        <w:rPr>
+          <w:rFonts w:ascii="Arial" w:hAnsi="Arial" w:cs="Arial"/>
+          <w:color w:val="1F1F1F"/>
+        </w:rPr>
+        <w:t xml:space="preserve"> WDIP lo việc "Vận chuyển", DataStage lo việc "Kiểm định". Hai việc này có vòng đời và yêu cầu tài nguyên hoàn toàn khác nhau.</w:t>
+      </w:r>
+    </w:p>
+    <w:p>
+      <w:pPr>
+        <w:pStyle w:val="Heading4"/>
+        <w:shd w:val="clear" w:color="auto" w:fill="FFFFFF"/>
+        <w:spacing w:before="420" w:after="120" w:line="360" w:lineRule="atLeast"/>
+        <w:rPr>
+          <w:rFonts w:ascii="Arial" w:hAnsi="Arial" w:cs="Arial"/>
+          <w:color w:val="1F1F1F"/>
+        </w:rPr>
+      </w:pPr>
+      <w:r>
+        <w:rPr>
+          <w:rFonts w:ascii="Arial" w:hAnsi="Arial" w:cs="Arial"/>
+          <w:color w:val="1F1F1F"/>
+        </w:rPr>
+        <w:t>3. Tối ưu hóa License và Hiệu năng</w:t>
+      </w:r>
+    </w:p>
+    <w:p>
+      <w:pPr>
+        <w:pStyle w:val="NormalWeb"/>
+        <w:numPr>
+          <w:ilvl w:val="0"/>
+          <w:numId w:val="47"/>
+        </w:numPr>
+        <w:shd w:val="clear" w:color="auto" w:fill="FFFFFF"/>
+        <w:spacing w:before="120" w:beforeAutospacing="0" w:after="150" w:afterAutospacing="0"/>
+        <w:ind w:left="0"/>
+        <w:rPr>
+          <w:rFonts w:ascii="Arial" w:hAnsi="Arial" w:cs="Arial"/>
+          <w:color w:val="1F1F1F"/>
+        </w:rPr>
+      </w:pPr>
+      <w:r>
+        <w:rPr>
+          <w:rFonts w:ascii="Arial" w:hAnsi="Arial" w:cs="Arial"/>
+          <w:color w:val="1F1F1F"/>
+        </w:rPr>
+        <w:t>Nếu chúng ta cố nén logic "Giao diện", "Quản lý User", "Multipart Upload" vào trong các Job của DataStage, chúng ta sẽ làm lãng phí tài nguyên tính toán cực kỳ đắt đỏ của DataStage cho những tác vụ Web đơn thuần.</w:t>
+      </w:r>
+    </w:p>
+    <w:p>
+      <w:pPr>
+        <w:pStyle w:val="NormalWeb"/>
+        <w:numPr>
+          <w:ilvl w:val="0"/>
+          <w:numId w:val="47"/>
+        </w:numPr>
+        <w:shd w:val="clear" w:color="auto" w:fill="FFFFFF"/>
+        <w:spacing w:before="120" w:beforeAutospacing="0" w:after="150" w:afterAutospacing="0"/>
+        <w:ind w:left="0"/>
+        <w:rPr>
+          <w:rFonts w:ascii="Arial" w:hAnsi="Arial" w:cs="Arial"/>
+          <w:color w:val="1F1F1F"/>
+        </w:rPr>
+      </w:pPr>
+      <w:r>
+        <w:rPr>
+          <w:rFonts w:ascii="Arial" w:hAnsi="Arial" w:cs="Arial"/>
+          <w:color w:val="1F1F1F"/>
+        </w:rPr>
+        <w:t>Việc tách WDIP ra chạy trên OCP (OpenShift) giúp tiết kiệm chi phí, vì OCP xử lý các kết nối HTTP/Web hiệu quả và rẻ hơn nhiều so với việc duy trì các phiên kết nối trực tiếp vào Engine của DataStage.</w:t>
+      </w:r>
+    </w:p>
+    <w:p>
+      <w:pPr>
+        <w:shd w:val="clear" w:color="auto" w:fill="FFFFFF"/>
+        <w:rPr>
+          <w:rFonts w:ascii="Arial" w:hAnsi="Arial" w:cs="Arial"/>
+          <w:color w:val="1F1F1F"/>
+        </w:rPr>
+      </w:pPr>
+      <w:r>
+        <w:rPr>
+          <w:rFonts w:ascii="Arial" w:hAnsi="Arial" w:cs="Arial"/>
+          <w:color w:val="1F1F1F"/>
+        </w:rPr>
+        <w:pict w14:anchorId="5C40100E">
+          <v:rect id="_x0000_i1056" style="width:0;height:1.5pt" o:hralign="center" o:hrstd="t" o:hr="t" fillcolor="#a0a0a0" stroked="f"/>
+        </w:pict>
+      </w:r>
+    </w:p>
+    <w:p>
+      <w:pPr>
+        <w:pStyle w:val="Heading3"/>
+        <w:shd w:val="clear" w:color="auto" w:fill="FFFFFF"/>
+        <w:spacing w:before="420" w:after="120" w:line="360" w:lineRule="atLeast"/>
+        <w:rPr>
+          <w:rFonts w:ascii="Arial" w:hAnsi="Arial" w:cs="Arial"/>
+          <w:color w:val="1F1F1F"/>
+          <w:sz w:val="24"/>
+        </w:rPr>
+      </w:pPr>
+      <w:r>
+        <w:rPr>
+          <w:rFonts w:ascii="Arial" w:hAnsi="Arial" w:cs="Arial"/>
+          <w:color w:val="1F1F1F"/>
+          <w:sz w:val="24"/>
+        </w:rPr>
+        <w:lastRenderedPageBreak/>
+        <w:t>Hình ảnh minh họa cho Hội đồng:</w:t>
+      </w:r>
+    </w:p>
+    <w:tbl>
+      <w:tblPr>
+        <w:tblW w:w="10380" w:type="dxa"/>
+        <w:tblCellMar>
+          <w:top w:w="15" w:type="dxa"/>
+          <w:left w:w="15" w:type="dxa"/>
+          <w:bottom w:w="15" w:type="dxa"/>
+          <w:right w:w="15" w:type="dxa"/>
+        </w:tblCellMar>
+        <w:tblLook w:val="04A0" w:firstRow="1" w:lastRow="0" w:firstColumn="1" w:lastColumn="0" w:noHBand="0" w:noVBand="1"/>
+      </w:tblPr>
+      <w:tblGrid>
+        <w:gridCol w:w="2341"/>
+        <w:gridCol w:w="4309"/>
+        <w:gridCol w:w="3730"/>
+      </w:tblGrid>
+      <w:tr>
+        <w:trPr>
+          <w:tblHeader/>
+        </w:trPr>
+        <w:tc>
+          <w:tcPr>
+            <w:tcW w:w="0" w:type="auto"/>
+            <w:tcBorders>
+              <w:top w:val="nil"/>
+              <w:left w:val="nil"/>
+              <w:bottom w:val="single" w:sz="6" w:space="0" w:color="C4C7C5"/>
+              <w:right w:val="nil"/>
+            </w:tcBorders>
+            <w:shd w:val="clear" w:color="auto" w:fill="auto"/>
+            <w:tcMar>
+              <w:top w:w="240" w:type="dxa"/>
+              <w:left w:w="0" w:type="dxa"/>
+              <w:bottom w:w="240" w:type="dxa"/>
+              <w:right w:w="0" w:type="dxa"/>
+            </w:tcMar>
+            <w:hideMark/>
+          </w:tcPr>
+          <w:p>
+            <w:pPr>
+              <w:spacing w:line="300" w:lineRule="atLeast"/>
+              <w:rPr>
+                <w:rFonts w:ascii="Arial" w:hAnsi="Arial" w:cs="Arial"/>
+                <w:color w:val="1F1F1F"/>
+                <w:sz w:val="24"/>
+                <w:szCs w:val="24"/>
+              </w:rPr>
+            </w:pPr>
+            <w:r>
+              <w:rPr>
+                <w:rFonts w:ascii="Arial" w:hAnsi="Arial" w:cs="Arial"/>
+                <w:color w:val="1F1F1F"/>
+              </w:rPr>
+              <w:t>Thành phần</w:t>
+            </w:r>
+          </w:p>
+        </w:tc>
+        <w:tc>
+          <w:tcPr>
+            <w:tcW w:w="0" w:type="auto"/>
+            <w:tcBorders>
+              <w:top w:val="nil"/>
+              <w:left w:val="nil"/>
+              <w:bottom w:val="single" w:sz="6" w:space="0" w:color="C4C7C5"/>
+              <w:right w:val="nil"/>
+            </w:tcBorders>
+            <w:shd w:val="clear" w:color="auto" w:fill="auto"/>
+            <w:tcMar>
+              <w:top w:w="240" w:type="dxa"/>
+              <w:left w:w="0" w:type="dxa"/>
+              <w:bottom w:w="240" w:type="dxa"/>
+              <w:right w:w="0" w:type="dxa"/>
+            </w:tcMar>
+            <w:hideMark/>
+          </w:tcPr>
+          <w:p>
+            <w:pPr>
+              <w:spacing w:line="300" w:lineRule="atLeast"/>
+              <w:rPr>
+                <w:rFonts w:ascii="Arial" w:hAnsi="Arial" w:cs="Arial"/>
+                <w:color w:val="1F1F1F"/>
+              </w:rPr>
+            </w:pPr>
+            <w:r>
+              <w:rPr>
+                <w:rFonts w:ascii="Arial" w:hAnsi="Arial" w:cs="Arial"/>
+                <w:color w:val="1F1F1F"/>
+              </w:rPr>
+              <w:t>Vai trò trong hệ thống WDIP</w:t>
+            </w:r>
+          </w:p>
+        </w:tc>
+        <w:tc>
+          <w:tcPr>
+            <w:tcW w:w="0" w:type="auto"/>
+            <w:tcBorders>
+              <w:top w:val="nil"/>
+              <w:left w:val="nil"/>
+              <w:bottom w:val="single" w:sz="6" w:space="0" w:color="C4C7C5"/>
+              <w:right w:val="nil"/>
+            </w:tcBorders>
+            <w:shd w:val="clear" w:color="auto" w:fill="auto"/>
+            <w:tcMar>
+              <w:top w:w="240" w:type="dxa"/>
+              <w:left w:w="0" w:type="dxa"/>
+              <w:bottom w:w="240" w:type="dxa"/>
+              <w:right w:w="0" w:type="dxa"/>
+            </w:tcMar>
+            <w:hideMark/>
+          </w:tcPr>
+          <w:p>
+            <w:pPr>
+              <w:spacing w:line="300" w:lineRule="atLeast"/>
+              <w:rPr>
+                <w:rFonts w:ascii="Arial" w:hAnsi="Arial" w:cs="Arial"/>
+                <w:color w:val="1F1F1F"/>
+              </w:rPr>
+            </w:pPr>
+            <w:r>
+              <w:rPr>
+                <w:rFonts w:ascii="Arial" w:hAnsi="Arial" w:cs="Arial"/>
+                <w:color w:val="1F1F1F"/>
+              </w:rPr>
+              <w:t>Mối quan hệ với CP4D</w:t>
+            </w:r>
+          </w:p>
+        </w:tc>
+      </w:tr>
+      <w:tr>
+        <w:tc>
+          <w:tcPr>
+            <w:tcW w:w="0" w:type="auto"/>
+            <w:tcBorders>
+              <w:top w:val="nil"/>
+              <w:left w:val="nil"/>
+              <w:bottom w:val="single" w:sz="6" w:space="0" w:color="C4C7C5"/>
+              <w:right w:val="nil"/>
+            </w:tcBorders>
+            <w:shd w:val="clear" w:color="auto" w:fill="auto"/>
+            <w:tcMar>
+              <w:top w:w="240" w:type="dxa"/>
+              <w:left w:w="0" w:type="dxa"/>
+              <w:bottom w:w="240" w:type="dxa"/>
+              <w:right w:w="0" w:type="dxa"/>
+            </w:tcMar>
+            <w:hideMark/>
+          </w:tcPr>
+          <w:p>
+            <w:pPr>
+              <w:spacing w:line="300" w:lineRule="atLeast"/>
+              <w:rPr>
+                <w:rFonts w:ascii="Arial" w:hAnsi="Arial" w:cs="Arial"/>
+                <w:color w:val="1F1F1F"/>
+              </w:rPr>
+            </w:pPr>
+            <w:r>
+              <w:rPr>
+                <w:rFonts w:ascii="Arial" w:hAnsi="Arial" w:cs="Arial"/>
+                <w:b/>
+                <w:bCs/>
+                <w:color w:val="1F1F1F"/>
+              </w:rPr>
+              <w:t>WDIP (Frontend/API)</w:t>
+            </w:r>
+          </w:p>
+        </w:tc>
+        <w:tc>
+          <w:tcPr>
+            <w:tcW w:w="0" w:type="auto"/>
+            <w:tcBorders>
+              <w:top w:val="nil"/>
+              <w:left w:val="nil"/>
+              <w:bottom w:val="single" w:sz="6" w:space="0" w:color="C4C7C5"/>
+              <w:right w:val="nil"/>
+            </w:tcBorders>
+            <w:shd w:val="clear" w:color="auto" w:fill="auto"/>
+            <w:tcMar>
+              <w:top w:w="240" w:type="dxa"/>
+              <w:left w:w="0" w:type="dxa"/>
+              <w:bottom w:w="240" w:type="dxa"/>
+              <w:right w:w="0" w:type="dxa"/>
+            </w:tcMar>
+            <w:hideMark/>
+          </w:tcPr>
+          <w:p>
+            <w:pPr>
+              <w:spacing w:line="300" w:lineRule="atLeast"/>
+              <w:rPr>
+                <w:rFonts w:ascii="Arial" w:hAnsi="Arial" w:cs="Arial"/>
+                <w:color w:val="1F1F1F"/>
+              </w:rPr>
+            </w:pPr>
+            <w:r>
+              <w:rPr>
+                <w:rFonts w:ascii="Arial" w:hAnsi="Arial" w:cs="Arial"/>
+                <w:color w:val="1F1F1F"/>
+              </w:rPr>
+              <w:t>Giao tiếp người dùng, quản lý phiên upload 5GB.</w:t>
+            </w:r>
+          </w:p>
+        </w:tc>
+        <w:tc>
+          <w:tcPr>
+            <w:tcW w:w="0" w:type="auto"/>
+            <w:tcBorders>
+              <w:top w:val="nil"/>
+              <w:left w:val="nil"/>
+              <w:bottom w:val="single" w:sz="6" w:space="0" w:color="C4C7C5"/>
+              <w:right w:val="nil"/>
+            </w:tcBorders>
+            <w:shd w:val="clear" w:color="auto" w:fill="auto"/>
+            <w:tcMar>
+              <w:top w:w="240" w:type="dxa"/>
+              <w:left w:w="0" w:type="dxa"/>
+              <w:bottom w:w="240" w:type="dxa"/>
+              <w:right w:w="0" w:type="dxa"/>
+            </w:tcMar>
+            <w:hideMark/>
+          </w:tcPr>
+          <w:p>
+            <w:pPr>
+              <w:spacing w:line="300" w:lineRule="atLeast"/>
+              <w:rPr>
+                <w:rFonts w:ascii="Arial" w:hAnsi="Arial" w:cs="Arial"/>
+                <w:color w:val="1F1F1F"/>
+              </w:rPr>
+            </w:pPr>
+            <w:r>
+              <w:rPr>
+                <w:rFonts w:ascii="Arial" w:hAnsi="Arial" w:cs="Arial"/>
+                <w:b/>
+                <w:bCs/>
+                <w:color w:val="1F1F1F"/>
+              </w:rPr>
+              <w:t>Độc lập hoàn toàn</w:t>
+            </w:r>
+            <w:r>
+              <w:rPr>
+                <w:rFonts w:ascii="Arial" w:hAnsi="Arial" w:cs="Arial"/>
+                <w:color w:val="1F1F1F"/>
+              </w:rPr>
+              <w:t> (Chạy trên OCP).</w:t>
+            </w:r>
+          </w:p>
+        </w:tc>
+      </w:tr>
+      <w:tr>
+        <w:tc>
+          <w:tcPr>
+            <w:tcW w:w="0" w:type="auto"/>
+            <w:tcBorders>
+              <w:top w:val="nil"/>
+              <w:left w:val="nil"/>
+              <w:bottom w:val="single" w:sz="6" w:space="0" w:color="C4C7C5"/>
+              <w:right w:val="nil"/>
+            </w:tcBorders>
+            <w:shd w:val="clear" w:color="auto" w:fill="auto"/>
+            <w:tcMar>
+              <w:top w:w="240" w:type="dxa"/>
+              <w:left w:w="0" w:type="dxa"/>
+              <w:bottom w:w="240" w:type="dxa"/>
+              <w:right w:w="0" w:type="dxa"/>
+            </w:tcMar>
+            <w:hideMark/>
+          </w:tcPr>
+          <w:p>
+            <w:pPr>
+              <w:spacing w:line="300" w:lineRule="atLeast"/>
+              <w:rPr>
+                <w:rFonts w:ascii="Arial" w:hAnsi="Arial" w:cs="Arial"/>
+                <w:color w:val="1F1F1F"/>
+              </w:rPr>
+            </w:pPr>
+            <w:r>
+              <w:rPr>
+                <w:rFonts w:ascii="Arial" w:hAnsi="Arial" w:cs="Arial"/>
+                <w:b/>
+                <w:bCs/>
+                <w:color w:val="1F1F1F"/>
+              </w:rPr>
+              <w:t>Kafka</w:t>
+            </w:r>
+          </w:p>
+        </w:tc>
+        <w:tc>
+          <w:tcPr>
+            <w:tcW w:w="0" w:type="auto"/>
+            <w:tcBorders>
+              <w:top w:val="nil"/>
+              <w:left w:val="nil"/>
+              <w:bottom w:val="single" w:sz="6" w:space="0" w:color="C4C7C5"/>
+              <w:right w:val="nil"/>
+            </w:tcBorders>
+            <w:shd w:val="clear" w:color="auto" w:fill="auto"/>
+            <w:tcMar>
+              <w:top w:w="240" w:type="dxa"/>
+              <w:left w:w="0" w:type="dxa"/>
+              <w:bottom w:w="240" w:type="dxa"/>
+              <w:right w:w="0" w:type="dxa"/>
+            </w:tcMar>
+            <w:hideMark/>
+          </w:tcPr>
+          <w:p>
+            <w:pPr>
+              <w:spacing w:line="300" w:lineRule="atLeast"/>
+              <w:rPr>
+                <w:rFonts w:ascii="Arial" w:hAnsi="Arial" w:cs="Arial"/>
+                <w:color w:val="1F1F1F"/>
+              </w:rPr>
+            </w:pPr>
+            <w:r>
+              <w:rPr>
+                <w:rFonts w:ascii="Arial" w:hAnsi="Arial" w:cs="Arial"/>
+                <w:color w:val="1F1F1F"/>
+              </w:rPr>
+              <w:t>"Băng chuyền" luân chuyển thông tin.</w:t>
+            </w:r>
+          </w:p>
+        </w:tc>
+        <w:tc>
+          <w:tcPr>
+            <w:tcW w:w="0" w:type="auto"/>
+            <w:tcBorders>
+              <w:top w:val="nil"/>
+              <w:left w:val="nil"/>
+              <w:bottom w:val="single" w:sz="6" w:space="0" w:color="C4C7C5"/>
+              <w:right w:val="nil"/>
+            </w:tcBorders>
+            <w:shd w:val="clear" w:color="auto" w:fill="auto"/>
+            <w:tcMar>
+              <w:top w:w="240" w:type="dxa"/>
+              <w:left w:w="0" w:type="dxa"/>
+              <w:bottom w:w="240" w:type="dxa"/>
+              <w:right w:w="0" w:type="dxa"/>
+            </w:tcMar>
+            <w:hideMark/>
+          </w:tcPr>
+          <w:p>
+            <w:pPr>
+              <w:spacing w:line="300" w:lineRule="atLeast"/>
+              <w:rPr>
+                <w:rFonts w:ascii="Arial" w:hAnsi="Arial" w:cs="Arial"/>
+                <w:color w:val="1F1F1F"/>
+              </w:rPr>
+            </w:pPr>
+            <w:r>
+              <w:rPr>
+                <w:rFonts w:ascii="Arial" w:hAnsi="Arial" w:cs="Arial"/>
+                <w:b/>
+                <w:bCs/>
+                <w:color w:val="1F1F1F"/>
+              </w:rPr>
+              <w:t>Dùng chung</w:t>
+            </w:r>
+            <w:r>
+              <w:rPr>
+                <w:rFonts w:ascii="Arial" w:hAnsi="Arial" w:cs="Arial"/>
+                <w:color w:val="1F1F1F"/>
+              </w:rPr>
+              <w:t> (Bankwide).</w:t>
+            </w:r>
+          </w:p>
+        </w:tc>
+      </w:tr>
+      <w:tr>
+        <w:tc>
+          <w:tcPr>
+            <w:tcW w:w="0" w:type="auto"/>
+            <w:tcBorders>
+              <w:top w:val="nil"/>
+              <w:left w:val="nil"/>
+              <w:bottom w:val="single" w:sz="6" w:space="0" w:color="C4C7C5"/>
+              <w:right w:val="nil"/>
+            </w:tcBorders>
+            <w:shd w:val="clear" w:color="auto" w:fill="auto"/>
+            <w:tcMar>
+              <w:top w:w="240" w:type="dxa"/>
+              <w:left w:w="0" w:type="dxa"/>
+              <w:bottom w:w="240" w:type="dxa"/>
+              <w:right w:w="0" w:type="dxa"/>
+            </w:tcMar>
+            <w:hideMark/>
+          </w:tcPr>
+          <w:p>
+            <w:pPr>
+              <w:spacing w:line="300" w:lineRule="atLeast"/>
+              <w:rPr>
+                <w:rFonts w:ascii="Arial" w:hAnsi="Arial" w:cs="Arial"/>
+                <w:color w:val="1F1F1F"/>
+              </w:rPr>
+            </w:pPr>
+            <w:r>
+              <w:rPr>
+                <w:rFonts w:ascii="Arial" w:hAnsi="Arial" w:cs="Arial"/>
+                <w:b/>
+                <w:bCs/>
+                <w:color w:val="1F1F1F"/>
+              </w:rPr>
+              <w:t>DataStage</w:t>
+            </w:r>
+          </w:p>
+        </w:tc>
+        <w:tc>
+          <w:tcPr>
+            <w:tcW w:w="0" w:type="auto"/>
+            <w:tcBorders>
+              <w:top w:val="nil"/>
+              <w:left w:val="nil"/>
+              <w:bottom w:val="single" w:sz="6" w:space="0" w:color="C4C7C5"/>
+              <w:right w:val="nil"/>
+            </w:tcBorders>
+            <w:shd w:val="clear" w:color="auto" w:fill="auto"/>
+            <w:tcMar>
+              <w:top w:w="240" w:type="dxa"/>
+              <w:left w:w="0" w:type="dxa"/>
+              <w:bottom w:w="240" w:type="dxa"/>
+              <w:right w:w="0" w:type="dxa"/>
+            </w:tcMar>
+            <w:hideMark/>
+          </w:tcPr>
+          <w:p>
+            <w:pPr>
+              <w:spacing w:line="300" w:lineRule="atLeast"/>
+              <w:rPr>
+                <w:rFonts w:ascii="Arial" w:hAnsi="Arial" w:cs="Arial"/>
+                <w:color w:val="1F1F1F"/>
+              </w:rPr>
+            </w:pPr>
+            <w:r>
+              <w:rPr>
+                <w:rFonts w:ascii="Arial" w:hAnsi="Arial" w:cs="Arial"/>
+                <w:color w:val="1F1F1F"/>
+              </w:rPr>
+              <w:t>Kiểm tra cấu hình file và nạp vào DB.</w:t>
+            </w:r>
+          </w:p>
+        </w:tc>
+        <w:tc>
+          <w:tcPr>
+            <w:tcW w:w="0" w:type="auto"/>
+            <w:tcBorders>
+              <w:top w:val="nil"/>
+              <w:left w:val="nil"/>
+              <w:bottom w:val="single" w:sz="6" w:space="0" w:color="C4C7C5"/>
+              <w:right w:val="nil"/>
+            </w:tcBorders>
+            <w:shd w:val="clear" w:color="auto" w:fill="auto"/>
+            <w:tcMar>
+              <w:top w:w="240" w:type="dxa"/>
+              <w:left w:w="0" w:type="dxa"/>
+              <w:bottom w:w="240" w:type="dxa"/>
+              <w:right w:w="0" w:type="dxa"/>
+            </w:tcMar>
+            <w:hideMark/>
+          </w:tcPr>
+          <w:p>
+            <w:pPr>
+              <w:spacing w:line="300" w:lineRule="atLeast"/>
+              <w:rPr>
+                <w:rFonts w:ascii="Arial" w:hAnsi="Arial" w:cs="Arial"/>
+                <w:color w:val="1F1F1F"/>
+              </w:rPr>
+            </w:pPr>
+            <w:r>
+              <w:rPr>
+                <w:rFonts w:ascii="Arial" w:hAnsi="Arial" w:cs="Arial"/>
+                <w:b/>
+                <w:bCs/>
+                <w:color w:val="1F1F1F"/>
+              </w:rPr>
+              <w:t>Dịch vụ dùng chung</w:t>
+            </w:r>
+            <w:r>
+              <w:rPr>
+                <w:rFonts w:ascii="Arial" w:hAnsi="Arial" w:cs="Arial"/>
+                <w:color w:val="1F1F1F"/>
+              </w:rPr>
+              <w:t> (CP4D).</w:t>
+            </w:r>
+          </w:p>
+        </w:tc>
+      </w:tr>
+      <w:tr>
+        <w:tc>
+          <w:tcPr>
+            <w:tcW w:w="0" w:type="auto"/>
+            <w:tcBorders>
+              <w:top w:val="nil"/>
+              <w:left w:val="nil"/>
+              <w:bottom w:val="single" w:sz="6" w:space="0" w:color="C4C7C5"/>
+              <w:right w:val="nil"/>
+            </w:tcBorders>
+            <w:shd w:val="clear" w:color="auto" w:fill="auto"/>
+            <w:tcMar>
+              <w:top w:w="240" w:type="dxa"/>
+              <w:left w:w="0" w:type="dxa"/>
+              <w:bottom w:w="240" w:type="dxa"/>
+              <w:right w:w="0" w:type="dxa"/>
+            </w:tcMar>
+            <w:hideMark/>
+          </w:tcPr>
+          <w:p>
+            <w:pPr>
+              <w:spacing w:line="300" w:lineRule="atLeast"/>
+              <w:rPr>
+                <w:rFonts w:ascii="Arial" w:hAnsi="Arial" w:cs="Arial"/>
+                <w:color w:val="1F1F1F"/>
+              </w:rPr>
+            </w:pPr>
+            <w:r>
+              <w:rPr>
+                <w:rFonts w:ascii="Arial" w:hAnsi="Arial" w:cs="Arial"/>
+                <w:b/>
+                <w:bCs/>
+                <w:color w:val="1F1F1F"/>
+              </w:rPr>
+              <w:t>Dell ECS</w:t>
+            </w:r>
+          </w:p>
+        </w:tc>
+        <w:tc>
+          <w:tcPr>
+            <w:tcW w:w="0" w:type="auto"/>
+            <w:tcBorders>
+              <w:top w:val="nil"/>
+              <w:left w:val="nil"/>
+              <w:bottom w:val="single" w:sz="6" w:space="0" w:color="C4C7C5"/>
+              <w:right w:val="nil"/>
+            </w:tcBorders>
+            <w:shd w:val="clear" w:color="auto" w:fill="auto"/>
+            <w:tcMar>
+              <w:top w:w="240" w:type="dxa"/>
+              <w:left w:w="0" w:type="dxa"/>
+              <w:bottom w:w="240" w:type="dxa"/>
+              <w:right w:w="0" w:type="dxa"/>
+            </w:tcMar>
+            <w:hideMark/>
+          </w:tcPr>
+          <w:p>
+            <w:pPr>
+              <w:spacing w:line="300" w:lineRule="atLeast"/>
+              <w:rPr>
+                <w:rFonts w:ascii="Arial" w:hAnsi="Arial" w:cs="Arial"/>
+                <w:color w:val="1F1F1F"/>
+              </w:rPr>
+            </w:pPr>
+            <w:r>
+              <w:rPr>
+                <w:rFonts w:ascii="Arial" w:hAnsi="Arial" w:cs="Arial"/>
+                <w:color w:val="1F1F1F"/>
+              </w:rPr>
+              <w:t>Nơi lưu trữ file tạm thời.</w:t>
+            </w:r>
+          </w:p>
+        </w:tc>
+        <w:tc>
+          <w:tcPr>
+            <w:tcW w:w="0" w:type="auto"/>
+            <w:tcBorders>
+              <w:top w:val="nil"/>
+              <w:left w:val="nil"/>
+              <w:bottom w:val="single" w:sz="6" w:space="0" w:color="C4C7C5"/>
+              <w:right w:val="nil"/>
+            </w:tcBorders>
+            <w:shd w:val="clear" w:color="auto" w:fill="auto"/>
+            <w:tcMar>
+              <w:top w:w="240" w:type="dxa"/>
+              <w:left w:w="0" w:type="dxa"/>
+              <w:bottom w:w="240" w:type="dxa"/>
+              <w:right w:w="0" w:type="dxa"/>
+            </w:tcMar>
+            <w:hideMark/>
+          </w:tcPr>
+          <w:p>
+            <w:pPr>
+              <w:spacing w:line="300" w:lineRule="atLeast"/>
+              <w:rPr>
+                <w:rFonts w:ascii="Arial" w:hAnsi="Arial" w:cs="Arial"/>
+                <w:color w:val="1F1F1F"/>
+              </w:rPr>
+            </w:pPr>
+            <w:r>
+              <w:rPr>
+                <w:rFonts w:ascii="Arial" w:hAnsi="Arial" w:cs="Arial"/>
+                <w:b/>
+                <w:bCs/>
+                <w:color w:val="1F1F1F"/>
+              </w:rPr>
+              <w:t>Hạ tầng dùng chung</w:t>
+            </w:r>
+            <w:r>
+              <w:rPr>
+                <w:rFonts w:ascii="Arial" w:hAnsi="Arial" w:cs="Arial"/>
+                <w:color w:val="1F1F1F"/>
+              </w:rPr>
+              <w:t> (External).</w:t>
+            </w:r>
+          </w:p>
+        </w:tc>
+      </w:tr>
+    </w:tbl>
+    <w:p>
+      <w:pPr>
+        <w:shd w:val="clear" w:color="auto" w:fill="FFFFFF"/>
+        <w:spacing w:line="240" w:lineRule="auto"/>
+        <w:rPr>
+          <w:rFonts w:ascii="Arial" w:hAnsi="Arial" w:cs="Arial"/>
+          <w:color w:val="1F1F1F"/>
+        </w:rPr>
+      </w:pPr>
+      <w:r>
+        <w:rPr>
+          <w:rFonts w:ascii="Arial" w:hAnsi="Arial" w:cs="Arial"/>
+          <w:color w:val="1F1F1F"/>
+        </w:rPr>
+        <w:pict w14:anchorId="20B4DAAE">
+          <v:rect id="_x0000_i1057" style="width:0;height:1.5pt" o:hralign="center" o:hrstd="t" o:hr="t" fillcolor="#a0a0a0" stroked="f"/>
+        </w:pict>
+      </w:r>
+    </w:p>
+    <w:p>
+      <w:pPr>
+        <w:pStyle w:val="Heading3"/>
+        <w:shd w:val="clear" w:color="auto" w:fill="FFFFFF"/>
+        <w:spacing w:before="420" w:after="120" w:line="360" w:lineRule="atLeast"/>
+        <w:rPr>
+          <w:rFonts w:ascii="Arial" w:hAnsi="Arial" w:cs="Arial"/>
+          <w:color w:val="1F1F1F"/>
+          <w:sz w:val="24"/>
+        </w:rPr>
+      </w:pPr>
+      <w:r>
+        <w:rPr>
+          <w:rFonts w:ascii="Arial" w:hAnsi="Arial" w:cs="Arial"/>
+          <w:color w:val="1F1F1F"/>
+          <w:sz w:val="24"/>
+        </w:rPr>
+        <w:t>Chốt hạ với Hội đồng:</w:t>
+      </w:r>
+    </w:p>
+    <w:p>
+      <w:pPr>
+        <w:pStyle w:val="NormalWeb"/>
+        <w:shd w:val="clear" w:color="auto" w:fill="FFFFFF"/>
+        <w:spacing w:before="0" w:beforeAutospacing="0" w:after="150" w:afterAutospacing="0"/>
+        <w:rPr>
+          <w:rFonts w:ascii="Arial" w:hAnsi="Arial" w:cs="Arial"/>
+          <w:color w:val="1F1F1F"/>
+        </w:rPr>
+      </w:pPr>
+      <w:r>
+        <w:rPr>
+          <w:rFonts w:ascii="Arial" w:hAnsi="Arial" w:cs="Arial"/>
+          <w:color w:val="1F1F1F"/>
+        </w:rPr>
+        <w:t xml:space="preserve">"Thưa Hội đồng, việc WDIP dùng DataStage cũng giống như việc một ứng dụng Mobile dùng Database Oracle của Ngân hàng. Ứng dụng Mobile vẫn là </w:t>
+      </w:r>
+      <w:r>
+        <w:rPr>
+          <w:rFonts w:ascii="Arial" w:hAnsi="Arial" w:cs="Arial"/>
+          <w:b/>
+          <w:bCs/>
+          <w:color w:val="1F1F1F"/>
+        </w:rPr>
+        <w:t>độc lập</w:t>
+      </w:r>
+      <w:r>
+        <w:rPr>
+          <w:rFonts w:ascii="Arial" w:hAnsi="Arial" w:cs="Arial"/>
+          <w:color w:val="1F1F1F"/>
+        </w:rPr>
+        <w:t xml:space="preserve">, nó chỉ tận dụng </w:t>
+      </w:r>
+      <w:r>
+        <w:rPr>
+          <w:rFonts w:ascii="Arial" w:hAnsi="Arial" w:cs="Arial"/>
+          <w:b/>
+          <w:bCs/>
+          <w:color w:val="1F1F1F"/>
+        </w:rPr>
+        <w:t>năng lực xử lý dữ liệu mạnh mẽ</w:t>
+      </w:r>
+      <w:r>
+        <w:rPr>
+          <w:rFonts w:ascii="Arial" w:hAnsi="Arial" w:cs="Arial"/>
+          <w:color w:val="1F1F1F"/>
+        </w:rPr>
+        <w:t xml:space="preserve"> có sẵn của hệ thống lõi để tránh lãng phí đầu tư. Cách tiếp cận này giúp WDIP vừa nhẹ nhàng, linh hoạt ở phía người dùng, vừa cực kỳ mạnh mẽ và tuân thủ ở phía xử lý dữ liệu."</w:t>
+      </w:r>
+    </w:p>
+    <w:p>
+      <w:pPr>
+        <w:shd w:val="clear" w:color="auto" w:fill="FFFFFF"/>
+        <w:rPr>
+          <w:rFonts w:ascii="Arial" w:hAnsi="Arial" w:cs="Arial"/>
+          <w:color w:val="1F1F1F"/>
+        </w:rPr>
+      </w:pPr>
+      <w:r>
+        <w:rPr>
+          <w:rFonts w:ascii="Arial" w:hAnsi="Arial" w:cs="Arial"/>
+          <w:color w:val="1F1F1F"/>
+        </w:rPr>
+        <w:pict w14:anchorId="553606C6">
+          <v:rect id="_x0000_i1058" style="width:0;height:1.5pt" o:hralign="center" o:hrstd="t" o:hr="t" fillcolor="#a0a0a0" stroked="f"/>
+        </w:pict>
+      </w:r>
+    </w:p>
+    <w:p>
+      <w:pPr>
+        <w:pStyle w:val="NormalWeb"/>
+        <w:shd w:val="clear" w:color="auto" w:fill="FFFFFF"/>
+        <w:spacing w:before="0" w:beforeAutospacing="0" w:after="150" w:afterAutospacing="0"/>
+        <w:rPr>
+          <w:rFonts w:ascii="Arial" w:hAnsi="Arial" w:cs="Arial"/>
+          <w:color w:val="1F1F1F"/>
+        </w:rPr>
+      </w:pPr>
+      <w:r>
+        <w:rPr>
+          <w:rFonts w:ascii="Arial" w:hAnsi="Arial" w:cs="Arial"/>
+          <w:b/>
+          <w:bCs/>
+          <w:color w:val="1F1F1F"/>
+        </w:rPr>
+        <w:t>CIO's Conclusion:</w:t>
+      </w:r>
+      <w:r>
+        <w:rPr>
+          <w:rFonts w:ascii="Arial" w:hAnsi="Arial" w:cs="Arial"/>
+          <w:color w:val="1F1F1F"/>
+        </w:rPr>
+        <w:t xml:space="preserve"> Câu trả lời này đã hóa giải được sự "mâu thuẫn" mà Hội đồng đưa ra. Bạn đã khẳng định được WDIP là </w:t>
+      </w:r>
+      <w:r>
+        <w:rPr>
+          <w:rFonts w:ascii="Arial" w:hAnsi="Arial" w:cs="Arial"/>
+          <w:b/>
+          <w:bCs/>
+          <w:color w:val="1F1F1F"/>
+        </w:rPr>
+        <w:t>"Chủ thể điều phối"</w:t>
+      </w:r>
+      <w:r>
+        <w:rPr>
+          <w:rFonts w:ascii="Arial" w:hAnsi="Arial" w:cs="Arial"/>
+          <w:color w:val="1F1F1F"/>
+        </w:rPr>
+        <w:t xml:space="preserve"> (Orchestrator), còn DataStage là </w:t>
+      </w:r>
+      <w:r>
+        <w:rPr>
+          <w:rFonts w:ascii="Arial" w:hAnsi="Arial" w:cs="Arial"/>
+          <w:b/>
+          <w:bCs/>
+          <w:color w:val="1F1F1F"/>
+        </w:rPr>
+        <w:t>"Công cụ thực thi"</w:t>
+      </w:r>
+      <w:r>
+        <w:rPr>
+          <w:rFonts w:ascii="Arial" w:hAnsi="Arial" w:cs="Arial"/>
+          <w:color w:val="1F1F1F"/>
+        </w:rPr>
+        <w:t xml:space="preserve"> (Executor).</w:t>
+      </w:r>
+    </w:p>
+    <w:p>
+      <w:pPr>
         <w:rPr>
           <w:lang w:val="vi-VN"/>
         </w:rPr>
       </w:pPr>
+    </w:p>
+    <w:p>
+      <w:pPr>
+        <w:rPr>
+          <w:lang w:val="vi-VN"/>
+        </w:rPr>
+      </w:pPr>
+      <w:r>
+        <w:rPr>
+          <w:lang w:val="vi-VN"/>
+        </w:rPr>
+        <w:t>Câu hỏi:</w:t>
+      </w:r>
+    </w:p>
+    <w:p>
+      <w:pPr>
+        <w:pStyle w:val="query-text-line"/>
+        <w:shd w:val="clear" w:color="auto" w:fill="FFFFFF"/>
+        <w:spacing w:before="0" w:beforeAutospacing="0" w:after="0" w:afterAutospacing="0" w:line="360" w:lineRule="atLeast"/>
+        <w:rPr>
+          <w:rFonts w:ascii="Arial" w:hAnsi="Arial" w:cs="Arial"/>
+          <w:color w:val="1F1F1F"/>
+        </w:rPr>
+      </w:pPr>
+      <w:r>
+        <w:rPr>
+          <w:rFonts w:ascii="Arial" w:hAnsi="Arial" w:cs="Arial"/>
+          <w:color w:val="1F1F1F"/>
+        </w:rPr>
+        <w:t>Vậy nếu tôi đưa ra quyết định WDIP là module thuộc EDP. Hội đồng hỏi tại sao không tách WDIP ra thành hệ thống riêng thì trả lời như nào?</w:t>
+      </w:r>
+    </w:p>
+    <w:p>
+      <w:pPr>
+        <w:pStyle w:val="Heading2"/>
+        <w:shd w:val="clear" w:color="auto" w:fill="FFFFFF"/>
+        <w:spacing w:before="0"/>
+        <w:ind w:left="-15" w:right="-15"/>
+        <w:rPr>
+          <w:rFonts w:cs="Times New Roman"/>
+          <w:color w:val="1F1F1F"/>
+          <w:lang w:val="vi-VN"/>
+        </w:rPr>
+      </w:pPr>
+      <w:r>
+        <w:rPr>
+          <w:rFonts w:cs="Times New Roman"/>
+          <w:color w:val="1F1F1F"/>
+        </w:rPr>
+        <w:t>Trả</w:t>
+      </w:r>
+      <w:r>
+        <w:rPr>
+          <w:rFonts w:cs="Times New Roman"/>
+          <w:color w:val="1F1F1F"/>
+          <w:lang w:val="vi-VN"/>
+        </w:rPr>
+        <w:t xml:space="preserve"> lời:</w:t>
+      </w:r>
+    </w:p>
+    <w:p>
+      <w:pPr>
+        <w:pStyle w:val="NormalWeb"/>
+        <w:shd w:val="clear" w:color="auto" w:fill="FFFFFF"/>
+        <w:spacing w:before="0" w:beforeAutospacing="0" w:after="150" w:afterAutospacing="0"/>
+        <w:rPr>
+          <w:rFonts w:ascii="Arial" w:hAnsi="Arial" w:cs="Arial"/>
+          <w:color w:val="1F1F1F"/>
+        </w:rPr>
+      </w:pPr>
+      <w:r>
+        <w:rPr>
+          <w:rFonts w:ascii="Arial" w:hAnsi="Arial" w:cs="Arial"/>
+          <w:color w:val="1F1F1F"/>
+        </w:rPr>
+        <w:t xml:space="preserve">Đây là một tình huống lật ngược vấn đề rất thú vị. Trong kiến trúc phần mềm, không có câu trả lời "sai", chỉ có câu trả lời </w:t>
+      </w:r>
+      <w:r>
+        <w:rPr>
+          <w:rFonts w:ascii="Arial" w:hAnsi="Arial" w:cs="Arial"/>
+          <w:b/>
+          <w:bCs/>
+          <w:color w:val="1F1F1F"/>
+        </w:rPr>
+        <w:t>"phù hợp nhất với chiến lược tại thời điểm đó"</w:t>
+      </w:r>
+      <w:r>
+        <w:rPr>
+          <w:rFonts w:ascii="Arial" w:hAnsi="Arial" w:cs="Arial"/>
+          <w:color w:val="1F1F1F"/>
+        </w:rPr>
+        <w:t>.</w:t>
+      </w:r>
+    </w:p>
+    <w:p>
+      <w:pPr>
+        <w:pStyle w:val="NormalWeb"/>
+        <w:shd w:val="clear" w:color="auto" w:fill="FFFFFF"/>
+        <w:spacing w:before="0" w:beforeAutospacing="0" w:after="150" w:afterAutospacing="0"/>
+        <w:rPr>
+          <w:rFonts w:ascii="Arial" w:hAnsi="Arial" w:cs="Arial"/>
+          <w:color w:val="1F1F1F"/>
+        </w:rPr>
+      </w:pPr>
+      <w:r>
+        <w:rPr>
+          <w:rFonts w:ascii="Arial" w:hAnsi="Arial" w:cs="Arial"/>
+          <w:color w:val="1F1F1F"/>
+        </w:rPr>
+        <w:lastRenderedPageBreak/>
+        <w:t xml:space="preserve">Nếu bạn quyết định WDIP là một </w:t>
+      </w:r>
+      <w:r>
+        <w:rPr>
+          <w:rFonts w:ascii="Arial" w:hAnsi="Arial" w:cs="Arial"/>
+          <w:b/>
+          <w:bCs/>
+          <w:color w:val="1F1F1F"/>
+        </w:rPr>
+        <w:t>Module/Sub-system của EDP</w:t>
+      </w:r>
+      <w:r>
+        <w:rPr>
+          <w:rFonts w:ascii="Arial" w:hAnsi="Arial" w:cs="Arial"/>
+          <w:color w:val="1F1F1F"/>
+        </w:rPr>
+        <w:t xml:space="preserve">, bạn cần chuyển sang lập luận theo hướng </w:t>
+      </w:r>
+      <w:r>
+        <w:rPr>
+          <w:rFonts w:ascii="Arial" w:hAnsi="Arial" w:cs="Arial"/>
+          <w:b/>
+          <w:bCs/>
+          <w:color w:val="1F1F1F"/>
+        </w:rPr>
+        <w:t>Tối ưu hóa nguồn lực (Resource Optimization)</w:t>
+      </w:r>
+      <w:r>
+        <w:rPr>
+          <w:rFonts w:ascii="Arial" w:hAnsi="Arial" w:cs="Arial"/>
+          <w:color w:val="1F1F1F"/>
+        </w:rPr>
+        <w:t xml:space="preserve"> và </w:t>
+      </w:r>
+      <w:r>
+        <w:rPr>
+          <w:rFonts w:ascii="Arial" w:hAnsi="Arial" w:cs="Arial"/>
+          <w:b/>
+          <w:bCs/>
+          <w:color w:val="1F1F1F"/>
+        </w:rPr>
+        <w:t>Tính nhất quán (Consistency)</w:t>
+      </w:r>
+      <w:r>
+        <w:rPr>
+          <w:rFonts w:ascii="Arial" w:hAnsi="Arial" w:cs="Arial"/>
+          <w:color w:val="1F1F1F"/>
+        </w:rPr>
+        <w:t>.</w:t>
+      </w:r>
+    </w:p>
+    <w:p>
+      <w:pPr>
+        <w:pStyle w:val="NormalWeb"/>
+        <w:shd w:val="clear" w:color="auto" w:fill="FFFFFF"/>
+        <w:spacing w:before="0" w:beforeAutospacing="0" w:after="150" w:afterAutospacing="0"/>
+        <w:rPr>
+          <w:rFonts w:ascii="Arial" w:hAnsi="Arial" w:cs="Arial"/>
+          <w:color w:val="1F1F1F"/>
+        </w:rPr>
+      </w:pPr>
+      <w:r>
+        <w:rPr>
+          <w:rFonts w:ascii="Arial" w:hAnsi="Arial" w:cs="Arial"/>
+          <w:color w:val="1F1F1F"/>
+        </w:rPr>
+        <w:t>Dưới đây là cách trả lời "thủ thủ" để thuyết phục Hội đồng rằng "Gộp vào là thượng sách":</w:t>
+      </w:r>
+    </w:p>
+    <w:p>
+      <w:pPr>
+        <w:shd w:val="clear" w:color="auto" w:fill="FFFFFF"/>
+        <w:rPr>
+          <w:rFonts w:ascii="Arial" w:hAnsi="Arial" w:cs="Arial"/>
+          <w:color w:val="1F1F1F"/>
+        </w:rPr>
+      </w:pPr>
+      <w:r>
+        <w:rPr>
+          <w:rFonts w:ascii="Arial" w:hAnsi="Arial" w:cs="Arial"/>
+          <w:color w:val="1F1F1F"/>
+        </w:rPr>
+        <w:pict w14:anchorId="579A9777">
+          <v:rect id="_x0000_i1068" style="width:0;height:1.5pt" o:hralign="center" o:hrstd="t" o:hr="t" fillcolor="#a0a0a0" stroked="f"/>
+        </w:pict>
+      </w:r>
+    </w:p>
+    <w:p>
+      <w:pPr>
+        <w:pStyle w:val="Heading3"/>
+        <w:shd w:val="clear" w:color="auto" w:fill="FFFFFF"/>
+        <w:spacing w:before="420" w:after="120" w:line="360" w:lineRule="atLeast"/>
+        <w:rPr>
+          <w:rFonts w:ascii="Arial" w:hAnsi="Arial" w:cs="Arial"/>
+          <w:color w:val="1F1F1F"/>
+          <w:sz w:val="24"/>
+        </w:rPr>
+      </w:pPr>
+      <w:r>
+        <w:rPr>
+          <w:rFonts w:ascii="Arial" w:hAnsi="Arial" w:cs="Arial"/>
+          <w:color w:val="1F1F1F"/>
+          <w:sz w:val="24"/>
+        </w:rPr>
+        <w:t>Câu trả lời: Tại sao WDIP nên là một Module tích hợp của EDP?</w:t>
+      </w:r>
+    </w:p>
+    <w:p>
+      <w:pPr>
+        <w:pStyle w:val="NormalWeb"/>
+        <w:shd w:val="clear" w:color="auto" w:fill="FFFFFF"/>
+        <w:spacing w:before="0" w:beforeAutospacing="0" w:after="150" w:afterAutospacing="0"/>
+        <w:rPr>
+          <w:rFonts w:ascii="Arial" w:hAnsi="Arial" w:cs="Arial"/>
+          <w:color w:val="1F1F1F"/>
+        </w:rPr>
+      </w:pPr>
+      <w:r>
+        <w:rPr>
+          <w:rFonts w:ascii="Arial" w:hAnsi="Arial" w:cs="Arial"/>
+          <w:color w:val="1F1F1F"/>
+        </w:rPr>
+        <w:t xml:space="preserve">"Thưa Hội đồng, sau khi phân tích kỹ lưỡng giữa phương án tách rời và tích hợp, chúng tôi quyết định xây dựng </w:t>
+      </w:r>
+      <w:r>
+        <w:rPr>
+          <w:rFonts w:ascii="Arial" w:hAnsi="Arial" w:cs="Arial"/>
+          <w:b/>
+          <w:bCs/>
+          <w:color w:val="1F1F1F"/>
+        </w:rPr>
+        <w:t>WDIP</w:t>
+      </w:r>
+      <w:r>
+        <w:rPr>
+          <w:rFonts w:ascii="Arial" w:hAnsi="Arial" w:cs="Arial"/>
+          <w:color w:val="1F1F1F"/>
+        </w:rPr>
+        <w:t xml:space="preserve"> như một module thuộc hệ sinh thái </w:t>
+      </w:r>
+      <w:r>
+        <w:rPr>
+          <w:rFonts w:ascii="Arial" w:hAnsi="Arial" w:cs="Arial"/>
+          <w:b/>
+          <w:bCs/>
+          <w:color w:val="1F1F1F"/>
+        </w:rPr>
+        <w:t>EDP</w:t>
+      </w:r>
+      <w:r>
+        <w:rPr>
+          <w:rFonts w:ascii="Arial" w:hAnsi="Arial" w:cs="Arial"/>
+          <w:color w:val="1F1F1F"/>
+        </w:rPr>
+        <w:t xml:space="preserve"> vì 3 lý do chiến lược về vận hành và chi phí:"</w:t>
+      </w:r>
+    </w:p>
+    <w:p>
+      <w:pPr>
+        <w:pStyle w:val="Heading4"/>
+        <w:shd w:val="clear" w:color="auto" w:fill="FFFFFF"/>
+        <w:spacing w:before="420" w:after="120" w:line="360" w:lineRule="atLeast"/>
+        <w:rPr>
+          <w:rFonts w:ascii="Arial" w:hAnsi="Arial" w:cs="Arial"/>
+          <w:color w:val="1F1F1F"/>
+        </w:rPr>
+      </w:pPr>
+      <w:r>
+        <w:rPr>
+          <w:rFonts w:ascii="Arial" w:hAnsi="Arial" w:cs="Arial"/>
+          <w:color w:val="1F1F1F"/>
+        </w:rPr>
+        <w:t>1. Tận dụng tối đa Hạ tầng và Giấy phép (License &amp; Infrastructure Efficiency)</w:t>
+      </w:r>
+    </w:p>
+    <w:p>
+      <w:pPr>
+        <w:pStyle w:val="NormalWeb"/>
+        <w:numPr>
+          <w:ilvl w:val="0"/>
+          <w:numId w:val="48"/>
+        </w:numPr>
+        <w:shd w:val="clear" w:color="auto" w:fill="FFFFFF"/>
+        <w:spacing w:before="120" w:beforeAutospacing="0" w:after="150" w:afterAutospacing="0"/>
+        <w:ind w:left="0"/>
+        <w:rPr>
+          <w:rFonts w:ascii="Arial" w:hAnsi="Arial" w:cs="Arial"/>
+          <w:color w:val="1F1F1F"/>
+        </w:rPr>
+      </w:pPr>
+      <w:r>
+        <w:rPr>
+          <w:rFonts w:ascii="Arial" w:hAnsi="Arial" w:cs="Arial"/>
+          <w:b/>
+          <w:bCs/>
+          <w:color w:val="1F1F1F"/>
+        </w:rPr>
+        <w:t>Tiết kiệm chi phí:</w:t>
+      </w:r>
+      <w:r>
+        <w:rPr>
+          <w:rFonts w:ascii="Arial" w:hAnsi="Arial" w:cs="Arial"/>
+          <w:color w:val="1F1F1F"/>
+        </w:rPr>
+        <w:t xml:space="preserve"> EDP (CP4D) đã có sẵn các cụm tính toán, quản lý người dùng và lưu trữ cực kỳ mạnh mẽ. Việc xây dựng WDIP bên trong EDP giúp chúng ta tận dụng toàn bộ hạ tầng này mà không cần xin cấp mới các máy chủ ảo, hệ quản trị DB hay các cụm Kafka riêng biệt.</w:t>
+      </w:r>
+    </w:p>
+    <w:p>
+      <w:pPr>
+        <w:pStyle w:val="NormalWeb"/>
+        <w:numPr>
+          <w:ilvl w:val="0"/>
+          <w:numId w:val="48"/>
+        </w:numPr>
+        <w:shd w:val="clear" w:color="auto" w:fill="FFFFFF"/>
+        <w:spacing w:before="120" w:beforeAutospacing="0" w:after="150" w:afterAutospacing="0"/>
+        <w:ind w:left="0"/>
+        <w:rPr>
+          <w:rFonts w:ascii="Arial" w:hAnsi="Arial" w:cs="Arial"/>
+          <w:color w:val="1F1F1F"/>
+        </w:rPr>
+      </w:pPr>
+      <w:r>
+        <w:rPr>
+          <w:rFonts w:ascii="Arial" w:hAnsi="Arial" w:cs="Arial"/>
+          <w:b/>
+          <w:bCs/>
+          <w:color w:val="1F1F1F"/>
+        </w:rPr>
+        <w:t>Giảm thiểu 'Rác' hệ thống:</w:t>
+      </w:r>
+      <w:r>
+        <w:rPr>
+          <w:rFonts w:ascii="Arial" w:hAnsi="Arial" w:cs="Arial"/>
+          <w:color w:val="1F1F1F"/>
+        </w:rPr>
+        <w:t xml:space="preserve"> Việc tạo thêm một System Profile mới (WDIP) sẽ kéo theo chi phí vận hành, giám sát (Monitoring), sao lưu (Backup) và quản lý lỗ hổng bảo mật (Security Patching) cho một hệ thống độc lập. Tích hợp vào EDP giúp chúng ta quản trị tập trung.</w:t>
+      </w:r>
+    </w:p>
+    <w:p>
+      <w:pPr>
+        <w:pStyle w:val="Heading4"/>
+        <w:shd w:val="clear" w:color="auto" w:fill="FFFFFF"/>
+        <w:spacing w:before="420" w:after="120" w:line="360" w:lineRule="atLeast"/>
+        <w:rPr>
+          <w:rFonts w:ascii="Arial" w:hAnsi="Arial" w:cs="Arial"/>
+          <w:color w:val="1F1F1F"/>
+        </w:rPr>
+      </w:pPr>
+      <w:r>
+        <w:rPr>
+          <w:rFonts w:ascii="Arial" w:hAnsi="Arial" w:cs="Arial"/>
+          <w:color w:val="1F1F1F"/>
+        </w:rPr>
+        <w:t>2. Tính nhất quán về Quản trị Dữ liệu (Unified Data Governance)</w:t>
+      </w:r>
+    </w:p>
+    <w:p>
+      <w:pPr>
+        <w:pStyle w:val="NormalWeb"/>
+        <w:numPr>
+          <w:ilvl w:val="0"/>
+          <w:numId w:val="49"/>
+        </w:numPr>
+        <w:shd w:val="clear" w:color="auto" w:fill="FFFFFF"/>
+        <w:spacing w:before="120" w:beforeAutospacing="0" w:after="150" w:afterAutospacing="0"/>
+        <w:ind w:left="0"/>
+        <w:rPr>
+          <w:rFonts w:ascii="Arial" w:hAnsi="Arial" w:cs="Arial"/>
+          <w:color w:val="1F1F1F"/>
+        </w:rPr>
+      </w:pPr>
+      <w:r>
+        <w:rPr>
+          <w:rFonts w:ascii="Arial" w:hAnsi="Arial" w:cs="Arial"/>
+          <w:b/>
+          <w:bCs/>
+          <w:color w:val="1F1F1F"/>
+        </w:rPr>
+        <w:t>Một điểm chạm duy nhất:</w:t>
+      </w:r>
+      <w:r>
+        <w:rPr>
+          <w:rFonts w:ascii="Arial" w:hAnsi="Arial" w:cs="Arial"/>
+          <w:color w:val="1F1F1F"/>
+        </w:rPr>
+        <w:t xml:space="preserve"> Khi WDIP là một module của EDP, toàn bộ dòng chảy dữ liệu (Data Lineage) từ lúc người dùng upload đến khi vào kho dữ liệu được ghi nhận trong </w:t>
+      </w:r>
+      <w:r>
+        <w:rPr>
+          <w:rFonts w:ascii="Arial" w:hAnsi="Arial" w:cs="Arial"/>
+          <w:b/>
+          <w:bCs/>
+          <w:color w:val="1F1F1F"/>
+        </w:rPr>
+        <w:t>một hệ thống duy nhất</w:t>
+      </w:r>
+      <w:r>
+        <w:rPr>
+          <w:rFonts w:ascii="Arial" w:hAnsi="Arial" w:cs="Arial"/>
+          <w:color w:val="1F1F1F"/>
+        </w:rPr>
+        <w:t>. Điều này cực kỳ quan trọng cho công tác kiểm toán và quản trị dữ liệu (Data Governance).</w:t>
+      </w:r>
+    </w:p>
+    <w:p>
+      <w:pPr>
+        <w:pStyle w:val="NormalWeb"/>
+        <w:numPr>
+          <w:ilvl w:val="0"/>
+          <w:numId w:val="49"/>
+        </w:numPr>
+        <w:shd w:val="clear" w:color="auto" w:fill="FFFFFF"/>
+        <w:spacing w:before="120" w:beforeAutospacing="0" w:after="150" w:afterAutospacing="0"/>
+        <w:ind w:left="0"/>
+        <w:rPr>
+          <w:rFonts w:ascii="Arial" w:hAnsi="Arial" w:cs="Arial"/>
+          <w:color w:val="1F1F1F"/>
+        </w:rPr>
+      </w:pPr>
+      <w:r>
+        <w:rPr>
+          <w:rFonts w:ascii="Arial" w:hAnsi="Arial" w:cs="Arial"/>
+          <w:b/>
+          <w:bCs/>
+          <w:color w:val="1F1F1F"/>
+        </w:rPr>
+        <w:t>Chính sách bảo mật đồng nhất:</w:t>
+      </w:r>
+      <w:r>
+        <w:rPr>
+          <w:rFonts w:ascii="Arial" w:hAnsi="Arial" w:cs="Arial"/>
+          <w:color w:val="1F1F1F"/>
+        </w:rPr>
+        <w:t xml:space="preserve"> Chúng ta không cần thiết lập lại các chính sách IAM (Identity and Access Management) phức tạp giữa hai hệ thống khác nhau. Quyền hạn của người dùng trên WDIP sẽ được thừa hưởng trực tiếp từ cấu hình của EDP, đảm bảo không có sai lệch về an toàn thông tin.</w:t>
+      </w:r>
+    </w:p>
+    <w:p>
+      <w:pPr>
+        <w:pStyle w:val="Heading4"/>
+        <w:shd w:val="clear" w:color="auto" w:fill="FFFFFF"/>
+        <w:spacing w:before="420" w:after="120" w:line="360" w:lineRule="atLeast"/>
+        <w:rPr>
+          <w:rFonts w:ascii="Arial" w:hAnsi="Arial" w:cs="Arial"/>
+          <w:color w:val="1F1F1F"/>
+        </w:rPr>
+      </w:pPr>
+      <w:r>
+        <w:rPr>
+          <w:rFonts w:ascii="Arial" w:hAnsi="Arial" w:cs="Arial"/>
+          <w:color w:val="1F1F1F"/>
+        </w:rPr>
+        <w:t>3. Tối ưu hóa quy trình Phát triển và Triển khai (CI/CD Streamlining)</w:t>
+      </w:r>
+    </w:p>
+    <w:p>
+      <w:pPr>
+        <w:pStyle w:val="NormalWeb"/>
+        <w:numPr>
+          <w:ilvl w:val="0"/>
+          <w:numId w:val="50"/>
+        </w:numPr>
+        <w:shd w:val="clear" w:color="auto" w:fill="FFFFFF"/>
+        <w:spacing w:before="120" w:beforeAutospacing="0" w:after="150" w:afterAutospacing="0"/>
+        <w:ind w:left="0"/>
+        <w:rPr>
+          <w:rFonts w:ascii="Arial" w:hAnsi="Arial" w:cs="Arial"/>
+          <w:color w:val="1F1F1F"/>
+        </w:rPr>
+      </w:pPr>
+      <w:r>
+        <w:rPr>
+          <w:rFonts w:ascii="Arial" w:hAnsi="Arial" w:cs="Arial"/>
+          <w:b/>
+          <w:bCs/>
+          <w:color w:val="1F1F1F"/>
+        </w:rPr>
+        <w:t>Tích hợp sâu với DataStage:</w:t>
+      </w:r>
+      <w:r>
+        <w:rPr>
+          <w:rFonts w:ascii="Arial" w:hAnsi="Arial" w:cs="Arial"/>
+          <w:color w:val="1F1F1F"/>
+        </w:rPr>
+        <w:t xml:space="preserve"> Vì cùng nằm trong "một nhà", WDIP có thể gọi trực tiếp các API nội bộ hoặc trigger các Job DataStage mà không cần đi vòng qua các lớp Gateway hay Queue trung gian quá phức tạ</w:t>
+      </w:r>
       <w:bookmarkStart w:id="1" w:name="_GoBack"/>
       <w:bookmarkEnd w:id="1"/>
+      <w:r>
+        <w:rPr>
+          <w:rFonts w:ascii="Arial" w:hAnsi="Arial" w:cs="Arial"/>
+          <w:color w:val="1F1F1F"/>
+        </w:rPr>
+        <w:t>p. Điều này làm giảm độ trễ (Latency) và giảm các điểm có thể gây lỗi (Point of Failures) trong kết nối liên hệ thống.</w:t>
+      </w:r>
+    </w:p>
+    <w:p>
+      <w:pPr>
+        <w:pStyle w:val="NormalWeb"/>
+        <w:numPr>
+          <w:ilvl w:val="0"/>
+          <w:numId w:val="50"/>
+        </w:numPr>
+        <w:shd w:val="clear" w:color="auto" w:fill="FFFFFF"/>
+        <w:spacing w:before="120" w:beforeAutospacing="0" w:after="150" w:afterAutospacing="0"/>
+        <w:ind w:left="0"/>
+        <w:rPr>
+          <w:rFonts w:ascii="Arial" w:hAnsi="Arial" w:cs="Arial"/>
+          <w:color w:val="1F1F1F"/>
+        </w:rPr>
+      </w:pPr>
+      <w:r>
+        <w:rPr>
+          <w:rFonts w:ascii="Arial" w:hAnsi="Arial" w:cs="Arial"/>
+          <w:b/>
+          <w:bCs/>
+          <w:color w:val="1F1F1F"/>
+        </w:rPr>
+        <w:lastRenderedPageBreak/>
+        <w:t>Đội ngũ vận hành tập trung:</w:t>
+      </w:r>
+      <w:r>
+        <w:rPr>
+          <w:rFonts w:ascii="Arial" w:hAnsi="Arial" w:cs="Arial"/>
+          <w:color w:val="1F1F1F"/>
+        </w:rPr>
+        <w:t xml:space="preserve"> Đội ngũ đang vận hành EDP có thể quản trị luôn WDIP mà không cần đào tạo thêm về một stack công nghệ mới hay quy trình vận hành mới.</w:t>
+      </w:r>
+    </w:p>
+    <w:p>
+      <w:pPr>
+        <w:shd w:val="clear" w:color="auto" w:fill="FFFFFF"/>
+        <w:rPr>
+          <w:rFonts w:ascii="Arial" w:hAnsi="Arial" w:cs="Arial"/>
+          <w:color w:val="1F1F1F"/>
+        </w:rPr>
+      </w:pPr>
+      <w:r>
+        <w:rPr>
+          <w:rFonts w:ascii="Arial" w:hAnsi="Arial" w:cs="Arial"/>
+          <w:color w:val="1F1F1F"/>
+        </w:rPr>
+        <w:pict w14:anchorId="60B18A4B">
+          <v:rect id="_x0000_i1069" style="width:0;height:1.5pt" o:hralign="center" o:hrstd="t" o:hr="t" fillcolor="#a0a0a0" stroked="f"/>
+        </w:pict>
+      </w:r>
+    </w:p>
+    <w:p>
+      <w:pPr>
+        <w:pStyle w:val="Heading3"/>
+        <w:shd w:val="clear" w:color="auto" w:fill="FFFFFF"/>
+        <w:spacing w:before="420" w:after="120" w:line="360" w:lineRule="atLeast"/>
+        <w:rPr>
+          <w:rFonts w:ascii="Arial" w:hAnsi="Arial" w:cs="Arial"/>
+          <w:color w:val="1F1F1F"/>
+          <w:sz w:val="24"/>
+        </w:rPr>
+      </w:pPr>
+      <w:r>
+        <w:rPr>
+          <w:rFonts w:ascii="Arial" w:hAnsi="Arial" w:cs="Arial"/>
+          <w:color w:val="1F1F1F"/>
+          <w:sz w:val="24"/>
+        </w:rPr>
+        <w:t>Bảng so sánh "Gộp" vs "Tách" để bảo vệ quan điểm:</w:t>
+      </w:r>
+    </w:p>
+    <w:tbl>
+      <w:tblPr>
+        <w:tblW w:w="10380" w:type="dxa"/>
+        <w:tblCellMar>
+          <w:top w:w="15" w:type="dxa"/>
+          <w:left w:w="15" w:type="dxa"/>
+          <w:bottom w:w="15" w:type="dxa"/>
+          <w:right w:w="15" w:type="dxa"/>
+        </w:tblCellMar>
+        <w:tblLook w:val="04A0" w:firstRow="1" w:lastRow="0" w:firstColumn="1" w:lastColumn="0" w:noHBand="0" w:noVBand="1"/>
+      </w:tblPr>
+      <w:tblGrid>
+        <w:gridCol w:w="2210"/>
+        <w:gridCol w:w="3924"/>
+        <w:gridCol w:w="4246"/>
+      </w:tblGrid>
+      <w:tr>
+        <w:trPr>
+          <w:tblHeader/>
+        </w:trPr>
+        <w:tc>
+          <w:tcPr>
+            <w:tcW w:w="0" w:type="auto"/>
+            <w:tcBorders>
+              <w:top w:val="nil"/>
+              <w:left w:val="nil"/>
+              <w:bottom w:val="single" w:sz="6" w:space="0" w:color="C4C7C5"/>
+              <w:right w:val="nil"/>
+            </w:tcBorders>
+            <w:shd w:val="clear" w:color="auto" w:fill="auto"/>
+            <w:tcMar>
+              <w:top w:w="240" w:type="dxa"/>
+              <w:left w:w="0" w:type="dxa"/>
+              <w:bottom w:w="240" w:type="dxa"/>
+              <w:right w:w="0" w:type="dxa"/>
+            </w:tcMar>
+            <w:hideMark/>
+          </w:tcPr>
+          <w:p>
+            <w:pPr>
+              <w:spacing w:line="300" w:lineRule="atLeast"/>
+              <w:rPr>
+                <w:rFonts w:ascii="Arial" w:hAnsi="Arial" w:cs="Arial"/>
+                <w:color w:val="1F1F1F"/>
+                <w:sz w:val="24"/>
+                <w:szCs w:val="24"/>
+              </w:rPr>
+            </w:pPr>
+            <w:r>
+              <w:rPr>
+                <w:rFonts w:ascii="Arial" w:hAnsi="Arial" w:cs="Arial"/>
+                <w:color w:val="1F1F1F"/>
+              </w:rPr>
+              <w:t>Tiêu chí</w:t>
+            </w:r>
+          </w:p>
+        </w:tc>
+        <w:tc>
+          <w:tcPr>
+            <w:tcW w:w="0" w:type="auto"/>
+            <w:tcBorders>
+              <w:top w:val="nil"/>
+              <w:left w:val="nil"/>
+              <w:bottom w:val="single" w:sz="6" w:space="0" w:color="C4C7C5"/>
+              <w:right w:val="nil"/>
+            </w:tcBorders>
+            <w:shd w:val="clear" w:color="auto" w:fill="auto"/>
+            <w:tcMar>
+              <w:top w:w="240" w:type="dxa"/>
+              <w:left w:w="0" w:type="dxa"/>
+              <w:bottom w:w="240" w:type="dxa"/>
+              <w:right w:w="0" w:type="dxa"/>
+            </w:tcMar>
+            <w:hideMark/>
+          </w:tcPr>
+          <w:p>
+            <w:pPr>
+              <w:spacing w:line="300" w:lineRule="atLeast"/>
+              <w:rPr>
+                <w:rFonts w:ascii="Arial" w:hAnsi="Arial" w:cs="Arial"/>
+                <w:color w:val="1F1F1F"/>
+              </w:rPr>
+            </w:pPr>
+            <w:r>
+              <w:rPr>
+                <w:rFonts w:ascii="Arial" w:hAnsi="Arial" w:cs="Arial"/>
+                <w:color w:val="1F1F1F"/>
+              </w:rPr>
+              <w:t>Nếu tách thành Hệ thống riêng</w:t>
+            </w:r>
+          </w:p>
+        </w:tc>
+        <w:tc>
+          <w:tcPr>
+            <w:tcW w:w="0" w:type="auto"/>
+            <w:tcBorders>
+              <w:top w:val="nil"/>
+              <w:left w:val="nil"/>
+              <w:bottom w:val="single" w:sz="6" w:space="0" w:color="C4C7C5"/>
+              <w:right w:val="nil"/>
+            </w:tcBorders>
+            <w:shd w:val="clear" w:color="auto" w:fill="auto"/>
+            <w:tcMar>
+              <w:top w:w="240" w:type="dxa"/>
+              <w:left w:w="0" w:type="dxa"/>
+              <w:bottom w:w="240" w:type="dxa"/>
+              <w:right w:w="0" w:type="dxa"/>
+            </w:tcMar>
+            <w:hideMark/>
+          </w:tcPr>
+          <w:p>
+            <w:pPr>
+              <w:spacing w:line="300" w:lineRule="atLeast"/>
+              <w:rPr>
+                <w:rFonts w:ascii="Arial" w:hAnsi="Arial" w:cs="Arial"/>
+                <w:color w:val="1F1F1F"/>
+              </w:rPr>
+            </w:pPr>
+            <w:r>
+              <w:rPr>
+                <w:rFonts w:ascii="Arial" w:hAnsi="Arial" w:cs="Arial"/>
+                <w:color w:val="1F1F1F"/>
+              </w:rPr>
+              <w:t>Nếu là Module của EDP (Lựa chọn chọn)</w:t>
+            </w:r>
+          </w:p>
+        </w:tc>
+      </w:tr>
+      <w:tr>
+        <w:tc>
+          <w:tcPr>
+            <w:tcW w:w="0" w:type="auto"/>
+            <w:tcBorders>
+              <w:top w:val="nil"/>
+              <w:left w:val="nil"/>
+              <w:bottom w:val="single" w:sz="6" w:space="0" w:color="C4C7C5"/>
+              <w:right w:val="nil"/>
+            </w:tcBorders>
+            <w:shd w:val="clear" w:color="auto" w:fill="auto"/>
+            <w:tcMar>
+              <w:top w:w="240" w:type="dxa"/>
+              <w:left w:w="0" w:type="dxa"/>
+              <w:bottom w:w="240" w:type="dxa"/>
+              <w:right w:w="0" w:type="dxa"/>
+            </w:tcMar>
+            <w:hideMark/>
+          </w:tcPr>
+          <w:p>
+            <w:pPr>
+              <w:spacing w:line="300" w:lineRule="atLeast"/>
+              <w:rPr>
+                <w:rFonts w:ascii="Arial" w:hAnsi="Arial" w:cs="Arial"/>
+                <w:color w:val="1F1F1F"/>
+              </w:rPr>
+            </w:pPr>
+            <w:r>
+              <w:rPr>
+                <w:rFonts w:ascii="Arial" w:hAnsi="Arial" w:cs="Arial"/>
+                <w:b/>
+                <w:bCs/>
+                <w:color w:val="1F1F1F"/>
+              </w:rPr>
+              <w:t>Quản trị hệ thống</w:t>
+            </w:r>
+          </w:p>
+        </w:tc>
+        <w:tc>
+          <w:tcPr>
+            <w:tcW w:w="0" w:type="auto"/>
+            <w:tcBorders>
+              <w:top w:val="nil"/>
+              <w:left w:val="nil"/>
+              <w:bottom w:val="single" w:sz="6" w:space="0" w:color="C4C7C5"/>
+              <w:right w:val="nil"/>
+            </w:tcBorders>
+            <w:shd w:val="clear" w:color="auto" w:fill="auto"/>
+            <w:tcMar>
+              <w:top w:w="240" w:type="dxa"/>
+              <w:left w:w="0" w:type="dxa"/>
+              <w:bottom w:w="240" w:type="dxa"/>
+              <w:right w:w="0" w:type="dxa"/>
+            </w:tcMar>
+            <w:hideMark/>
+          </w:tcPr>
+          <w:p>
+            <w:pPr>
+              <w:spacing w:line="300" w:lineRule="atLeast"/>
+              <w:rPr>
+                <w:rFonts w:ascii="Arial" w:hAnsi="Arial" w:cs="Arial"/>
+                <w:color w:val="1F1F1F"/>
+              </w:rPr>
+            </w:pPr>
+            <w:r>
+              <w:rPr>
+                <w:rFonts w:ascii="Arial" w:hAnsi="Arial" w:cs="Arial"/>
+                <w:color w:val="1F1F1F"/>
+              </w:rPr>
+              <w:t>Tăng thêm 1 đầu mối vận hành</w:t>
+            </w:r>
+          </w:p>
+        </w:tc>
+        <w:tc>
+          <w:tcPr>
+            <w:tcW w:w="0" w:type="auto"/>
+            <w:tcBorders>
+              <w:top w:val="nil"/>
+              <w:left w:val="nil"/>
+              <w:bottom w:val="single" w:sz="6" w:space="0" w:color="C4C7C5"/>
+              <w:right w:val="nil"/>
+            </w:tcBorders>
+            <w:shd w:val="clear" w:color="auto" w:fill="auto"/>
+            <w:tcMar>
+              <w:top w:w="240" w:type="dxa"/>
+              <w:left w:w="0" w:type="dxa"/>
+              <w:bottom w:w="240" w:type="dxa"/>
+              <w:right w:w="0" w:type="dxa"/>
+            </w:tcMar>
+            <w:hideMark/>
+          </w:tcPr>
+          <w:p>
+            <w:pPr>
+              <w:spacing w:line="300" w:lineRule="atLeast"/>
+              <w:rPr>
+                <w:rFonts w:ascii="Arial" w:hAnsi="Arial" w:cs="Arial"/>
+                <w:color w:val="1F1F1F"/>
+              </w:rPr>
+            </w:pPr>
+            <w:r>
+              <w:rPr>
+                <w:rFonts w:ascii="Arial" w:hAnsi="Arial" w:cs="Arial"/>
+                <w:b/>
+                <w:bCs/>
+                <w:color w:val="1F1F1F"/>
+              </w:rPr>
+              <w:t>Tận dụng đội ngũ vận hành EDP</w:t>
+            </w:r>
+          </w:p>
+        </w:tc>
+      </w:tr>
+      <w:tr>
+        <w:tc>
+          <w:tcPr>
+            <w:tcW w:w="0" w:type="auto"/>
+            <w:tcBorders>
+              <w:top w:val="nil"/>
+              <w:left w:val="nil"/>
+              <w:bottom w:val="single" w:sz="6" w:space="0" w:color="C4C7C5"/>
+              <w:right w:val="nil"/>
+            </w:tcBorders>
+            <w:shd w:val="clear" w:color="auto" w:fill="auto"/>
+            <w:tcMar>
+              <w:top w:w="240" w:type="dxa"/>
+              <w:left w:w="0" w:type="dxa"/>
+              <w:bottom w:w="240" w:type="dxa"/>
+              <w:right w:w="0" w:type="dxa"/>
+            </w:tcMar>
+            <w:hideMark/>
+          </w:tcPr>
+          <w:p>
+            <w:pPr>
+              <w:spacing w:line="300" w:lineRule="atLeast"/>
+              <w:rPr>
+                <w:rFonts w:ascii="Arial" w:hAnsi="Arial" w:cs="Arial"/>
+                <w:color w:val="1F1F1F"/>
+              </w:rPr>
+            </w:pPr>
+            <w:r>
+              <w:rPr>
+                <w:rFonts w:ascii="Arial" w:hAnsi="Arial" w:cs="Arial"/>
+                <w:b/>
+                <w:bCs/>
+                <w:color w:val="1F1F1F"/>
+              </w:rPr>
+              <w:t>Chi phí hạ tầng</w:t>
+            </w:r>
+          </w:p>
+        </w:tc>
+        <w:tc>
+          <w:tcPr>
+            <w:tcW w:w="0" w:type="auto"/>
+            <w:tcBorders>
+              <w:top w:val="nil"/>
+              <w:left w:val="nil"/>
+              <w:bottom w:val="single" w:sz="6" w:space="0" w:color="C4C7C5"/>
+              <w:right w:val="nil"/>
+            </w:tcBorders>
+            <w:shd w:val="clear" w:color="auto" w:fill="auto"/>
+            <w:tcMar>
+              <w:top w:w="240" w:type="dxa"/>
+              <w:left w:w="0" w:type="dxa"/>
+              <w:bottom w:w="240" w:type="dxa"/>
+              <w:right w:w="0" w:type="dxa"/>
+            </w:tcMar>
+            <w:hideMark/>
+          </w:tcPr>
+          <w:p>
+            <w:pPr>
+              <w:spacing w:line="300" w:lineRule="atLeast"/>
+              <w:rPr>
+                <w:rFonts w:ascii="Arial" w:hAnsi="Arial" w:cs="Arial"/>
+                <w:color w:val="1F1F1F"/>
+              </w:rPr>
+            </w:pPr>
+            <w:r>
+              <w:rPr>
+                <w:rFonts w:ascii="Arial" w:hAnsi="Arial" w:cs="Arial"/>
+                <w:color w:val="1F1F1F"/>
+              </w:rPr>
+              <w:t>Tốn kém (Cấp mới Server, DB, IP)</w:t>
+            </w:r>
+          </w:p>
+        </w:tc>
+        <w:tc>
+          <w:tcPr>
+            <w:tcW w:w="0" w:type="auto"/>
+            <w:tcBorders>
+              <w:top w:val="nil"/>
+              <w:left w:val="nil"/>
+              <w:bottom w:val="single" w:sz="6" w:space="0" w:color="C4C7C5"/>
+              <w:right w:val="nil"/>
+            </w:tcBorders>
+            <w:shd w:val="clear" w:color="auto" w:fill="auto"/>
+            <w:tcMar>
+              <w:top w:w="240" w:type="dxa"/>
+              <w:left w:w="0" w:type="dxa"/>
+              <w:bottom w:w="240" w:type="dxa"/>
+              <w:right w:w="0" w:type="dxa"/>
+            </w:tcMar>
+            <w:hideMark/>
+          </w:tcPr>
+          <w:p>
+            <w:pPr>
+              <w:spacing w:line="300" w:lineRule="atLeast"/>
+              <w:rPr>
+                <w:rFonts w:ascii="Arial" w:hAnsi="Arial" w:cs="Arial"/>
+                <w:color w:val="1F1F1F"/>
+              </w:rPr>
+            </w:pPr>
+            <w:r>
+              <w:rPr>
+                <w:rFonts w:ascii="Arial" w:hAnsi="Arial" w:cs="Arial"/>
+                <w:b/>
+                <w:bCs/>
+                <w:color w:val="1F1F1F"/>
+              </w:rPr>
+              <w:t>Sử dụng chung tài nguyên có sẵn</w:t>
+            </w:r>
+          </w:p>
+        </w:tc>
+      </w:tr>
+      <w:tr>
+        <w:tc>
+          <w:tcPr>
+            <w:tcW w:w="0" w:type="auto"/>
+            <w:tcBorders>
+              <w:top w:val="nil"/>
+              <w:left w:val="nil"/>
+              <w:bottom w:val="single" w:sz="6" w:space="0" w:color="C4C7C5"/>
+              <w:right w:val="nil"/>
+            </w:tcBorders>
+            <w:shd w:val="clear" w:color="auto" w:fill="auto"/>
+            <w:tcMar>
+              <w:top w:w="240" w:type="dxa"/>
+              <w:left w:w="0" w:type="dxa"/>
+              <w:bottom w:w="240" w:type="dxa"/>
+              <w:right w:w="0" w:type="dxa"/>
+            </w:tcMar>
+            <w:hideMark/>
+          </w:tcPr>
+          <w:p>
+            <w:pPr>
+              <w:spacing w:line="300" w:lineRule="atLeast"/>
+              <w:rPr>
+                <w:rFonts w:ascii="Arial" w:hAnsi="Arial" w:cs="Arial"/>
+                <w:color w:val="1F1F1F"/>
+              </w:rPr>
+            </w:pPr>
+            <w:r>
+              <w:rPr>
+                <w:rFonts w:ascii="Arial" w:hAnsi="Arial" w:cs="Arial"/>
+                <w:b/>
+                <w:bCs/>
+                <w:color w:val="1F1F1F"/>
+              </w:rPr>
+              <w:t>Độ phức tạp kết nối</w:t>
+            </w:r>
+          </w:p>
+        </w:tc>
+        <w:tc>
+          <w:tcPr>
+            <w:tcW w:w="0" w:type="auto"/>
+            <w:tcBorders>
+              <w:top w:val="nil"/>
+              <w:left w:val="nil"/>
+              <w:bottom w:val="single" w:sz="6" w:space="0" w:color="C4C7C5"/>
+              <w:right w:val="nil"/>
+            </w:tcBorders>
+            <w:shd w:val="clear" w:color="auto" w:fill="auto"/>
+            <w:tcMar>
+              <w:top w:w="240" w:type="dxa"/>
+              <w:left w:w="0" w:type="dxa"/>
+              <w:bottom w:w="240" w:type="dxa"/>
+              <w:right w:w="0" w:type="dxa"/>
+            </w:tcMar>
+            <w:hideMark/>
+          </w:tcPr>
+          <w:p>
+            <w:pPr>
+              <w:spacing w:line="300" w:lineRule="atLeast"/>
+              <w:rPr>
+                <w:rFonts w:ascii="Arial" w:hAnsi="Arial" w:cs="Arial"/>
+                <w:color w:val="1F1F1F"/>
+              </w:rPr>
+            </w:pPr>
+            <w:r>
+              <w:rPr>
+                <w:rFonts w:ascii="Arial" w:hAnsi="Arial" w:cs="Arial"/>
+                <w:color w:val="1F1F1F"/>
+              </w:rPr>
+              <w:t>Cao (Phải qua Gateway, Kafka ngoại)</w:t>
+            </w:r>
+          </w:p>
+        </w:tc>
+        <w:tc>
+          <w:tcPr>
+            <w:tcW w:w="0" w:type="auto"/>
+            <w:tcBorders>
+              <w:top w:val="nil"/>
+              <w:left w:val="nil"/>
+              <w:bottom w:val="single" w:sz="6" w:space="0" w:color="C4C7C5"/>
+              <w:right w:val="nil"/>
+            </w:tcBorders>
+            <w:shd w:val="clear" w:color="auto" w:fill="auto"/>
+            <w:tcMar>
+              <w:top w:w="240" w:type="dxa"/>
+              <w:left w:w="0" w:type="dxa"/>
+              <w:bottom w:w="240" w:type="dxa"/>
+              <w:right w:w="0" w:type="dxa"/>
+            </w:tcMar>
+            <w:hideMark/>
+          </w:tcPr>
+          <w:p>
+            <w:pPr>
+              <w:spacing w:line="300" w:lineRule="atLeast"/>
+              <w:rPr>
+                <w:rFonts w:ascii="Arial" w:hAnsi="Arial" w:cs="Arial"/>
+                <w:color w:val="1F1F1F"/>
+              </w:rPr>
+            </w:pPr>
+            <w:r>
+              <w:rPr>
+                <w:rFonts w:ascii="Arial" w:hAnsi="Arial" w:cs="Arial"/>
+                <w:b/>
+                <w:bCs/>
+                <w:color w:val="1F1F1F"/>
+              </w:rPr>
+              <w:t>Thấp (Giao tiếp nội bộ/API trực tiếp)</w:t>
+            </w:r>
+          </w:p>
+        </w:tc>
+      </w:tr>
+      <w:tr>
+        <w:tc>
+          <w:tcPr>
+            <w:tcW w:w="0" w:type="auto"/>
+            <w:tcBorders>
+              <w:top w:val="nil"/>
+              <w:left w:val="nil"/>
+              <w:bottom w:val="single" w:sz="6" w:space="0" w:color="C4C7C5"/>
+              <w:right w:val="nil"/>
+            </w:tcBorders>
+            <w:shd w:val="clear" w:color="auto" w:fill="auto"/>
+            <w:tcMar>
+              <w:top w:w="240" w:type="dxa"/>
+              <w:left w:w="0" w:type="dxa"/>
+              <w:bottom w:w="240" w:type="dxa"/>
+              <w:right w:w="0" w:type="dxa"/>
+            </w:tcMar>
+            <w:hideMark/>
+          </w:tcPr>
+          <w:p>
+            <w:pPr>
+              <w:spacing w:line="300" w:lineRule="atLeast"/>
+              <w:rPr>
+                <w:rFonts w:ascii="Arial" w:hAnsi="Arial" w:cs="Arial"/>
+                <w:color w:val="1F1F1F"/>
+              </w:rPr>
+            </w:pPr>
+            <w:r>
+              <w:rPr>
+                <w:rFonts w:ascii="Arial" w:hAnsi="Arial" w:cs="Arial"/>
+                <w:b/>
+                <w:bCs/>
+                <w:color w:val="1F1F1F"/>
+              </w:rPr>
+              <w:t>Kiểm toán dữ liệu</w:t>
+            </w:r>
+          </w:p>
+        </w:tc>
+        <w:tc>
+          <w:tcPr>
+            <w:tcW w:w="0" w:type="auto"/>
+            <w:tcBorders>
+              <w:top w:val="nil"/>
+              <w:left w:val="nil"/>
+              <w:bottom w:val="single" w:sz="6" w:space="0" w:color="C4C7C5"/>
+              <w:right w:val="nil"/>
+            </w:tcBorders>
+            <w:shd w:val="clear" w:color="auto" w:fill="auto"/>
+            <w:tcMar>
+              <w:top w:w="240" w:type="dxa"/>
+              <w:left w:w="0" w:type="dxa"/>
+              <w:bottom w:w="240" w:type="dxa"/>
+              <w:right w:w="0" w:type="dxa"/>
+            </w:tcMar>
+            <w:hideMark/>
+          </w:tcPr>
+          <w:p>
+            <w:pPr>
+              <w:spacing w:line="300" w:lineRule="atLeast"/>
+              <w:rPr>
+                <w:rFonts w:ascii="Arial" w:hAnsi="Arial" w:cs="Arial"/>
+                <w:color w:val="1F1F1F"/>
+              </w:rPr>
+            </w:pPr>
+            <w:r>
+              <w:rPr>
+                <w:rFonts w:ascii="Arial" w:hAnsi="Arial" w:cs="Arial"/>
+                <w:color w:val="1F1F1F"/>
+              </w:rPr>
+              <w:t>Phải đối soát giữa 2 hệ thống</w:t>
+            </w:r>
+          </w:p>
+        </w:tc>
+        <w:tc>
+          <w:tcPr>
+            <w:tcW w:w="0" w:type="auto"/>
+            <w:tcBorders>
+              <w:top w:val="nil"/>
+              <w:left w:val="nil"/>
+              <w:bottom w:val="single" w:sz="6" w:space="0" w:color="C4C7C5"/>
+              <w:right w:val="nil"/>
+            </w:tcBorders>
+            <w:shd w:val="clear" w:color="auto" w:fill="auto"/>
+            <w:tcMar>
+              <w:top w:w="240" w:type="dxa"/>
+              <w:left w:w="0" w:type="dxa"/>
+              <w:bottom w:w="240" w:type="dxa"/>
+              <w:right w:w="0" w:type="dxa"/>
+            </w:tcMar>
+            <w:hideMark/>
+          </w:tcPr>
+          <w:p>
+            <w:pPr>
+              <w:spacing w:line="300" w:lineRule="atLeast"/>
+              <w:rPr>
+                <w:rFonts w:ascii="Arial" w:hAnsi="Arial" w:cs="Arial"/>
+                <w:color w:val="1F1F1F"/>
+              </w:rPr>
+            </w:pPr>
+            <w:r>
+              <w:rPr>
+                <w:rFonts w:ascii="Arial" w:hAnsi="Arial" w:cs="Arial"/>
+                <w:b/>
+                <w:bCs/>
+                <w:color w:val="1F1F1F"/>
+              </w:rPr>
+              <w:t>Lineage xuyên suốt trên 1 nền tảng</w:t>
+            </w:r>
+          </w:p>
+        </w:tc>
+      </w:tr>
+    </w:tbl>
+    <w:p>
+      <w:pPr>
+        <w:shd w:val="clear" w:color="auto" w:fill="FFFFFF"/>
+        <w:spacing w:line="240" w:lineRule="auto"/>
+        <w:rPr>
+          <w:rFonts w:ascii="Arial" w:hAnsi="Arial" w:cs="Arial"/>
+          <w:color w:val="1F1F1F"/>
+        </w:rPr>
+      </w:pPr>
+      <w:r>
+        <w:rPr>
+          <w:rFonts w:ascii="Arial" w:hAnsi="Arial" w:cs="Arial"/>
+          <w:color w:val="1F1F1F"/>
+        </w:rPr>
+        <w:pict w14:anchorId="161345D3">
+          <v:rect id="_x0000_i1070" style="width:0;height:1.5pt" o:hralign="center" o:hrstd="t" o:hr="t" fillcolor="#a0a0a0" stroked="f"/>
+        </w:pict>
+      </w:r>
+    </w:p>
+    <w:p>
+      <w:pPr>
+        <w:pStyle w:val="Heading3"/>
+        <w:shd w:val="clear" w:color="auto" w:fill="FFFFFF"/>
+        <w:spacing w:before="420" w:after="120" w:line="360" w:lineRule="atLeast"/>
+        <w:rPr>
+          <w:rFonts w:ascii="Arial" w:hAnsi="Arial" w:cs="Arial"/>
+          <w:color w:val="1F1F1F"/>
+          <w:sz w:val="24"/>
+        </w:rPr>
+      </w:pPr>
+      <w:r>
+        <w:rPr>
+          <w:rFonts w:ascii="Arial" w:hAnsi="Arial" w:cs="Arial"/>
+          <w:color w:val="1F1F1F"/>
+          <w:sz w:val="24"/>
+        </w:rPr>
+        <w:t>Chốt hạ với Hội đồng:</w:t>
+      </w:r>
+    </w:p>
+    <w:p>
+      <w:pPr>
+        <w:pStyle w:val="NormalWeb"/>
+        <w:shd w:val="clear" w:color="auto" w:fill="FFFFFF"/>
+        <w:spacing w:before="0" w:beforeAutospacing="0" w:after="150" w:afterAutospacing="0"/>
+        <w:rPr>
+          <w:rFonts w:ascii="Arial" w:hAnsi="Arial" w:cs="Arial"/>
+          <w:color w:val="1F1F1F"/>
+        </w:rPr>
+      </w:pPr>
+      <w:r>
+        <w:rPr>
+          <w:rFonts w:ascii="Arial" w:hAnsi="Arial" w:cs="Arial"/>
+          <w:color w:val="1F1F1F"/>
+        </w:rPr>
+        <w:t xml:space="preserve">"Thưa Hội đồng, mục tiêu của chúng ta là </w:t>
+      </w:r>
+      <w:r>
+        <w:rPr>
+          <w:rFonts w:ascii="Arial" w:hAnsi="Arial" w:cs="Arial"/>
+          <w:b/>
+          <w:bCs/>
+          <w:color w:val="1F1F1F"/>
+        </w:rPr>
+        <w:t>'Nhanh - Gọn - Hiệu quả'</w:t>
+      </w:r>
+      <w:r>
+        <w:rPr>
+          <w:rFonts w:ascii="Arial" w:hAnsi="Arial" w:cs="Arial"/>
+          <w:color w:val="1F1F1F"/>
+        </w:rPr>
+        <w:t xml:space="preserve">. Việc xây dựng WDIP như một module của EDP giúp Ngân hàng rút ngắn thời gian triển khai (Time-to-market), giảm chi phí vận hành và quan trọng nhất là tạo ra một trải nghiệm dữ liệu xuyên suốt, không bị đứt gãy. Chúng ta đang biến EDP thành một nền tảng </w:t>
+      </w:r>
+      <w:r>
+        <w:rPr>
+          <w:rFonts w:ascii="Arial" w:hAnsi="Arial" w:cs="Arial"/>
+          <w:b/>
+          <w:bCs/>
+          <w:color w:val="1F1F1F"/>
+        </w:rPr>
+        <w:t>End-to-End</w:t>
+      </w:r>
+      <w:r>
+        <w:rPr>
+          <w:rFonts w:ascii="Arial" w:hAnsi="Arial" w:cs="Arial"/>
+          <w:color w:val="1F1F1F"/>
+        </w:rPr>
+        <w:t xml:space="preserve"> thực sự, từ khâu tiếp nhận dữ liệu máy trạm đến khâu phân tích cuối cùng."</w:t>
+      </w:r>
+    </w:p>
+    <w:p>
+      <w:pPr>
+        <w:shd w:val="clear" w:color="auto" w:fill="FFFFFF"/>
+        <w:rPr>
+          <w:rFonts w:ascii="Arial" w:hAnsi="Arial" w:cs="Arial"/>
+          <w:color w:val="1F1F1F"/>
+        </w:rPr>
+      </w:pPr>
+      <w:r>
+        <w:rPr>
+          <w:rFonts w:ascii="Arial" w:hAnsi="Arial" w:cs="Arial"/>
+          <w:color w:val="1F1F1F"/>
+        </w:rPr>
+        <w:pict w14:anchorId="7C6A7CAD">
+          <v:rect id="_x0000_i1071" style="width:0;height:1.5pt" o:hralign="center" o:hrstd="t" o:hr="t" fillcolor="#a0a0a0" stroked="f"/>
+        </w:pict>
+      </w:r>
+    </w:p>
+    <w:p>
+      <w:pPr>
+        <w:pStyle w:val="NormalWeb"/>
+        <w:shd w:val="clear" w:color="auto" w:fill="FFFFFF"/>
+        <w:spacing w:before="0" w:beforeAutospacing="0" w:after="150" w:afterAutospacing="0"/>
+        <w:rPr>
+          <w:rFonts w:ascii="Arial" w:hAnsi="Arial" w:cs="Arial"/>
+          <w:color w:val="1F1F1F"/>
+        </w:rPr>
+      </w:pPr>
+      <w:r>
+        <w:rPr>
+          <w:rFonts w:ascii="Arial" w:hAnsi="Arial" w:cs="Arial"/>
+          <w:b/>
+          <w:bCs/>
+          <w:color w:val="1F1F1F"/>
+        </w:rPr>
+        <w:t>CIO's Wit:</w:t>
+      </w:r>
+      <w:r>
+        <w:rPr>
+          <w:rFonts w:ascii="Arial" w:hAnsi="Arial" w:cs="Arial"/>
+          <w:color w:val="1F1F1F"/>
+        </w:rPr>
+        <w:t xml:space="preserve"> Cách trả lời này biến bạn từ một người "làm thêm hệ thống" thành một người </w:t>
+      </w:r>
+      <w:r>
+        <w:rPr>
+          <w:rFonts w:ascii="Arial" w:hAnsi="Arial" w:cs="Arial"/>
+          <w:b/>
+          <w:bCs/>
+          <w:color w:val="1F1F1F"/>
+        </w:rPr>
+        <w:t>"tối ưu hóa tài sản ngân hàng"</w:t>
+      </w:r>
+      <w:r>
+        <w:rPr>
+          <w:rFonts w:ascii="Arial" w:hAnsi="Arial" w:cs="Arial"/>
+          <w:color w:val="1F1F1F"/>
+        </w:rPr>
+        <w:t>. Hội đồng luôn thích những giải pháp giúp họ tiết kiệm tiền và bớt việc quản lý.</w:t>
+      </w:r>
+    </w:p>
+    <w:p>
+      <w:pPr>
+        <w:pStyle w:val="NormalWeb"/>
+        <w:shd w:val="clear" w:color="auto" w:fill="FFFFFF"/>
+        <w:spacing w:before="0" w:beforeAutospacing="0" w:after="150" w:afterAutospacing="0"/>
+        <w:rPr>
+          <w:rFonts w:ascii="Arial" w:hAnsi="Arial" w:cs="Arial"/>
+          <w:color w:val="1F1F1F"/>
+        </w:rPr>
+      </w:pPr>
+      <w:r>
+        <w:rPr>
+          <w:rFonts w:ascii="Arial" w:hAnsi="Arial" w:cs="Arial"/>
+          <w:color w:val="1F1F1F"/>
+        </w:rPr>
+        <w:t xml:space="preserve">Hôm nay là </w:t>
+      </w:r>
+      <w:r>
+        <w:rPr>
+          <w:rFonts w:ascii="Arial" w:hAnsi="Arial" w:cs="Arial"/>
+          <w:b/>
+          <w:bCs/>
+          <w:color w:val="1F1F1F"/>
+        </w:rPr>
+        <w:t>22/03/2026</w:t>
+      </w:r>
+      <w:r>
+        <w:rPr>
+          <w:rFonts w:ascii="Arial" w:hAnsi="Arial" w:cs="Arial"/>
+          <w:color w:val="1F1F1F"/>
+        </w:rPr>
+        <w:t xml:space="preserve">, bạn thấy hướng trả lời này "thuận tai" hơn hay hướng "tách rời" lúc nãy? Bạn có muốn tôi soạn sẵn một </w:t>
+      </w:r>
+      <w:r>
+        <w:rPr>
+          <w:rFonts w:ascii="Arial" w:hAnsi="Arial" w:cs="Arial"/>
+          <w:b/>
+          <w:bCs/>
+          <w:color w:val="1F1F1F"/>
+        </w:rPr>
+        <w:t>Danh sách rủi ro và cách khắc phục</w:t>
+      </w:r>
+      <w:r>
+        <w:rPr>
+          <w:rFonts w:ascii="Arial" w:hAnsi="Arial" w:cs="Arial"/>
+          <w:color w:val="1F1F1F"/>
+        </w:rPr>
+        <w:t xml:space="preserve"> nếu chúng ta đi theo hướng "Gộp" này không? (Ví dụ: Rủi ro khi EDP nâng cấp thì WDIP có bị ảnh hưởng không?).</w:t>
+      </w:r>
+    </w:p>
+    <w:p>
+      <w:pPr>
+        <w:pStyle w:val="NormalWeb"/>
+        <w:shd w:val="clear" w:color="auto" w:fill="FFFFFF"/>
+        <w:spacing w:before="0" w:beforeAutospacing="0" w:after="150" w:afterAutospacing="0"/>
+        <w:rPr>
+          <w:rFonts w:ascii="Arial" w:hAnsi="Arial" w:cs="Arial"/>
+          <w:color w:val="1F1F1F"/>
+        </w:rPr>
+      </w:pPr>
+      <w:r>
+        <w:rPr>
+          <w:rFonts w:ascii="Arial" w:hAnsi="Arial" w:cs="Arial"/>
+          <w:color w:val="1F1F1F"/>
+        </w:rPr>
+        <w:lastRenderedPageBreak/>
+        <w:t>Would you like me to ...?</w:t>
+      </w:r>
+    </w:p>
+    <w:p>
+      <w:pPr>
+        <w:shd w:val="clear" w:color="auto" w:fill="FFFFFF"/>
+        <w:spacing w:line="360" w:lineRule="atLeast"/>
+        <w:rPr>
+          <w:rFonts w:ascii="Arial" w:hAnsi="Arial" w:cs="Arial"/>
+          <w:color w:val="1F1F1F"/>
+        </w:rPr>
+      </w:pPr>
+      <w:r>
+        <w:rPr>
+          <w:rStyle w:val="cdk-visually-hidden"/>
+          <w:rFonts w:ascii="Arial" w:hAnsi="Arial" w:cs="Arial"/>
+          <w:color w:val="1F1F1F"/>
+          <w:bdr w:val="none" w:sz="0" w:space="0" w:color="auto" w:frame="1"/>
+        </w:rPr>
+        <w:t>Bạn đã nói</w:t>
+      </w:r>
+    </w:p>
+    <w:p>
+      <w:pPr>
+        <w:pStyle w:val="query-text-line"/>
+        <w:shd w:val="clear" w:color="auto" w:fill="FFFFFF"/>
+        <w:spacing w:before="0" w:beforeAutospacing="0" w:after="0" w:afterAutospacing="0" w:line="360" w:lineRule="atLeast"/>
+        <w:rPr>
+          <w:rFonts w:ascii="Arial" w:hAnsi="Arial" w:cs="Arial"/>
+          <w:color w:val="1F1F1F"/>
+        </w:rPr>
+      </w:pPr>
+      <w:r>
+        <w:rPr>
+          <w:rFonts w:ascii="Arial" w:hAnsi="Arial" w:cs="Arial"/>
+          <w:color w:val="1F1F1F"/>
+        </w:rPr>
+        <w:t>theo đánh giá khách quan bạn thích phương án nào hơn?</w:t>
+      </w:r>
+    </w:p>
+    <w:p>
+      <w:pPr>
+        <w:pStyle w:val="Heading2"/>
+        <w:shd w:val="clear" w:color="auto" w:fill="FFFFFF"/>
+        <w:spacing w:before="0"/>
+        <w:ind w:left="-15" w:right="-15"/>
+        <w:rPr>
+          <w:rFonts w:cs="Times New Roman"/>
+          <w:color w:val="1F1F1F"/>
+        </w:rPr>
+      </w:pPr>
+      <w:r>
+        <w:rPr>
+          <w:color w:val="1F1F1F"/>
+        </w:rPr>
+        <w:t>Gemini đã nói</w:t>
+      </w:r>
+    </w:p>
+    <w:p>
+      <w:pPr>
+        <w:pStyle w:val="NormalWeb"/>
+        <w:shd w:val="clear" w:color="auto" w:fill="FFFFFF"/>
+        <w:spacing w:before="0" w:beforeAutospacing="0" w:after="150" w:afterAutospacing="0"/>
+        <w:rPr>
+          <w:rFonts w:ascii="Arial" w:hAnsi="Arial" w:cs="Arial"/>
+          <w:color w:val="1F1F1F"/>
+        </w:rPr>
+      </w:pPr>
+      <w:r>
+        <w:rPr>
+          <w:rFonts w:ascii="Arial" w:hAnsi="Arial" w:cs="Arial"/>
+          <w:color w:val="1F1F1F"/>
+        </w:rPr>
+        <w:t xml:space="preserve">Đứng trên góc độ một </w:t>
+      </w:r>
+      <w:r>
+        <w:rPr>
+          <w:rFonts w:ascii="Arial" w:hAnsi="Arial" w:cs="Arial"/>
+          <w:b/>
+          <w:bCs/>
+          <w:color w:val="1F1F1F"/>
+        </w:rPr>
+        <w:t>Software Architect (Kiến trúc sư phần mềm)</w:t>
+      </w:r>
+      <w:r>
+        <w:rPr>
+          <w:rFonts w:ascii="Arial" w:hAnsi="Arial" w:cs="Arial"/>
+          <w:color w:val="1F1F1F"/>
+        </w:rPr>
+        <w:t xml:space="preserve"> có cái nhìn khách quan về hệ thống Ngân hàng, mình sẽ phân tích dựa trên sự cân bằng giữa </w:t>
+      </w:r>
+      <w:r>
+        <w:rPr>
+          <w:rFonts w:ascii="Arial" w:hAnsi="Arial" w:cs="Arial"/>
+          <w:b/>
+          <w:bCs/>
+          <w:color w:val="1F1F1F"/>
+        </w:rPr>
+        <w:t>Lý thuyết lý tưởng</w:t>
+      </w:r>
+      <w:r>
+        <w:rPr>
+          <w:rFonts w:ascii="Arial" w:hAnsi="Arial" w:cs="Arial"/>
+          <w:color w:val="1F1F1F"/>
+        </w:rPr>
+        <w:t xml:space="preserve"> và </w:t>
+      </w:r>
+      <w:r>
+        <w:rPr>
+          <w:rFonts w:ascii="Arial" w:hAnsi="Arial" w:cs="Arial"/>
+          <w:b/>
+          <w:bCs/>
+          <w:color w:val="1F1F1F"/>
+        </w:rPr>
+        <w:t>Thực tế vận hành</w:t>
+      </w:r>
+      <w:r>
+        <w:rPr>
+          <w:rFonts w:ascii="Arial" w:hAnsi="Arial" w:cs="Arial"/>
+          <w:color w:val="1F1F1F"/>
+        </w:rPr>
+        <w:t>.</w:t>
+      </w:r>
+    </w:p>
+    <w:p>
+      <w:pPr>
+        <w:pStyle w:val="NormalWeb"/>
+        <w:shd w:val="clear" w:color="auto" w:fill="FFFFFF"/>
+        <w:spacing w:before="0" w:beforeAutospacing="0" w:after="150" w:afterAutospacing="0"/>
+        <w:rPr>
+          <w:rFonts w:ascii="Arial" w:hAnsi="Arial" w:cs="Arial"/>
+          <w:color w:val="1F1F1F"/>
+        </w:rPr>
+      </w:pPr>
+      <w:r>
+        <w:rPr>
+          <w:rFonts w:ascii="Arial" w:hAnsi="Arial" w:cs="Arial"/>
+          <w:color w:val="1F1F1F"/>
+        </w:rPr>
+        <w:t>Thú thực, mỗi phương án đều có cái "đẹp" riêng, nhưng nếu phải chọn một phương án để mình ký duyệt triển khai tại MSB vào năm 2026 này, mình sẽ nghiêng về:</w:t>
+      </w:r>
+    </w:p>
+    <w:p>
+      <w:pPr>
+        <w:pStyle w:val="Heading3"/>
+        <w:shd w:val="clear" w:color="auto" w:fill="FFFFFF"/>
+        <w:spacing w:before="420" w:after="120" w:line="360" w:lineRule="atLeast"/>
+        <w:rPr>
+          <w:rFonts w:ascii="Arial" w:hAnsi="Arial" w:cs="Arial"/>
+          <w:color w:val="1F1F1F"/>
+          <w:sz w:val="24"/>
+        </w:rPr>
+      </w:pPr>
+      <w:r>
+        <w:rPr>
+          <w:rFonts w:ascii="Arial" w:hAnsi="Arial" w:cs="Arial"/>
+          <w:color w:val="1F1F1F"/>
+          <w:sz w:val="24"/>
+        </w:rPr>
+        <w:t>Phương án 1: Hệ thống độc lập (WDIP Standalone trên OCP)</w:t>
+      </w:r>
+    </w:p>
+    <w:p>
+      <w:pPr>
+        <w:pStyle w:val="NormalWeb"/>
+        <w:shd w:val="clear" w:color="auto" w:fill="FFFFFF"/>
+        <w:spacing w:before="0" w:beforeAutospacing="0" w:after="150" w:afterAutospacing="0"/>
+        <w:rPr>
+          <w:rFonts w:ascii="Arial" w:hAnsi="Arial" w:cs="Arial"/>
+          <w:color w:val="1F1F1F"/>
+        </w:rPr>
+      </w:pPr>
+      <w:r>
+        <w:rPr>
+          <w:rFonts w:ascii="Arial" w:hAnsi="Arial" w:cs="Arial"/>
+          <w:color w:val="1F1F1F"/>
+        </w:rPr>
+        <w:t>Tại sao mình lại "thích" phương án này hơn? Dưới đây là 3 lý do "xương máu":</w:t>
+      </w:r>
+    </w:p>
+    <w:p>
+      <w:pPr>
+        <w:pStyle w:val="Heading4"/>
+        <w:shd w:val="clear" w:color="auto" w:fill="FFFFFF"/>
+        <w:spacing w:before="420" w:after="120" w:line="360" w:lineRule="atLeast"/>
+        <w:rPr>
+          <w:rFonts w:ascii="Arial" w:hAnsi="Arial" w:cs="Arial"/>
+          <w:color w:val="1F1F1F"/>
+        </w:rPr>
+      </w:pPr>
+      <w:r>
+        <w:rPr>
+          <w:rFonts w:ascii="Arial" w:hAnsi="Arial" w:cs="Arial"/>
+          <w:color w:val="1F1F1F"/>
+        </w:rPr>
+        <w:t>1. Sự tự do về Công nghệ (Tech Stack Agility)</w:t>
+      </w:r>
+    </w:p>
+    <w:p>
+      <w:pPr>
+        <w:pStyle w:val="NormalWeb"/>
+        <w:shd w:val="clear" w:color="auto" w:fill="FFFFFF"/>
+        <w:spacing w:before="0" w:beforeAutospacing="0" w:after="150" w:afterAutospacing="0"/>
+        <w:rPr>
+          <w:rFonts w:ascii="Arial" w:hAnsi="Arial" w:cs="Arial"/>
+          <w:color w:val="1F1F1F"/>
+        </w:rPr>
+      </w:pPr>
+      <w:r>
+        <w:rPr>
+          <w:rFonts w:ascii="Arial" w:hAnsi="Arial" w:cs="Arial"/>
+          <w:color w:val="1F1F1F"/>
+        </w:rPr>
+        <w:t>Nếu bạn gộp vào EDP (CP4D), bạn phải viết code theo tiêu chuẩn của IBM, dùng thư viện của họ, và đợi họ update thì bạn mới được update.</w:t>
+      </w:r>
+    </w:p>
+    <w:p>
+      <w:pPr>
+        <w:pStyle w:val="NormalWeb"/>
+        <w:numPr>
+          <w:ilvl w:val="0"/>
+          <w:numId w:val="51"/>
+        </w:numPr>
+        <w:shd w:val="clear" w:color="auto" w:fill="FFFFFF"/>
+        <w:spacing w:before="120" w:beforeAutospacing="0" w:after="150" w:afterAutospacing="0"/>
+        <w:ind w:left="0"/>
+        <w:rPr>
+          <w:rFonts w:ascii="Arial" w:hAnsi="Arial" w:cs="Arial"/>
+          <w:color w:val="1F1F1F"/>
+        </w:rPr>
+      </w:pPr>
+      <w:r>
+        <w:rPr>
+          <w:rFonts w:ascii="Arial" w:hAnsi="Arial" w:cs="Arial"/>
+          <w:b/>
+          <w:bCs/>
+          <w:color w:val="1F1F1F"/>
+        </w:rPr>
+        <w:t>Thực tế:</w:t>
+      </w:r>
+      <w:r>
+        <w:rPr>
+          <w:rFonts w:ascii="Arial" w:hAnsi="Arial" w:cs="Arial"/>
+          <w:color w:val="1F1F1F"/>
+        </w:rPr>
+        <w:t xml:space="preserve"> React và Spring Boot tiến hóa rất nhanh. Khi tách riêng, bạn có thể vá lỗi bảo mật UI, nâng cấp UX/UI chỉ trong vài giờ mà không cần xin phép cụm EDP (vốn cực kỳ khắt khe về việc thay đổi cấu hình).</w:t>
+      </w:r>
+    </w:p>
+    <w:p>
+      <w:pPr>
+        <w:pStyle w:val="Heading4"/>
+        <w:shd w:val="clear" w:color="auto" w:fill="FFFFFF"/>
+        <w:spacing w:before="420" w:after="120" w:line="360" w:lineRule="atLeast"/>
+        <w:rPr>
+          <w:rFonts w:ascii="Arial" w:hAnsi="Arial" w:cs="Arial"/>
+          <w:color w:val="1F1F1F"/>
+        </w:rPr>
+      </w:pPr>
+      <w:r>
+        <w:rPr>
+          <w:rFonts w:ascii="Arial" w:hAnsi="Arial" w:cs="Arial"/>
+          <w:color w:val="1F1F1F"/>
+        </w:rPr>
+        <w:t>2. Khả năng chịu tải và Cách ly rủi ro (Blast Radius)</w:t>
+      </w:r>
+    </w:p>
+    <w:p>
+      <w:pPr>
+        <w:pStyle w:val="NormalWeb"/>
+        <w:shd w:val="clear" w:color="auto" w:fill="FFFFFF"/>
+        <w:spacing w:before="0" w:beforeAutospacing="0" w:after="150" w:afterAutospacing="0"/>
+        <w:rPr>
+          <w:rFonts w:ascii="Arial" w:hAnsi="Arial" w:cs="Arial"/>
+          <w:color w:val="1F1F1F"/>
+        </w:rPr>
+      </w:pPr>
+      <w:r>
+        <w:rPr>
+          <w:rFonts w:ascii="Arial" w:hAnsi="Arial" w:cs="Arial"/>
+          <w:color w:val="1F1F1F"/>
+        </w:rPr>
+        <w:t>Việc nạp file 5GB là một tác vụ "nặng nề" về I/O mạng.</w:t>
+      </w:r>
+    </w:p>
+    <w:p>
+      <w:pPr>
+        <w:pStyle w:val="NormalWeb"/>
+        <w:numPr>
+          <w:ilvl w:val="0"/>
+          <w:numId w:val="52"/>
+        </w:numPr>
+        <w:shd w:val="clear" w:color="auto" w:fill="FFFFFF"/>
+        <w:spacing w:before="120" w:beforeAutospacing="0" w:after="150" w:afterAutospacing="0"/>
+        <w:ind w:left="0"/>
+        <w:rPr>
+          <w:rFonts w:ascii="Arial" w:hAnsi="Arial" w:cs="Arial"/>
+          <w:color w:val="1F1F1F"/>
+        </w:rPr>
+      </w:pPr>
+      <w:r>
+        <w:rPr>
+          <w:rFonts w:ascii="Arial" w:hAnsi="Arial" w:cs="Arial"/>
+          <w:b/>
+          <w:bCs/>
+          <w:color w:val="1F1F1F"/>
+        </w:rPr>
+        <w:t>Kịch bản xấu:</w:t>
+      </w:r>
+      <w:r>
+        <w:rPr>
+          <w:rFonts w:ascii="Arial" w:hAnsi="Arial" w:cs="Arial"/>
+          <w:color w:val="1F1F1F"/>
+        </w:rPr>
+        <w:t xml:space="preserve"> Nếu 100 chi nhánh cùng lúc upload file 5GB, băng thông của cụm Ingress sẽ bị chiếm dụng hết.</w:t>
+      </w:r>
+    </w:p>
+    <w:p>
+      <w:pPr>
+        <w:pStyle w:val="NormalWeb"/>
+        <w:numPr>
+          <w:ilvl w:val="0"/>
+          <w:numId w:val="52"/>
+        </w:numPr>
+        <w:shd w:val="clear" w:color="auto" w:fill="FFFFFF"/>
+        <w:spacing w:before="120" w:beforeAutospacing="0" w:after="150" w:afterAutospacing="0"/>
+        <w:ind w:left="0"/>
+        <w:rPr>
+          <w:rFonts w:ascii="Arial" w:hAnsi="Arial" w:cs="Arial"/>
+          <w:color w:val="1F1F1F"/>
+        </w:rPr>
+      </w:pPr>
+      <w:r>
+        <w:rPr>
+          <w:rFonts w:ascii="Arial" w:hAnsi="Arial" w:cs="Arial"/>
+          <w:b/>
+          <w:bCs/>
+          <w:color w:val="1F1F1F"/>
+        </w:rPr>
+        <w:t>Nếu tách riêng:</w:t>
+      </w:r>
+      <w:r>
+        <w:rPr>
+          <w:rFonts w:ascii="Arial" w:hAnsi="Arial" w:cs="Arial"/>
+          <w:color w:val="1F1F1F"/>
+        </w:rPr>
+        <w:t xml:space="preserve"> Chỉ có WDIP chậm lại.</w:t>
+      </w:r>
+    </w:p>
+    <w:p>
+      <w:pPr>
+        <w:pStyle w:val="NormalWeb"/>
+        <w:numPr>
+          <w:ilvl w:val="0"/>
+          <w:numId w:val="52"/>
+        </w:numPr>
+        <w:shd w:val="clear" w:color="auto" w:fill="FFFFFF"/>
+        <w:spacing w:before="120" w:beforeAutospacing="0" w:after="150" w:afterAutospacing="0"/>
+        <w:ind w:left="0"/>
+        <w:rPr>
+          <w:rFonts w:ascii="Arial" w:hAnsi="Arial" w:cs="Arial"/>
+          <w:color w:val="1F1F1F"/>
+        </w:rPr>
+      </w:pPr>
+      <w:r>
+        <w:rPr>
+          <w:rFonts w:ascii="Arial" w:hAnsi="Arial" w:cs="Arial"/>
+          <w:b/>
+          <w:bCs/>
+          <w:color w:val="1F1F1F"/>
+        </w:rPr>
+        <w:t>Nếu gộp chung:</w:t>
+      </w:r>
+      <w:r>
+        <w:rPr>
+          <w:rFonts w:ascii="Arial" w:hAnsi="Arial" w:cs="Arial"/>
+          <w:color w:val="1F1F1F"/>
+        </w:rPr>
+        <w:t xml:space="preserve"> Cả hệ thống báo cáo quản trị, Dashboard của lãnh đạo trên CP4D cũng sẽ bị "lag" theo. Trong ngân hàng, việc để một tác vụ "thủ công" làm ảnh hưởng đến "hệ thống lõi" là điều tối kỵ.</w:t>
+      </w:r>
+    </w:p>
+    <w:p>
+      <w:pPr>
+        <w:pStyle w:val="Heading4"/>
+        <w:shd w:val="clear" w:color="auto" w:fill="FFFFFF"/>
+        <w:spacing w:before="420" w:after="120" w:line="360" w:lineRule="atLeast"/>
+        <w:rPr>
+          <w:rFonts w:ascii="Arial" w:hAnsi="Arial" w:cs="Arial"/>
+          <w:color w:val="1F1F1F"/>
+        </w:rPr>
+      </w:pPr>
+      <w:r>
+        <w:rPr>
+          <w:rFonts w:ascii="Arial" w:hAnsi="Arial" w:cs="Arial"/>
+          <w:color w:val="1F1F1F"/>
+        </w:rPr>
+        <w:t>3. Quy trình phê duyệt (Governance)</w:t>
+      </w:r>
+    </w:p>
+    <w:p>
+      <w:pPr>
+        <w:pStyle w:val="NormalWeb"/>
+        <w:shd w:val="clear" w:color="auto" w:fill="FFFFFF"/>
+        <w:spacing w:before="0" w:beforeAutospacing="0" w:after="150" w:afterAutospacing="0"/>
+        <w:rPr>
+          <w:rFonts w:ascii="Arial" w:hAnsi="Arial" w:cs="Arial"/>
+          <w:color w:val="1F1F1F"/>
+        </w:rPr>
+      </w:pPr>
+      <w:r>
+        <w:rPr>
+          <w:rFonts w:ascii="Arial" w:hAnsi="Arial" w:cs="Arial"/>
+          <w:color w:val="1F1F1F"/>
+        </w:rPr>
+        <w:t>Ở ngân hàng, việc thay đổi một module trong lõi EDP thường yêu cầu quy trình kiểm soát thay đổi (Change Management) cực kỳ phức tạp vì nó ảnh hưởng đến dữ liệu toàn hàng.</w:t>
+      </w:r>
+    </w:p>
+    <w:p>
+      <w:pPr>
+        <w:pStyle w:val="NormalWeb"/>
+        <w:numPr>
+          <w:ilvl w:val="0"/>
+          <w:numId w:val="53"/>
+        </w:numPr>
+        <w:shd w:val="clear" w:color="auto" w:fill="FFFFFF"/>
+        <w:spacing w:before="120" w:beforeAutospacing="0" w:after="150" w:afterAutospacing="0"/>
+        <w:ind w:left="0"/>
+        <w:rPr>
+          <w:rFonts w:ascii="Arial" w:hAnsi="Arial" w:cs="Arial"/>
+          <w:color w:val="1F1F1F"/>
+        </w:rPr>
+      </w:pPr>
+      <w:r>
+        <w:rPr>
+          <w:rFonts w:ascii="Arial" w:hAnsi="Arial" w:cs="Arial"/>
+          <w:b/>
+          <w:bCs/>
+          <w:color w:val="1F1F1F"/>
+        </w:rPr>
+        <w:t>WDIP độc lập:</w:t>
+      </w:r>
+      <w:r>
+        <w:rPr>
+          <w:rFonts w:ascii="Arial" w:hAnsi="Arial" w:cs="Arial"/>
+          <w:color w:val="1F1F1F"/>
+        </w:rPr>
+        <w:t xml:space="preserve"> Bạn có thể vận hành nó như một "vệ tinh". Bạn tự chủ về lịch release, tự chủ về cách scale-up mà không cần đợi các đợt "Big Update" của nền tảng EDP.</w:t>
+      </w:r>
+    </w:p>
+    <w:p>
+      <w:pPr>
+        <w:shd w:val="clear" w:color="auto" w:fill="FFFFFF"/>
+        <w:rPr>
+          <w:rFonts w:ascii="Arial" w:hAnsi="Arial" w:cs="Arial"/>
+          <w:color w:val="1F1F1F"/>
+        </w:rPr>
+      </w:pPr>
+      <w:r>
+        <w:rPr>
+          <w:rFonts w:ascii="Arial" w:hAnsi="Arial" w:cs="Arial"/>
+          <w:color w:val="1F1F1F"/>
+        </w:rPr>
+        <w:lastRenderedPageBreak/>
+        <w:pict w14:anchorId="1C3DEE90">
+          <v:rect id="_x0000_i1072" style="width:0;height:1.5pt" o:hralign="center" o:hrstd="t" o:hr="t" fillcolor="#a0a0a0" stroked="f"/>
+        </w:pict>
+      </w:r>
+    </w:p>
+    <w:p>
+      <w:pPr>
+        <w:pStyle w:val="Heading3"/>
+        <w:shd w:val="clear" w:color="auto" w:fill="FFFFFF"/>
+        <w:spacing w:before="420" w:after="120" w:line="360" w:lineRule="atLeast"/>
+        <w:rPr>
+          <w:rFonts w:ascii="Arial" w:hAnsi="Arial" w:cs="Arial"/>
+          <w:color w:val="1F1F1F"/>
+          <w:sz w:val="24"/>
+        </w:rPr>
+      </w:pPr>
+      <w:r>
+        <w:rPr>
+          <w:rFonts w:ascii="Arial" w:hAnsi="Arial" w:cs="Arial"/>
+          <w:color w:val="1F1F1F"/>
+          <w:sz w:val="24"/>
+        </w:rPr>
+        <w:t>Tuy nhiên, phương án Gộp (Module) sẽ thắng khi nào?</w:t>
+      </w:r>
+    </w:p>
+    <w:p>
+      <w:pPr>
+        <w:pStyle w:val="NormalWeb"/>
+        <w:shd w:val="clear" w:color="auto" w:fill="FFFFFF"/>
+        <w:spacing w:before="0" w:beforeAutospacing="0" w:after="150" w:afterAutospacing="0"/>
+        <w:rPr>
+          <w:rFonts w:ascii="Arial" w:hAnsi="Arial" w:cs="Arial"/>
+          <w:color w:val="1F1F1F"/>
+        </w:rPr>
+      </w:pPr>
+      <w:r>
+        <w:rPr>
+          <w:rFonts w:ascii="Arial" w:hAnsi="Arial" w:cs="Arial"/>
+          <w:color w:val="1F1F1F"/>
+        </w:rPr>
+        <w:t xml:space="preserve">Mình sẽ chọn phương án </w:t>
+      </w:r>
+      <w:r>
+        <w:rPr>
+          <w:rFonts w:ascii="Arial" w:hAnsi="Arial" w:cs="Arial"/>
+          <w:b/>
+          <w:bCs/>
+          <w:color w:val="1F1F1F"/>
+        </w:rPr>
+        <w:t>Gộp</w:t>
+      </w:r>
+      <w:r>
+        <w:rPr>
+          <w:rFonts w:ascii="Arial" w:hAnsi="Arial" w:cs="Arial"/>
+          <w:color w:val="1F1F1F"/>
+        </w:rPr>
+        <w:t xml:space="preserve"> nếu:</w:t>
+      </w:r>
+    </w:p>
+    <w:p>
+      <w:pPr>
+        <w:pStyle w:val="NormalWeb"/>
+        <w:numPr>
+          <w:ilvl w:val="0"/>
+          <w:numId w:val="54"/>
+        </w:numPr>
+        <w:shd w:val="clear" w:color="auto" w:fill="FFFFFF"/>
+        <w:spacing w:before="120" w:beforeAutospacing="0" w:after="150" w:afterAutospacing="0"/>
+        <w:ind w:left="0"/>
+        <w:rPr>
+          <w:rFonts w:ascii="Arial" w:hAnsi="Arial" w:cs="Arial"/>
+          <w:color w:val="1F1F1F"/>
+        </w:rPr>
+      </w:pPr>
+      <w:r>
+        <w:rPr>
+          <w:rFonts w:ascii="Arial" w:hAnsi="Arial" w:cs="Arial"/>
+          <w:color w:val="1F1F1F"/>
+        </w:rPr>
+        <w:t>Ngân hàng đang siết chặt ngân sách (Cost-cutting), không muốn tốn thêm nhân sự quản trị một System Profile mới.</w:t>
+      </w:r>
+    </w:p>
+    <w:p>
+      <w:pPr>
+        <w:pStyle w:val="NormalWeb"/>
+        <w:numPr>
+          <w:ilvl w:val="0"/>
+          <w:numId w:val="54"/>
+        </w:numPr>
+        <w:shd w:val="clear" w:color="auto" w:fill="FFFFFF"/>
+        <w:spacing w:before="120" w:beforeAutospacing="0" w:after="150" w:afterAutospacing="0"/>
+        <w:ind w:left="0"/>
+        <w:rPr>
+          <w:rFonts w:ascii="Arial" w:hAnsi="Arial" w:cs="Arial"/>
+          <w:color w:val="1F1F1F"/>
+        </w:rPr>
+      </w:pPr>
+      <w:r>
+        <w:rPr>
+          <w:rFonts w:ascii="Arial" w:hAnsi="Arial" w:cs="Arial"/>
+          <w:color w:val="1F1F1F"/>
+        </w:rPr>
+        <w:t xml:space="preserve">Yêu cầu về </w:t>
+      </w:r>
+      <w:r>
+        <w:rPr>
+          <w:rFonts w:ascii="Arial" w:hAnsi="Arial" w:cs="Arial"/>
+          <w:b/>
+          <w:bCs/>
+          <w:color w:val="1F1F1F"/>
+        </w:rPr>
+        <w:t>Data Lineage</w:t>
+      </w:r>
+      <w:r>
+        <w:rPr>
+          <w:rFonts w:ascii="Arial" w:hAnsi="Arial" w:cs="Arial"/>
+          <w:color w:val="1F1F1F"/>
+        </w:rPr>
+        <w:t xml:space="preserve"> (Truy xuất nguồn gốc dữ liệu) là ưu tiên số 1 và Hội đồng muốn mọi thứ phải nằm trong một "vỏ bọc" duy nhất của IBM để dễ thanh tra.</w:t>
+      </w:r>
+    </w:p>
+    <w:p>
+      <w:pPr>
+        <w:shd w:val="clear" w:color="auto" w:fill="FFFFFF"/>
+        <w:rPr>
+          <w:rFonts w:ascii="Arial" w:hAnsi="Arial" w:cs="Arial"/>
+          <w:color w:val="1F1F1F"/>
+        </w:rPr>
+      </w:pPr>
+      <w:r>
+        <w:rPr>
+          <w:rFonts w:ascii="Arial" w:hAnsi="Arial" w:cs="Arial"/>
+          <w:color w:val="1F1F1F"/>
+        </w:rPr>
+        <w:pict w14:anchorId="0EF5CB94">
+          <v:rect id="_x0000_i1073" style="width:0;height:1.5pt" o:hralign="center" o:hrstd="t" o:hr="t" fillcolor="#a0a0a0" stroked="f"/>
+        </w:pict>
+      </w:r>
+    </w:p>
+    <w:p>
+      <w:pPr>
+        <w:pStyle w:val="Heading3"/>
+        <w:shd w:val="clear" w:color="auto" w:fill="FFFFFF"/>
+        <w:spacing w:before="420" w:after="120" w:line="360" w:lineRule="atLeast"/>
+        <w:rPr>
+          <w:rFonts w:ascii="Arial" w:hAnsi="Arial" w:cs="Arial"/>
+          <w:color w:val="1F1F1F"/>
+          <w:sz w:val="24"/>
+          <w:lang w:val="vi-VN"/>
+        </w:rPr>
+      </w:pPr>
+      <w:r>
+        <w:rPr>
+          <w:rFonts w:ascii="Arial" w:hAnsi="Arial" w:cs="Arial"/>
+          <w:color w:val="1F1F1F"/>
+          <w:sz w:val="24"/>
+        </w:rPr>
+        <w:t xml:space="preserve">Lời khuyên chân thành từ </w:t>
+      </w:r>
+      <w:r>
+        <w:rPr>
+          <w:rFonts w:ascii="Arial" w:hAnsi="Arial" w:cs="Arial"/>
+          <w:color w:val="1F1F1F"/>
+          <w:sz w:val="24"/>
+          <w:lang w:val="vi-VN"/>
+        </w:rPr>
+        <w:t>:</w:t>
+      </w:r>
+    </w:p>
+    <w:p>
+      <w:pPr>
+        <w:pStyle w:val="NormalWeb"/>
+        <w:shd w:val="clear" w:color="auto" w:fill="FFFFFF"/>
+        <w:spacing w:before="0" w:beforeAutospacing="0" w:after="150" w:afterAutospacing="0"/>
+        <w:rPr>
+          <w:rFonts w:ascii="Arial" w:hAnsi="Arial" w:cs="Arial"/>
+          <w:color w:val="1F1F1F"/>
+        </w:rPr>
+      </w:pPr>
+      <w:r>
+        <w:rPr>
+          <w:rFonts w:ascii="Arial" w:hAnsi="Arial" w:cs="Arial"/>
+          <w:color w:val="1F1F1F"/>
+        </w:rPr>
+        <w:t xml:space="preserve">Nếu bạn muốn xây dựng một hệ thống </w:t>
+      </w:r>
+      <w:r>
+        <w:rPr>
+          <w:rFonts w:ascii="Arial" w:hAnsi="Arial" w:cs="Arial"/>
+          <w:b/>
+          <w:bCs/>
+          <w:color w:val="1F1F1F"/>
+        </w:rPr>
+        <w:t>"Sống khỏe - Chạy bền - Dễ sửa"</w:t>
+      </w:r>
+      <w:r>
+        <w:rPr>
+          <w:rFonts w:ascii="Arial" w:hAnsi="Arial" w:cs="Arial"/>
+          <w:color w:val="1F1F1F"/>
+        </w:rPr>
+        <w:t xml:space="preserve">, hãy chọn </w:t>
+      </w:r>
+      <w:r>
+        <w:rPr>
+          <w:rFonts w:ascii="Arial" w:hAnsi="Arial" w:cs="Arial"/>
+          <w:b/>
+          <w:bCs/>
+          <w:color w:val="1F1F1F"/>
+        </w:rPr>
+        <w:t>Độc lập (Standalone)</w:t>
+      </w:r>
+      <w:r>
+        <w:rPr>
+          <w:rFonts w:ascii="Arial" w:hAnsi="Arial" w:cs="Arial"/>
+          <w:color w:val="1F1F1F"/>
+        </w:rPr>
+        <w:t>. Nó cho bạn quyền kiểm soát tuyệt đối với "đứa con" của mình.</w:t>
+      </w:r>
+    </w:p>
+    <w:p>
+      <w:pPr>
+        <w:rPr>
+          <w:lang w:val="vi-VN"/>
+        </w:rPr>
+      </w:pPr>
     </w:p>
     <w:sectPr>
       <w:pgSz w:w="12240" w:h="15840"/>
@@ -19584,6 +25242,155 @@
     </w:lvl>
   </w:abstractNum>
   <w:abstractNum w:abstractNumId="1" w15:restartNumberingAfterBreak="0">
+    <w:nsid w:val="01AB3BBD"/>
+    <w:multiLevelType w:val="multilevel"/>
+    <w:tmpl w:val="F5682906"/>
+    <w:lvl w:ilvl="0">
+      <w:start w:val="1"/>
+      <w:numFmt w:val="bullet"/>
+      <w:lvlText w:val=""/>
+      <w:lvlJc w:val="left"/>
+      <w:pPr>
+        <w:tabs>
+          <w:tab w:val="num" w:pos="720"/>
+        </w:tabs>
+        <w:ind w:left="720" w:hanging="360"/>
+      </w:pPr>
+      <w:rPr>
+        <w:rFonts w:ascii="Symbol" w:hAnsi="Symbol" w:hint="default"/>
+        <w:sz w:val="20"/>
+      </w:rPr>
+    </w:lvl>
+    <w:lvl w:ilvl="1" w:tentative="1">
+      <w:start w:val="1"/>
+      <w:numFmt w:val="bullet"/>
+      <w:lvlText w:val=""/>
+      <w:lvlJc w:val="left"/>
+      <w:pPr>
+        <w:tabs>
+          <w:tab w:val="num" w:pos="1440"/>
+        </w:tabs>
+        <w:ind w:left="1440" w:hanging="360"/>
+      </w:pPr>
+      <w:rPr>
+        <w:rFonts w:ascii="Symbol" w:hAnsi="Symbol" w:hint="default"/>
+        <w:sz w:val="20"/>
+      </w:rPr>
+    </w:lvl>
+    <w:lvl w:ilvl="2" w:tentative="1">
+      <w:start w:val="1"/>
+      <w:numFmt w:val="bullet"/>
+      <w:lvlText w:val=""/>
+      <w:lvlJc w:val="left"/>
+      <w:pPr>
+        <w:tabs>
+          <w:tab w:val="num" w:pos="2160"/>
+        </w:tabs>
+        <w:ind w:left="2160" w:hanging="360"/>
+      </w:pPr>
+      <w:rPr>
+        <w:rFonts w:ascii="Symbol" w:hAnsi="Symbol" w:hint="default"/>
+        <w:sz w:val="20"/>
+      </w:rPr>
+    </w:lvl>
+    <w:lvl w:ilvl="3" w:tentative="1">
+      <w:start w:val="1"/>
+      <w:numFmt w:val="bullet"/>
+      <w:lvlText w:val=""/>
+      <w:lvlJc w:val="left"/>
+      <w:pPr>
+        <w:tabs>
+          <w:tab w:val="num" w:pos="2880"/>
+        </w:tabs>
+        <w:ind w:left="2880" w:hanging="360"/>
+      </w:pPr>
+      <w:rPr>
+        <w:rFonts w:ascii="Symbol" w:hAnsi="Symbol" w:hint="default"/>
+        <w:sz w:val="20"/>
+      </w:rPr>
+    </w:lvl>
+    <w:lvl w:ilvl="4" w:tentative="1">
+      <w:start w:val="1"/>
+      <w:numFmt w:val="bullet"/>
+      <w:lvlText w:val=""/>
+      <w:lvlJc w:val="left"/>
+      <w:pPr>
+        <w:tabs>
+          <w:tab w:val="num" w:pos="3600"/>
+        </w:tabs>
+        <w:ind w:left="3600" w:hanging="360"/>
+      </w:pPr>
+      <w:rPr>
+        <w:rFonts w:ascii="Symbol" w:hAnsi="Symbol" w:hint="default"/>
+        <w:sz w:val="20"/>
+      </w:rPr>
+    </w:lvl>
+    <w:lvl w:ilvl="5" w:tentative="1">
+      <w:start w:val="1"/>
+      <w:numFmt w:val="bullet"/>
+      <w:lvlText w:val=""/>
+      <w:lvlJc w:val="left"/>
+      <w:pPr>
+        <w:tabs>
+          <w:tab w:val="num" w:pos="4320"/>
+        </w:tabs>
+        <w:ind w:left="4320" w:hanging="360"/>
+      </w:pPr>
+      <w:rPr>
+        <w:rFonts w:ascii="Symbol" w:hAnsi="Symbol" w:hint="default"/>
+        <w:sz w:val="20"/>
+      </w:rPr>
+    </w:lvl>
+    <w:lvl w:ilvl="6" w:tentative="1">
+      <w:start w:val="1"/>
+      <w:numFmt w:val="bullet"/>
+      <w:lvlText w:val=""/>
+      <w:lvlJc w:val="left"/>
+      <w:pPr>
+        <w:tabs>
+          <w:tab w:val="num" w:pos="5040"/>
+        </w:tabs>
+        <w:ind w:left="5040" w:hanging="360"/>
+      </w:pPr>
+      <w:rPr>
+        <w:rFonts w:ascii="Symbol" w:hAnsi="Symbol" w:hint="default"/>
+        <w:sz w:val="20"/>
+      </w:rPr>
+    </w:lvl>
+    <w:lvl w:ilvl="7" w:tentative="1">
+      <w:start w:val="1"/>
+      <w:numFmt w:val="bullet"/>
+      <w:lvlText w:val=""/>
+      <w:lvlJc w:val="left"/>
+      <w:pPr>
+        <w:tabs>
+          <w:tab w:val="num" w:pos="5760"/>
+        </w:tabs>
+        <w:ind w:left="5760" w:hanging="360"/>
+      </w:pPr>
+      <w:rPr>
+        <w:rFonts w:ascii="Symbol" w:hAnsi="Symbol" w:hint="default"/>
+        <w:sz w:val="20"/>
+      </w:rPr>
+    </w:lvl>
+    <w:lvl w:ilvl="8" w:tentative="1">
+      <w:start w:val="1"/>
+      <w:numFmt w:val="bullet"/>
+      <w:lvlText w:val=""/>
+      <w:lvlJc w:val="left"/>
+      <w:pPr>
+        <w:tabs>
+          <w:tab w:val="num" w:pos="6480"/>
+        </w:tabs>
+        <w:ind w:left="6480" w:hanging="360"/>
+      </w:pPr>
+      <w:rPr>
+        <w:rFonts w:ascii="Symbol" w:hAnsi="Symbol" w:hint="default"/>
+        <w:sz w:val="20"/>
+      </w:rPr>
+    </w:lvl>
+  </w:abstractNum>
+  <w:abstractNum w:abstractNumId="2" w15:restartNumberingAfterBreak="0">
     <w:nsid w:val="03225D4D"/>
     <w:multiLevelType w:val="multilevel"/>
     <w:tmpl w:val="3BE4107C"/>
@@ -19732,7 +25539,7 @@
       </w:rPr>
     </w:lvl>
   </w:abstractNum>
-  <w:abstractNum w:abstractNumId="2" w15:restartNumberingAfterBreak="0">
+  <w:abstractNum w:abstractNumId="3" w15:restartNumberingAfterBreak="0">
     <w:nsid w:val="0BDA5188"/>
     <w:multiLevelType w:val="multilevel"/>
     <w:tmpl w:val="0E52C776"/>
@@ -19881,7 +25688,7 @@
       </w:rPr>
     </w:lvl>
   </w:abstractNum>
-  <w:abstractNum w:abstractNumId="3" w15:restartNumberingAfterBreak="0">
+  <w:abstractNum w:abstractNumId="4" w15:restartNumberingAfterBreak="0">
     <w:nsid w:val="0E4A608A"/>
     <w:multiLevelType w:val="multilevel"/>
     <w:tmpl w:val="C13A7CF4"/>
@@ -20030,7 +25837,7 @@
       </w:rPr>
     </w:lvl>
   </w:abstractNum>
-  <w:abstractNum w:abstractNumId="4" w15:restartNumberingAfterBreak="0">
+  <w:abstractNum w:abstractNumId="5" w15:restartNumberingAfterBreak="0">
     <w:nsid w:val="10B05970"/>
     <w:multiLevelType w:val="multilevel"/>
     <w:tmpl w:val="D09211EC"/>
@@ -20179,7 +25986,7 @@
       </w:rPr>
     </w:lvl>
   </w:abstractNum>
-  <w:abstractNum w:abstractNumId="5" w15:restartNumberingAfterBreak="0">
+  <w:abstractNum w:abstractNumId="6" w15:restartNumberingAfterBreak="0">
     <w:nsid w:val="12EE6D99"/>
     <w:multiLevelType w:val="multilevel"/>
     <w:tmpl w:val="B73E52EC"/>
@@ -20328,7 +26135,156 @@
       </w:rPr>
     </w:lvl>
   </w:abstractNum>
-  <w:abstractNum w:abstractNumId="6" w15:restartNumberingAfterBreak="0">
+  <w:abstractNum w:abstractNumId="7" w15:restartNumberingAfterBreak="0">
+    <w:nsid w:val="13BC362B"/>
+    <w:multiLevelType w:val="multilevel"/>
+    <w:tmpl w:val="A3AEEC52"/>
+    <w:lvl w:ilvl="0">
+      <w:start w:val="1"/>
+      <w:numFmt w:val="bullet"/>
+      <w:lvlText w:val=""/>
+      <w:lvlJc w:val="left"/>
+      <w:pPr>
+        <w:tabs>
+          <w:tab w:val="num" w:pos="720"/>
+        </w:tabs>
+        <w:ind w:left="720" w:hanging="360"/>
+      </w:pPr>
+      <w:rPr>
+        <w:rFonts w:ascii="Symbol" w:hAnsi="Symbol" w:hint="default"/>
+        <w:sz w:val="20"/>
+      </w:rPr>
+    </w:lvl>
+    <w:lvl w:ilvl="1" w:tentative="1">
+      <w:start w:val="1"/>
+      <w:numFmt w:val="bullet"/>
+      <w:lvlText w:val="o"/>
+      <w:lvlJc w:val="left"/>
+      <w:pPr>
+        <w:tabs>
+          <w:tab w:val="num" w:pos="1440"/>
+        </w:tabs>
+        <w:ind w:left="1440" w:hanging="360"/>
+      </w:pPr>
+      <w:rPr>
+        <w:rFonts w:ascii="Courier New" w:hAnsi="Courier New" w:hint="default"/>
+        <w:sz w:val="20"/>
+      </w:rPr>
+    </w:lvl>
+    <w:lvl w:ilvl="2" w:tentative="1">
+      <w:start w:val="1"/>
+      <w:numFmt w:val="bullet"/>
+      <w:lvlText w:val=""/>
+      <w:lvlJc w:val="left"/>
+      <w:pPr>
+        <w:tabs>
+          <w:tab w:val="num" w:pos="2160"/>
+        </w:tabs>
+        <w:ind w:left="2160" w:hanging="360"/>
+      </w:pPr>
+      <w:rPr>
+        <w:rFonts w:ascii="Wingdings" w:hAnsi="Wingdings" w:hint="default"/>
+        <w:sz w:val="20"/>
+      </w:rPr>
+    </w:lvl>
+    <w:lvl w:ilvl="3" w:tentative="1">
+      <w:start w:val="1"/>
+      <w:numFmt w:val="bullet"/>
+      <w:lvlText w:val=""/>
+      <w:lvlJc w:val="left"/>
+      <w:pPr>
+        <w:tabs>
+          <w:tab w:val="num" w:pos="2880"/>
+        </w:tabs>
+        <w:ind w:left="2880" w:hanging="360"/>
+      </w:pPr>
+      <w:rPr>
+        <w:rFonts w:ascii="Wingdings" w:hAnsi="Wingdings" w:hint="default"/>
+        <w:sz w:val="20"/>
+      </w:rPr>
+    </w:lvl>
+    <w:lvl w:ilvl="4" w:tentative="1">
+      <w:start w:val="1"/>
+      <w:numFmt w:val="bullet"/>
+      <w:lvlText w:val=""/>
+      <w:lvlJc w:val="left"/>
+      <w:pPr>
+        <w:tabs>
+          <w:tab w:val="num" w:pos="3600"/>
+        </w:tabs>
+        <w:ind w:left="3600" w:hanging="360"/>
+      </w:pPr>
+      <w:rPr>
+        <w:rFonts w:ascii="Wingdings" w:hAnsi="Wingdings" w:hint="default"/>
+        <w:sz w:val="20"/>
+      </w:rPr>
+    </w:lvl>
+    <w:lvl w:ilvl="5" w:tentative="1">
+      <w:start w:val="1"/>
+      <w:numFmt w:val="bullet"/>
+      <w:lvlText w:val=""/>
+      <w:lvlJc w:val="left"/>
+      <w:pPr>
+        <w:tabs>
+          <w:tab w:val="num" w:pos="4320"/>
+        </w:tabs>
+        <w:ind w:left="4320" w:hanging="360"/>
+      </w:pPr>
+      <w:rPr>
+        <w:rFonts w:ascii="Wingdings" w:hAnsi="Wingdings" w:hint="default"/>
+        <w:sz w:val="20"/>
+      </w:rPr>
+    </w:lvl>
+    <w:lvl w:ilvl="6" w:tentative="1">
+      <w:start w:val="1"/>
+      <w:numFmt w:val="bullet"/>
+      <w:lvlText w:val=""/>
+      <w:lvlJc w:val="left"/>
+      <w:pPr>
+        <w:tabs>
+          <w:tab w:val="num" w:pos="5040"/>
+        </w:tabs>
+        <w:ind w:left="5040" w:hanging="360"/>
+      </w:pPr>
+      <w:rPr>
+        <w:rFonts w:ascii="Wingdings" w:hAnsi="Wingdings" w:hint="default"/>
+        <w:sz w:val="20"/>
+      </w:rPr>
+    </w:lvl>
+    <w:lvl w:ilvl="7" w:tentative="1">
+      <w:start w:val="1"/>
+      <w:numFmt w:val="bullet"/>
+      <w:lvlText w:val=""/>
+      <w:lvlJc w:val="left"/>
+      <w:pPr>
+        <w:tabs>
+          <w:tab w:val="num" w:pos="5760"/>
+        </w:tabs>
+        <w:ind w:left="5760" w:hanging="360"/>
+      </w:pPr>
+      <w:rPr>
+        <w:rFonts w:ascii="Wingdings" w:hAnsi="Wingdings" w:hint="default"/>
+        <w:sz w:val="20"/>
+      </w:rPr>
+    </w:lvl>
+    <w:lvl w:ilvl="8" w:tentative="1">
+      <w:start w:val="1"/>
+      <w:numFmt w:val="bullet"/>
+      <w:lvlText w:val=""/>
+      <w:lvlJc w:val="left"/>
+      <w:pPr>
+        <w:tabs>
+          <w:tab w:val="num" w:pos="6480"/>
+        </w:tabs>
+        <w:ind w:left="6480" w:hanging="360"/>
+      </w:pPr>
+      <w:rPr>
+        <w:rFonts w:ascii="Wingdings" w:hAnsi="Wingdings" w:hint="default"/>
+        <w:sz w:val="20"/>
+      </w:rPr>
+    </w:lvl>
+  </w:abstractNum>
+  <w:abstractNum w:abstractNumId="8" w15:restartNumberingAfterBreak="0">
     <w:nsid w:val="14C214DE"/>
     <w:multiLevelType w:val="multilevel"/>
     <w:tmpl w:val="671C0894"/>
@@ -20477,7 +26433,7 @@
       </w:rPr>
     </w:lvl>
   </w:abstractNum>
-  <w:abstractNum w:abstractNumId="7" w15:restartNumberingAfterBreak="0">
+  <w:abstractNum w:abstractNumId="9" w15:restartNumberingAfterBreak="0">
     <w:nsid w:val="17210F5F"/>
     <w:multiLevelType w:val="multilevel"/>
     <w:tmpl w:val="E40076C6"/>
@@ -20626,7 +26582,7 @@
       </w:rPr>
     </w:lvl>
   </w:abstractNum>
-  <w:abstractNum w:abstractNumId="8" w15:restartNumberingAfterBreak="0">
+  <w:abstractNum w:abstractNumId="10" w15:restartNumberingAfterBreak="0">
     <w:nsid w:val="1AE164A8"/>
     <w:multiLevelType w:val="hybridMultilevel"/>
     <w:tmpl w:val="33DAA3C6"/>
@@ -20715,7 +26671,156 @@
       </w:pPr>
     </w:lvl>
   </w:abstractNum>
-  <w:abstractNum w:abstractNumId="9" w15:restartNumberingAfterBreak="0">
+  <w:abstractNum w:abstractNumId="11" w15:restartNumberingAfterBreak="0">
+    <w:nsid w:val="1B070B33"/>
+    <w:multiLevelType w:val="multilevel"/>
+    <w:tmpl w:val="AA368A62"/>
+    <w:lvl w:ilvl="0">
+      <w:start w:val="1"/>
+      <w:numFmt w:val="bullet"/>
+      <w:lvlText w:val=""/>
+      <w:lvlJc w:val="left"/>
+      <w:pPr>
+        <w:tabs>
+          <w:tab w:val="num" w:pos="720"/>
+        </w:tabs>
+        <w:ind w:left="720" w:hanging="360"/>
+      </w:pPr>
+      <w:rPr>
+        <w:rFonts w:ascii="Symbol" w:hAnsi="Symbol" w:hint="default"/>
+        <w:sz w:val="20"/>
+      </w:rPr>
+    </w:lvl>
+    <w:lvl w:ilvl="1" w:tentative="1">
+      <w:start w:val="1"/>
+      <w:numFmt w:val="bullet"/>
+      <w:lvlText w:val=""/>
+      <w:lvlJc w:val="left"/>
+      <w:pPr>
+        <w:tabs>
+          <w:tab w:val="num" w:pos="1440"/>
+        </w:tabs>
+        <w:ind w:left="1440" w:hanging="360"/>
+      </w:pPr>
+      <w:rPr>
+        <w:rFonts w:ascii="Symbol" w:hAnsi="Symbol" w:hint="default"/>
+        <w:sz w:val="20"/>
+      </w:rPr>
+    </w:lvl>
+    <w:lvl w:ilvl="2" w:tentative="1">
+      <w:start w:val="1"/>
+      <w:numFmt w:val="bullet"/>
+      <w:lvlText w:val=""/>
+      <w:lvlJc w:val="left"/>
+      <w:pPr>
+        <w:tabs>
+          <w:tab w:val="num" w:pos="2160"/>
+        </w:tabs>
+        <w:ind w:left="2160" w:hanging="360"/>
+      </w:pPr>
+      <w:rPr>
+        <w:rFonts w:ascii="Symbol" w:hAnsi="Symbol" w:hint="default"/>
+        <w:sz w:val="20"/>
+      </w:rPr>
+    </w:lvl>
+    <w:lvl w:ilvl="3" w:tentative="1">
+      <w:start w:val="1"/>
+      <w:numFmt w:val="bullet"/>
+      <w:lvlText w:val=""/>
+      <w:lvlJc w:val="left"/>
+      <w:pPr>
+        <w:tabs>
+          <w:tab w:val="num" w:pos="2880"/>
+        </w:tabs>
+        <w:ind w:left="2880" w:hanging="360"/>
+      </w:pPr>
+      <w:rPr>
+        <w:rFonts w:ascii="Symbol" w:hAnsi="Symbol" w:hint="default"/>
+        <w:sz w:val="20"/>
+      </w:rPr>
+    </w:lvl>
+    <w:lvl w:ilvl="4" w:tentative="1">
+      <w:start w:val="1"/>
+      <w:numFmt w:val="bullet"/>
+      <w:lvlText w:val=""/>
+      <w:lvlJc w:val="left"/>
+      <w:pPr>
+        <w:tabs>
+          <w:tab w:val="num" w:pos="3600"/>
+        </w:tabs>
+        <w:ind w:left="3600" w:hanging="360"/>
+      </w:pPr>
+      <w:rPr>
+        <w:rFonts w:ascii="Symbol" w:hAnsi="Symbol" w:hint="default"/>
+        <w:sz w:val="20"/>
+      </w:rPr>
+    </w:lvl>
+    <w:lvl w:ilvl="5" w:tentative="1">
+      <w:start w:val="1"/>
+      <w:numFmt w:val="bullet"/>
+      <w:lvlText w:val=""/>
+      <w:lvlJc w:val="left"/>
+      <w:pPr>
+        <w:tabs>
+          <w:tab w:val="num" w:pos="4320"/>
+        </w:tabs>
+        <w:ind w:left="4320" w:hanging="360"/>
+      </w:pPr>
+      <w:rPr>
+        <w:rFonts w:ascii="Symbol" w:hAnsi="Symbol" w:hint="default"/>
+        <w:sz w:val="20"/>
+      </w:rPr>
+    </w:lvl>
+    <w:lvl w:ilvl="6" w:tentative="1">
+      <w:start w:val="1"/>
+      <w:numFmt w:val="bullet"/>
+      <w:lvlText w:val=""/>
+      <w:lvlJc w:val="left"/>
+      <w:pPr>
+        <w:tabs>
+          <w:tab w:val="num" w:pos="5040"/>
+        </w:tabs>
+        <w:ind w:left="5040" w:hanging="360"/>
+      </w:pPr>
+      <w:rPr>
+        <w:rFonts w:ascii="Symbol" w:hAnsi="Symbol" w:hint="default"/>
+        <w:sz w:val="20"/>
+      </w:rPr>
+    </w:lvl>
+    <w:lvl w:ilvl="7" w:tentative="1">
+      <w:start w:val="1"/>
+      <w:numFmt w:val="bullet"/>
+      <w:lvlText w:val=""/>
+      <w:lvlJc w:val="left"/>
+      <w:pPr>
+        <w:tabs>
+          <w:tab w:val="num" w:pos="5760"/>
+        </w:tabs>
+        <w:ind w:left="5760" w:hanging="360"/>
+      </w:pPr>
+      <w:rPr>
+        <w:rFonts w:ascii="Symbol" w:hAnsi="Symbol" w:hint="default"/>
+        <w:sz w:val="20"/>
+      </w:rPr>
+    </w:lvl>
+    <w:lvl w:ilvl="8" w:tentative="1">
+      <w:start w:val="1"/>
+      <w:numFmt w:val="bullet"/>
+      <w:lvlText w:val=""/>
+      <w:lvlJc w:val="left"/>
+      <w:pPr>
+        <w:tabs>
+          <w:tab w:val="num" w:pos="6480"/>
+        </w:tabs>
+        <w:ind w:left="6480" w:hanging="360"/>
+      </w:pPr>
+      <w:rPr>
+        <w:rFonts w:ascii="Symbol" w:hAnsi="Symbol" w:hint="default"/>
+        <w:sz w:val="20"/>
+      </w:rPr>
+    </w:lvl>
+  </w:abstractNum>
+  <w:abstractNum w:abstractNumId="12" w15:restartNumberingAfterBreak="0">
     <w:nsid w:val="1CA06655"/>
     <w:multiLevelType w:val="multilevel"/>
     <w:tmpl w:val="27763712"/>
@@ -20864,7 +26969,7 @@
       </w:rPr>
     </w:lvl>
   </w:abstractNum>
-  <w:abstractNum w:abstractNumId="10" w15:restartNumberingAfterBreak="0">
+  <w:abstractNum w:abstractNumId="13" w15:restartNumberingAfterBreak="0">
     <w:nsid w:val="21AB48C7"/>
     <w:multiLevelType w:val="multilevel"/>
     <w:tmpl w:val="7D4A066C"/>
@@ -21013,7 +27118,7 @@
       </w:rPr>
     </w:lvl>
   </w:abstractNum>
-  <w:abstractNum w:abstractNumId="11" w15:restartNumberingAfterBreak="0">
+  <w:abstractNum w:abstractNumId="14" w15:restartNumberingAfterBreak="0">
     <w:nsid w:val="242D78B1"/>
     <w:multiLevelType w:val="multilevel"/>
     <w:tmpl w:val="F3C6ADE2"/>
@@ -21162,7 +27267,7 @@
       </w:rPr>
     </w:lvl>
   </w:abstractNum>
-  <w:abstractNum w:abstractNumId="12" w15:restartNumberingAfterBreak="0">
+  <w:abstractNum w:abstractNumId="15" w15:restartNumberingAfterBreak="0">
     <w:nsid w:val="244F2C85"/>
     <w:multiLevelType w:val="multilevel"/>
     <w:tmpl w:val="696485D6"/>
@@ -21311,7 +27416,603 @@
       </w:rPr>
     </w:lvl>
   </w:abstractNum>
-  <w:abstractNum w:abstractNumId="13" w15:restartNumberingAfterBreak="0">
+  <w:abstractNum w:abstractNumId="16" w15:restartNumberingAfterBreak="0">
+    <w:nsid w:val="2ABB1497"/>
+    <w:multiLevelType w:val="multilevel"/>
+    <w:tmpl w:val="42867A4C"/>
+    <w:lvl w:ilvl="0">
+      <w:start w:val="1"/>
+      <w:numFmt w:val="bullet"/>
+      <w:lvlText w:val=""/>
+      <w:lvlJc w:val="left"/>
+      <w:pPr>
+        <w:tabs>
+          <w:tab w:val="num" w:pos="720"/>
+        </w:tabs>
+        <w:ind w:left="720" w:hanging="360"/>
+      </w:pPr>
+      <w:rPr>
+        <w:rFonts w:ascii="Symbol" w:hAnsi="Symbol" w:hint="default"/>
+        <w:sz w:val="20"/>
+      </w:rPr>
+    </w:lvl>
+    <w:lvl w:ilvl="1" w:tentative="1">
+      <w:start w:val="1"/>
+      <w:numFmt w:val="bullet"/>
+      <w:lvlText w:val=""/>
+      <w:lvlJc w:val="left"/>
+      <w:pPr>
+        <w:tabs>
+          <w:tab w:val="num" w:pos="1440"/>
+        </w:tabs>
+        <w:ind w:left="1440" w:hanging="360"/>
+      </w:pPr>
+      <w:rPr>
+        <w:rFonts w:ascii="Symbol" w:hAnsi="Symbol" w:hint="default"/>
+        <w:sz w:val="20"/>
+      </w:rPr>
+    </w:lvl>
+    <w:lvl w:ilvl="2" w:tentative="1">
+      <w:start w:val="1"/>
+      <w:numFmt w:val="bullet"/>
+      <w:lvlText w:val=""/>
+      <w:lvlJc w:val="left"/>
+      <w:pPr>
+        <w:tabs>
+          <w:tab w:val="num" w:pos="2160"/>
+        </w:tabs>
+        <w:ind w:left="2160" w:hanging="360"/>
+      </w:pPr>
+      <w:rPr>
+        <w:rFonts w:ascii="Symbol" w:hAnsi="Symbol" w:hint="default"/>
+        <w:sz w:val="20"/>
+      </w:rPr>
+    </w:lvl>
+    <w:lvl w:ilvl="3" w:tentative="1">
+      <w:start w:val="1"/>
+      <w:numFmt w:val="bullet"/>
+      <w:lvlText w:val=""/>
+      <w:lvlJc w:val="left"/>
+      <w:pPr>
+        <w:tabs>
+          <w:tab w:val="num" w:pos="2880"/>
+        </w:tabs>
+        <w:ind w:left="2880" w:hanging="360"/>
+      </w:pPr>
+      <w:rPr>
+        <w:rFonts w:ascii="Symbol" w:hAnsi="Symbol" w:hint="default"/>
+        <w:sz w:val="20"/>
+      </w:rPr>
+    </w:lvl>
+    <w:lvl w:ilvl="4" w:tentative="1">
+      <w:start w:val="1"/>
+      <w:numFmt w:val="bullet"/>
+      <w:lvlText w:val=""/>
+      <w:lvlJc w:val="left"/>
+      <w:pPr>
+        <w:tabs>
+          <w:tab w:val="num" w:pos="3600"/>
+        </w:tabs>
+        <w:ind w:left="3600" w:hanging="360"/>
+      </w:pPr>
+      <w:rPr>
+        <w:rFonts w:ascii="Symbol" w:hAnsi="Symbol" w:hint="default"/>
+        <w:sz w:val="20"/>
+      </w:rPr>
+    </w:lvl>
+    <w:lvl w:ilvl="5" w:tentative="1">
+      <w:start w:val="1"/>
+      <w:numFmt w:val="bullet"/>
+      <w:lvlText w:val=""/>
+      <w:lvlJc w:val="left"/>
+      <w:pPr>
+        <w:tabs>
+          <w:tab w:val="num" w:pos="4320"/>
+        </w:tabs>
+        <w:ind w:left="4320" w:hanging="360"/>
+      </w:pPr>
+      <w:rPr>
+        <w:rFonts w:ascii="Symbol" w:hAnsi="Symbol" w:hint="default"/>
+        <w:sz w:val="20"/>
+      </w:rPr>
+    </w:lvl>
+    <w:lvl w:ilvl="6" w:tentative="1">
+      <w:start w:val="1"/>
+      <w:numFmt w:val="bullet"/>
+      <w:lvlText w:val=""/>
+      <w:lvlJc w:val="left"/>
+      <w:pPr>
+        <w:tabs>
+          <w:tab w:val="num" w:pos="5040"/>
+        </w:tabs>
+        <w:ind w:left="5040" w:hanging="360"/>
+      </w:pPr>
+      <w:rPr>
+        <w:rFonts w:ascii="Symbol" w:hAnsi="Symbol" w:hint="default"/>
+        <w:sz w:val="20"/>
+      </w:rPr>
+    </w:lvl>
+    <w:lvl w:ilvl="7" w:tentative="1">
+      <w:start w:val="1"/>
+      <w:numFmt w:val="bullet"/>
+      <w:lvlText w:val=""/>
+      <w:lvlJc w:val="left"/>
+      <w:pPr>
+        <w:tabs>
+          <w:tab w:val="num" w:pos="5760"/>
+        </w:tabs>
+        <w:ind w:left="5760" w:hanging="360"/>
+      </w:pPr>
+      <w:rPr>
+        <w:rFonts w:ascii="Symbol" w:hAnsi="Symbol" w:hint="default"/>
+        <w:sz w:val="20"/>
+      </w:rPr>
+    </w:lvl>
+    <w:lvl w:ilvl="8" w:tentative="1">
+      <w:start w:val="1"/>
+      <w:numFmt w:val="bullet"/>
+      <w:lvlText w:val=""/>
+      <w:lvlJc w:val="left"/>
+      <w:pPr>
+        <w:tabs>
+          <w:tab w:val="num" w:pos="6480"/>
+        </w:tabs>
+        <w:ind w:left="6480" w:hanging="360"/>
+      </w:pPr>
+      <w:rPr>
+        <w:rFonts w:ascii="Symbol" w:hAnsi="Symbol" w:hint="default"/>
+        <w:sz w:val="20"/>
+      </w:rPr>
+    </w:lvl>
+  </w:abstractNum>
+  <w:abstractNum w:abstractNumId="17" w15:restartNumberingAfterBreak="0">
+    <w:nsid w:val="2C25356C"/>
+    <w:multiLevelType w:val="multilevel"/>
+    <w:tmpl w:val="635AF39C"/>
+    <w:lvl w:ilvl="0">
+      <w:start w:val="1"/>
+      <w:numFmt w:val="bullet"/>
+      <w:lvlText w:val=""/>
+      <w:lvlJc w:val="left"/>
+      <w:pPr>
+        <w:tabs>
+          <w:tab w:val="num" w:pos="720"/>
+        </w:tabs>
+        <w:ind w:left="720" w:hanging="360"/>
+      </w:pPr>
+      <w:rPr>
+        <w:rFonts w:ascii="Symbol" w:hAnsi="Symbol" w:hint="default"/>
+        <w:sz w:val="20"/>
+      </w:rPr>
+    </w:lvl>
+    <w:lvl w:ilvl="1" w:tentative="1">
+      <w:start w:val="1"/>
+      <w:numFmt w:val="bullet"/>
+      <w:lvlText w:val=""/>
+      <w:lvlJc w:val="left"/>
+      <w:pPr>
+        <w:tabs>
+          <w:tab w:val="num" w:pos="1440"/>
+        </w:tabs>
+        <w:ind w:left="1440" w:hanging="360"/>
+      </w:pPr>
+      <w:rPr>
+        <w:rFonts w:ascii="Symbol" w:hAnsi="Symbol" w:hint="default"/>
+        <w:sz w:val="20"/>
+      </w:rPr>
+    </w:lvl>
+    <w:lvl w:ilvl="2" w:tentative="1">
+      <w:start w:val="1"/>
+      <w:numFmt w:val="bullet"/>
+      <w:lvlText w:val=""/>
+      <w:lvlJc w:val="left"/>
+      <w:pPr>
+        <w:tabs>
+          <w:tab w:val="num" w:pos="2160"/>
+        </w:tabs>
+        <w:ind w:left="2160" w:hanging="360"/>
+      </w:pPr>
+      <w:rPr>
+        <w:rFonts w:ascii="Symbol" w:hAnsi="Symbol" w:hint="default"/>
+        <w:sz w:val="20"/>
+      </w:rPr>
+    </w:lvl>
+    <w:lvl w:ilvl="3" w:tentative="1">
+      <w:start w:val="1"/>
+      <w:numFmt w:val="bullet"/>
+      <w:lvlText w:val=""/>
+      <w:lvlJc w:val="left"/>
+      <w:pPr>
+        <w:tabs>
+          <w:tab w:val="num" w:pos="2880"/>
+        </w:tabs>
+        <w:ind w:left="2880" w:hanging="360"/>
+      </w:pPr>
+      <w:rPr>
+        <w:rFonts w:ascii="Symbol" w:hAnsi="Symbol" w:hint="default"/>
+        <w:sz w:val="20"/>
+      </w:rPr>
+    </w:lvl>
+    <w:lvl w:ilvl="4" w:tentative="1">
+      <w:start w:val="1"/>
+      <w:numFmt w:val="bullet"/>
+      <w:lvlText w:val=""/>
+      <w:lvlJc w:val="left"/>
+      <w:pPr>
+        <w:tabs>
+          <w:tab w:val="num" w:pos="3600"/>
+        </w:tabs>
+        <w:ind w:left="3600" w:hanging="360"/>
+      </w:pPr>
+      <w:rPr>
+        <w:rFonts w:ascii="Symbol" w:hAnsi="Symbol" w:hint="default"/>
+        <w:sz w:val="20"/>
+      </w:rPr>
+    </w:lvl>
+    <w:lvl w:ilvl="5" w:tentative="1">
+      <w:start w:val="1"/>
+      <w:numFmt w:val="bullet"/>
+      <w:lvlText w:val=""/>
+      <w:lvlJc w:val="left"/>
+      <w:pPr>
+        <w:tabs>
+          <w:tab w:val="num" w:pos="4320"/>
+        </w:tabs>
+        <w:ind w:left="4320" w:hanging="360"/>
+      </w:pPr>
+      <w:rPr>
+        <w:rFonts w:ascii="Symbol" w:hAnsi="Symbol" w:hint="default"/>
+        <w:sz w:val="20"/>
+      </w:rPr>
+    </w:lvl>
+    <w:lvl w:ilvl="6" w:tentative="1">
+      <w:start w:val="1"/>
+      <w:numFmt w:val="bullet"/>
+      <w:lvlText w:val=""/>
+      <w:lvlJc w:val="left"/>
+      <w:pPr>
+        <w:tabs>
+          <w:tab w:val="num" w:pos="5040"/>
+        </w:tabs>
+        <w:ind w:left="5040" w:hanging="360"/>
+      </w:pPr>
+      <w:rPr>
+        <w:rFonts w:ascii="Symbol" w:hAnsi="Symbol" w:hint="default"/>
+        <w:sz w:val="20"/>
+      </w:rPr>
+    </w:lvl>
+    <w:lvl w:ilvl="7" w:tentative="1">
+      <w:start w:val="1"/>
+      <w:numFmt w:val="bullet"/>
+      <w:lvlText w:val=""/>
+      <w:lvlJc w:val="left"/>
+      <w:pPr>
+        <w:tabs>
+          <w:tab w:val="num" w:pos="5760"/>
+        </w:tabs>
+        <w:ind w:left="5760" w:hanging="360"/>
+      </w:pPr>
+      <w:rPr>
+        <w:rFonts w:ascii="Symbol" w:hAnsi="Symbol" w:hint="default"/>
+        <w:sz w:val="20"/>
+      </w:rPr>
+    </w:lvl>
+    <w:lvl w:ilvl="8" w:tentative="1">
+      <w:start w:val="1"/>
+      <w:numFmt w:val="bullet"/>
+      <w:lvlText w:val=""/>
+      <w:lvlJc w:val="left"/>
+      <w:pPr>
+        <w:tabs>
+          <w:tab w:val="num" w:pos="6480"/>
+        </w:tabs>
+        <w:ind w:left="6480" w:hanging="360"/>
+      </w:pPr>
+      <w:rPr>
+        <w:rFonts w:ascii="Symbol" w:hAnsi="Symbol" w:hint="default"/>
+        <w:sz w:val="20"/>
+      </w:rPr>
+    </w:lvl>
+  </w:abstractNum>
+  <w:abstractNum w:abstractNumId="18" w15:restartNumberingAfterBreak="0">
+    <w:nsid w:val="2CA16094"/>
+    <w:multiLevelType w:val="multilevel"/>
+    <w:tmpl w:val="C0E241C8"/>
+    <w:lvl w:ilvl="0">
+      <w:start w:val="1"/>
+      <w:numFmt w:val="bullet"/>
+      <w:lvlText w:val=""/>
+      <w:lvlJc w:val="left"/>
+      <w:pPr>
+        <w:tabs>
+          <w:tab w:val="num" w:pos="720"/>
+        </w:tabs>
+        <w:ind w:left="720" w:hanging="360"/>
+      </w:pPr>
+      <w:rPr>
+        <w:rFonts w:ascii="Symbol" w:hAnsi="Symbol" w:hint="default"/>
+        <w:sz w:val="20"/>
+      </w:rPr>
+    </w:lvl>
+    <w:lvl w:ilvl="1" w:tentative="1">
+      <w:start w:val="1"/>
+      <w:numFmt w:val="bullet"/>
+      <w:lvlText w:val=""/>
+      <w:lvlJc w:val="left"/>
+      <w:pPr>
+        <w:tabs>
+          <w:tab w:val="num" w:pos="1440"/>
+        </w:tabs>
+        <w:ind w:left="1440" w:hanging="360"/>
+      </w:pPr>
+      <w:rPr>
+        <w:rFonts w:ascii="Symbol" w:hAnsi="Symbol" w:hint="default"/>
+        <w:sz w:val="20"/>
+      </w:rPr>
+    </w:lvl>
+    <w:lvl w:ilvl="2" w:tentative="1">
+      <w:start w:val="1"/>
+      <w:numFmt w:val="bullet"/>
+      <w:lvlText w:val=""/>
+      <w:lvlJc w:val="left"/>
+      <w:pPr>
+        <w:tabs>
+          <w:tab w:val="num" w:pos="2160"/>
+        </w:tabs>
+        <w:ind w:left="2160" w:hanging="360"/>
+      </w:pPr>
+      <w:rPr>
+        <w:rFonts w:ascii="Symbol" w:hAnsi="Symbol" w:hint="default"/>
+        <w:sz w:val="20"/>
+      </w:rPr>
+    </w:lvl>
+    <w:lvl w:ilvl="3" w:tentative="1">
+      <w:start w:val="1"/>
+      <w:numFmt w:val="bullet"/>
+      <w:lvlText w:val=""/>
+      <w:lvlJc w:val="left"/>
+      <w:pPr>
+        <w:tabs>
+          <w:tab w:val="num" w:pos="2880"/>
+        </w:tabs>
+        <w:ind w:left="2880" w:hanging="360"/>
+      </w:pPr>
+      <w:rPr>
+        <w:rFonts w:ascii="Symbol" w:hAnsi="Symbol" w:hint="default"/>
+        <w:sz w:val="20"/>
+      </w:rPr>
+    </w:lvl>
+    <w:lvl w:ilvl="4" w:tentative="1">
+      <w:start w:val="1"/>
+      <w:numFmt w:val="bullet"/>
+      <w:lvlText w:val=""/>
+      <w:lvlJc w:val="left"/>
+      <w:pPr>
+        <w:tabs>
+          <w:tab w:val="num" w:pos="3600"/>
+        </w:tabs>
+        <w:ind w:left="3600" w:hanging="360"/>
+      </w:pPr>
+      <w:rPr>
+        <w:rFonts w:ascii="Symbol" w:hAnsi="Symbol" w:hint="default"/>
+        <w:sz w:val="20"/>
+      </w:rPr>
+    </w:lvl>
+    <w:lvl w:ilvl="5" w:tentative="1">
+      <w:start w:val="1"/>
+      <w:numFmt w:val="bullet"/>
+      <w:lvlText w:val=""/>
+      <w:lvlJc w:val="left"/>
+      <w:pPr>
+        <w:tabs>
+          <w:tab w:val="num" w:pos="4320"/>
+        </w:tabs>
+        <w:ind w:left="4320" w:hanging="360"/>
+      </w:pPr>
+      <w:rPr>
+        <w:rFonts w:ascii="Symbol" w:hAnsi="Symbol" w:hint="default"/>
+        <w:sz w:val="20"/>
+      </w:rPr>
+    </w:lvl>
+    <w:lvl w:ilvl="6" w:tentative="1">
+      <w:start w:val="1"/>
+      <w:numFmt w:val="bullet"/>
+      <w:lvlText w:val=""/>
+      <w:lvlJc w:val="left"/>
+      <w:pPr>
+        <w:tabs>
+          <w:tab w:val="num" w:pos="5040"/>
+        </w:tabs>
+        <w:ind w:left="5040" w:hanging="360"/>
+      </w:pPr>
+      <w:rPr>
+        <w:rFonts w:ascii="Symbol" w:hAnsi="Symbol" w:hint="default"/>
+        <w:sz w:val="20"/>
+      </w:rPr>
+    </w:lvl>
+    <w:lvl w:ilvl="7" w:tentative="1">
+      <w:start w:val="1"/>
+      <w:numFmt w:val="bullet"/>
+      <w:lvlText w:val=""/>
+      <w:lvlJc w:val="left"/>
+      <w:pPr>
+        <w:tabs>
+          <w:tab w:val="num" w:pos="5760"/>
+        </w:tabs>
+        <w:ind w:left="5760" w:hanging="360"/>
+      </w:pPr>
+      <w:rPr>
+        <w:rFonts w:ascii="Symbol" w:hAnsi="Symbol" w:hint="default"/>
+        <w:sz w:val="20"/>
+      </w:rPr>
+    </w:lvl>
+    <w:lvl w:ilvl="8" w:tentative="1">
+      <w:start w:val="1"/>
+      <w:numFmt w:val="bullet"/>
+      <w:lvlText w:val=""/>
+      <w:lvlJc w:val="left"/>
+      <w:pPr>
+        <w:tabs>
+          <w:tab w:val="num" w:pos="6480"/>
+        </w:tabs>
+        <w:ind w:left="6480" w:hanging="360"/>
+      </w:pPr>
+      <w:rPr>
+        <w:rFonts w:ascii="Symbol" w:hAnsi="Symbol" w:hint="default"/>
+        <w:sz w:val="20"/>
+      </w:rPr>
+    </w:lvl>
+  </w:abstractNum>
+  <w:abstractNum w:abstractNumId="19" w15:restartNumberingAfterBreak="0">
+    <w:nsid w:val="31B81E41"/>
+    <w:multiLevelType w:val="multilevel"/>
+    <w:tmpl w:val="9134EDBE"/>
+    <w:lvl w:ilvl="0">
+      <w:start w:val="1"/>
+      <w:numFmt w:val="bullet"/>
+      <w:lvlText w:val=""/>
+      <w:lvlJc w:val="left"/>
+      <w:pPr>
+        <w:tabs>
+          <w:tab w:val="num" w:pos="720"/>
+        </w:tabs>
+        <w:ind w:left="720" w:hanging="360"/>
+      </w:pPr>
+      <w:rPr>
+        <w:rFonts w:ascii="Symbol" w:hAnsi="Symbol" w:hint="default"/>
+        <w:sz w:val="20"/>
+      </w:rPr>
+    </w:lvl>
+    <w:lvl w:ilvl="1" w:tentative="1">
+      <w:start w:val="1"/>
+      <w:numFmt w:val="bullet"/>
+      <w:lvlText w:val=""/>
+      <w:lvlJc w:val="left"/>
+      <w:pPr>
+        <w:tabs>
+          <w:tab w:val="num" w:pos="1440"/>
+        </w:tabs>
+        <w:ind w:left="1440" w:hanging="360"/>
+      </w:pPr>
+      <w:rPr>
+        <w:rFonts w:ascii="Symbol" w:hAnsi="Symbol" w:hint="default"/>
+        <w:sz w:val="20"/>
+      </w:rPr>
+    </w:lvl>
+    <w:lvl w:ilvl="2" w:tentative="1">
+      <w:start w:val="1"/>
+      <w:numFmt w:val="bullet"/>
+      <w:lvlText w:val=""/>
+      <w:lvlJc w:val="left"/>
+      <w:pPr>
+        <w:tabs>
+          <w:tab w:val="num" w:pos="2160"/>
+        </w:tabs>
+        <w:ind w:left="2160" w:hanging="360"/>
+      </w:pPr>
+      <w:rPr>
+        <w:rFonts w:ascii="Symbol" w:hAnsi="Symbol" w:hint="default"/>
+        <w:sz w:val="20"/>
+      </w:rPr>
+    </w:lvl>
+    <w:lvl w:ilvl="3" w:tentative="1">
+      <w:start w:val="1"/>
+      <w:numFmt w:val="bullet"/>
+      <w:lvlText w:val=""/>
+      <w:lvlJc w:val="left"/>
+      <w:pPr>
+        <w:tabs>
+          <w:tab w:val="num" w:pos="2880"/>
+        </w:tabs>
+        <w:ind w:left="2880" w:hanging="360"/>
+      </w:pPr>
+      <w:rPr>
+        <w:rFonts w:ascii="Symbol" w:hAnsi="Symbol" w:hint="default"/>
+        <w:sz w:val="20"/>
+      </w:rPr>
+    </w:lvl>
+    <w:lvl w:ilvl="4" w:tentative="1">
+      <w:start w:val="1"/>
+      <w:numFmt w:val="bullet"/>
+      <w:lvlText w:val=""/>
+      <w:lvlJc w:val="left"/>
+      <w:pPr>
+        <w:tabs>
+          <w:tab w:val="num" w:pos="3600"/>
+        </w:tabs>
+        <w:ind w:left="3600" w:hanging="360"/>
+      </w:pPr>
+      <w:rPr>
+        <w:rFonts w:ascii="Symbol" w:hAnsi="Symbol" w:hint="default"/>
+        <w:sz w:val="20"/>
+      </w:rPr>
+    </w:lvl>
+    <w:lvl w:ilvl="5" w:tentative="1">
+      <w:start w:val="1"/>
+      <w:numFmt w:val="bullet"/>
+      <w:lvlText w:val=""/>
+      <w:lvlJc w:val="left"/>
+      <w:pPr>
+        <w:tabs>
+          <w:tab w:val="num" w:pos="4320"/>
+        </w:tabs>
+        <w:ind w:left="4320" w:hanging="360"/>
+      </w:pPr>
+      <w:rPr>
+        <w:rFonts w:ascii="Symbol" w:hAnsi="Symbol" w:hint="default"/>
+        <w:sz w:val="20"/>
+      </w:rPr>
+    </w:lvl>
+    <w:lvl w:ilvl="6" w:tentative="1">
+      <w:start w:val="1"/>
+      <w:numFmt w:val="bullet"/>
+      <w:lvlText w:val=""/>
+      <w:lvlJc w:val="left"/>
+      <w:pPr>
+        <w:tabs>
+          <w:tab w:val="num" w:pos="5040"/>
+        </w:tabs>
+        <w:ind w:left="5040" w:hanging="360"/>
+      </w:pPr>
+      <w:rPr>
+        <w:rFonts w:ascii="Symbol" w:hAnsi="Symbol" w:hint="default"/>
+        <w:sz w:val="20"/>
+      </w:rPr>
+    </w:lvl>
+    <w:lvl w:ilvl="7" w:tentative="1">
+      <w:start w:val="1"/>
+      <w:numFmt w:val="bullet"/>
+      <w:lvlText w:val=""/>
+      <w:lvlJc w:val="left"/>
+      <w:pPr>
+        <w:tabs>
+          <w:tab w:val="num" w:pos="5760"/>
+        </w:tabs>
+        <w:ind w:left="5760" w:hanging="360"/>
+      </w:pPr>
+      <w:rPr>
+        <w:rFonts w:ascii="Symbol" w:hAnsi="Symbol" w:hint="default"/>
+        <w:sz w:val="20"/>
+      </w:rPr>
+    </w:lvl>
+    <w:lvl w:ilvl="8" w:tentative="1">
+      <w:start w:val="1"/>
+      <w:numFmt w:val="bullet"/>
+      <w:lvlText w:val=""/>
+      <w:lvlJc w:val="left"/>
+      <w:pPr>
+        <w:tabs>
+          <w:tab w:val="num" w:pos="6480"/>
+        </w:tabs>
+        <w:ind w:left="6480" w:hanging="360"/>
+      </w:pPr>
+      <w:rPr>
+        <w:rFonts w:ascii="Symbol" w:hAnsi="Symbol" w:hint="default"/>
+        <w:sz w:val="20"/>
+      </w:rPr>
+    </w:lvl>
+  </w:abstractNum>
+  <w:abstractNum w:abstractNumId="20" w15:restartNumberingAfterBreak="0">
     <w:nsid w:val="32941EDB"/>
     <w:multiLevelType w:val="multilevel"/>
     <w:tmpl w:val="ECBECB9A"/>
@@ -21460,7 +28161,7 @@
       </w:rPr>
     </w:lvl>
   </w:abstractNum>
-  <w:abstractNum w:abstractNumId="14" w15:restartNumberingAfterBreak="0">
+  <w:abstractNum w:abstractNumId="21" w15:restartNumberingAfterBreak="0">
     <w:nsid w:val="32C20165"/>
     <w:multiLevelType w:val="multilevel"/>
     <w:tmpl w:val="7696B934"/>
@@ -21609,7 +28310,7 @@
       </w:rPr>
     </w:lvl>
   </w:abstractNum>
-  <w:abstractNum w:abstractNumId="15" w15:restartNumberingAfterBreak="0">
+  <w:abstractNum w:abstractNumId="22" w15:restartNumberingAfterBreak="0">
     <w:nsid w:val="35792BA4"/>
     <w:multiLevelType w:val="multilevel"/>
     <w:tmpl w:val="F93C3C4E"/>
@@ -21758,7 +28459,156 @@
       </w:rPr>
     </w:lvl>
   </w:abstractNum>
-  <w:abstractNum w:abstractNumId="16" w15:restartNumberingAfterBreak="0">
+  <w:abstractNum w:abstractNumId="23" w15:restartNumberingAfterBreak="0">
+    <w:nsid w:val="35D55924"/>
+    <w:multiLevelType w:val="multilevel"/>
+    <w:tmpl w:val="F886E1AE"/>
+    <w:lvl w:ilvl="0">
+      <w:start w:val="1"/>
+      <w:numFmt w:val="bullet"/>
+      <w:lvlText w:val=""/>
+      <w:lvlJc w:val="left"/>
+      <w:pPr>
+        <w:tabs>
+          <w:tab w:val="num" w:pos="720"/>
+        </w:tabs>
+        <w:ind w:left="720" w:hanging="360"/>
+      </w:pPr>
+      <w:rPr>
+        <w:rFonts w:ascii="Symbol" w:hAnsi="Symbol" w:hint="default"/>
+        <w:sz w:val="20"/>
+      </w:rPr>
+    </w:lvl>
+    <w:lvl w:ilvl="1" w:tentative="1">
+      <w:start w:val="1"/>
+      <w:numFmt w:val="bullet"/>
+      <w:lvlText w:val=""/>
+      <w:lvlJc w:val="left"/>
+      <w:pPr>
+        <w:tabs>
+          <w:tab w:val="num" w:pos="1440"/>
+        </w:tabs>
+        <w:ind w:left="1440" w:hanging="360"/>
+      </w:pPr>
+      <w:rPr>
+        <w:rFonts w:ascii="Symbol" w:hAnsi="Symbol" w:hint="default"/>
+        <w:sz w:val="20"/>
+      </w:rPr>
+    </w:lvl>
+    <w:lvl w:ilvl="2" w:tentative="1">
+      <w:start w:val="1"/>
+      <w:numFmt w:val="bullet"/>
+      <w:lvlText w:val=""/>
+      <w:lvlJc w:val="left"/>
+      <w:pPr>
+        <w:tabs>
+          <w:tab w:val="num" w:pos="2160"/>
+        </w:tabs>
+        <w:ind w:left="2160" w:hanging="360"/>
+      </w:pPr>
+      <w:rPr>
+        <w:rFonts w:ascii="Symbol" w:hAnsi="Symbol" w:hint="default"/>
+        <w:sz w:val="20"/>
+      </w:rPr>
+    </w:lvl>
+    <w:lvl w:ilvl="3" w:tentative="1">
+      <w:start w:val="1"/>
+      <w:numFmt w:val="bullet"/>
+      <w:lvlText w:val=""/>
+      <w:lvlJc w:val="left"/>
+      <w:pPr>
+        <w:tabs>
+          <w:tab w:val="num" w:pos="2880"/>
+        </w:tabs>
+        <w:ind w:left="2880" w:hanging="360"/>
+      </w:pPr>
+      <w:rPr>
+        <w:rFonts w:ascii="Symbol" w:hAnsi="Symbol" w:hint="default"/>
+        <w:sz w:val="20"/>
+      </w:rPr>
+    </w:lvl>
+    <w:lvl w:ilvl="4" w:tentative="1">
+      <w:start w:val="1"/>
+      <w:numFmt w:val="bullet"/>
+      <w:lvlText w:val=""/>
+      <w:lvlJc w:val="left"/>
+      <w:pPr>
+        <w:tabs>
+          <w:tab w:val="num" w:pos="3600"/>
+        </w:tabs>
+        <w:ind w:left="3600" w:hanging="360"/>
+      </w:pPr>
+      <w:rPr>
+        <w:rFonts w:ascii="Symbol" w:hAnsi="Symbol" w:hint="default"/>
+        <w:sz w:val="20"/>
+      </w:rPr>
+    </w:lvl>
+    <w:lvl w:ilvl="5" w:tentative="1">
+      <w:start w:val="1"/>
+      <w:numFmt w:val="bullet"/>
+      <w:lvlText w:val=""/>
+      <w:lvlJc w:val="left"/>
+      <w:pPr>
+        <w:tabs>
+          <w:tab w:val="num" w:pos="4320"/>
+        </w:tabs>
+        <w:ind w:left="4320" w:hanging="360"/>
+      </w:pPr>
+      <w:rPr>
+        <w:rFonts w:ascii="Symbol" w:hAnsi="Symbol" w:hint="default"/>
+        <w:sz w:val="20"/>
+      </w:rPr>
+    </w:lvl>
+    <w:lvl w:ilvl="6" w:tentative="1">
+      <w:start w:val="1"/>
+      <w:numFmt w:val="bullet"/>
+      <w:lvlText w:val=""/>
+      <w:lvlJc w:val="left"/>
+      <w:pPr>
+        <w:tabs>
+          <w:tab w:val="num" w:pos="5040"/>
+        </w:tabs>
+        <w:ind w:left="5040" w:hanging="360"/>
+      </w:pPr>
+      <w:rPr>
+        <w:rFonts w:ascii="Symbol" w:hAnsi="Symbol" w:hint="default"/>
+        <w:sz w:val="20"/>
+      </w:rPr>
+    </w:lvl>
+    <w:lvl w:ilvl="7" w:tentative="1">
+      <w:start w:val="1"/>
+      <w:numFmt w:val="bullet"/>
+      <w:lvlText w:val=""/>
+      <w:lvlJc w:val="left"/>
+      <w:pPr>
+        <w:tabs>
+          <w:tab w:val="num" w:pos="5760"/>
+        </w:tabs>
+        <w:ind w:left="5760" w:hanging="360"/>
+      </w:pPr>
+      <w:rPr>
+        <w:rFonts w:ascii="Symbol" w:hAnsi="Symbol" w:hint="default"/>
+        <w:sz w:val="20"/>
+      </w:rPr>
+    </w:lvl>
+    <w:lvl w:ilvl="8" w:tentative="1">
+      <w:start w:val="1"/>
+      <w:numFmt w:val="bullet"/>
+      <w:lvlText w:val=""/>
+      <w:lvlJc w:val="left"/>
+      <w:pPr>
+        <w:tabs>
+          <w:tab w:val="num" w:pos="6480"/>
+        </w:tabs>
+        <w:ind w:left="6480" w:hanging="360"/>
+      </w:pPr>
+      <w:rPr>
+        <w:rFonts w:ascii="Symbol" w:hAnsi="Symbol" w:hint="default"/>
+        <w:sz w:val="20"/>
+      </w:rPr>
+    </w:lvl>
+  </w:abstractNum>
+  <w:abstractNum w:abstractNumId="24" w15:restartNumberingAfterBreak="0">
     <w:nsid w:val="35E01B8F"/>
     <w:multiLevelType w:val="multilevel"/>
     <w:tmpl w:val="E7509060"/>
@@ -21907,7 +28757,7 @@
       </w:rPr>
     </w:lvl>
   </w:abstractNum>
-  <w:abstractNum w:abstractNumId="17" w15:restartNumberingAfterBreak="0">
+  <w:abstractNum w:abstractNumId="25" w15:restartNumberingAfterBreak="0">
     <w:nsid w:val="3FC82A5A"/>
     <w:multiLevelType w:val="multilevel"/>
     <w:tmpl w:val="F7E6BA58"/>
@@ -22056,7 +28906,7 @@
       </w:rPr>
     </w:lvl>
   </w:abstractNum>
-  <w:abstractNum w:abstractNumId="18" w15:restartNumberingAfterBreak="0">
+  <w:abstractNum w:abstractNumId="26" w15:restartNumberingAfterBreak="0">
     <w:nsid w:val="456919AA"/>
     <w:multiLevelType w:val="multilevel"/>
     <w:tmpl w:val="AD0882F6"/>
@@ -22205,7 +29055,7 @@
       </w:rPr>
     </w:lvl>
   </w:abstractNum>
-  <w:abstractNum w:abstractNumId="19" w15:restartNumberingAfterBreak="0">
+  <w:abstractNum w:abstractNumId="27" w15:restartNumberingAfterBreak="0">
     <w:nsid w:val="45DE1D7B"/>
     <w:multiLevelType w:val="multilevel"/>
     <w:tmpl w:val="7CF082EC"/>
@@ -22354,7 +29204,7 @@
       </w:rPr>
     </w:lvl>
   </w:abstractNum>
-  <w:abstractNum w:abstractNumId="20" w15:restartNumberingAfterBreak="0">
+  <w:abstractNum w:abstractNumId="28" w15:restartNumberingAfterBreak="0">
     <w:nsid w:val="46D63823"/>
     <w:multiLevelType w:val="multilevel"/>
     <w:tmpl w:val="BB9E2EE6"/>
@@ -22503,7 +29353,305 @@
       </w:rPr>
     </w:lvl>
   </w:abstractNum>
-  <w:abstractNum w:abstractNumId="21" w15:restartNumberingAfterBreak="0">
+  <w:abstractNum w:abstractNumId="29" w15:restartNumberingAfterBreak="0">
+    <w:nsid w:val="4A945CFB"/>
+    <w:multiLevelType w:val="multilevel"/>
+    <w:tmpl w:val="95C8942A"/>
+    <w:lvl w:ilvl="0">
+      <w:start w:val="1"/>
+      <w:numFmt w:val="bullet"/>
+      <w:lvlText w:val=""/>
+      <w:lvlJc w:val="left"/>
+      <w:pPr>
+        <w:tabs>
+          <w:tab w:val="num" w:pos="720"/>
+        </w:tabs>
+        <w:ind w:left="720" w:hanging="360"/>
+      </w:pPr>
+      <w:rPr>
+        <w:rFonts w:ascii="Symbol" w:hAnsi="Symbol" w:hint="default"/>
+        <w:sz w:val="20"/>
+      </w:rPr>
+    </w:lvl>
+    <w:lvl w:ilvl="1" w:tentative="1">
+      <w:start w:val="1"/>
+      <w:numFmt w:val="bullet"/>
+      <w:lvlText w:val=""/>
+      <w:lvlJc w:val="left"/>
+      <w:pPr>
+        <w:tabs>
+          <w:tab w:val="num" w:pos="1440"/>
+        </w:tabs>
+        <w:ind w:left="1440" w:hanging="360"/>
+      </w:pPr>
+      <w:rPr>
+        <w:rFonts w:ascii="Symbol" w:hAnsi="Symbol" w:hint="default"/>
+        <w:sz w:val="20"/>
+      </w:rPr>
+    </w:lvl>
+    <w:lvl w:ilvl="2" w:tentative="1">
+      <w:start w:val="1"/>
+      <w:numFmt w:val="bullet"/>
+      <w:lvlText w:val=""/>
+      <w:lvlJc w:val="left"/>
+      <w:pPr>
+        <w:tabs>
+          <w:tab w:val="num" w:pos="2160"/>
+        </w:tabs>
+        <w:ind w:left="2160" w:hanging="360"/>
+      </w:pPr>
+      <w:rPr>
+        <w:rFonts w:ascii="Symbol" w:hAnsi="Symbol" w:hint="default"/>
+        <w:sz w:val="20"/>
+      </w:rPr>
+    </w:lvl>
+    <w:lvl w:ilvl="3" w:tentative="1">
+      <w:start w:val="1"/>
+      <w:numFmt w:val="bullet"/>
+      <w:lvlText w:val=""/>
+      <w:lvlJc w:val="left"/>
+      <w:pPr>
+        <w:tabs>
+          <w:tab w:val="num" w:pos="2880"/>
+        </w:tabs>
+        <w:ind w:left="2880" w:hanging="360"/>
+      </w:pPr>
+      <w:rPr>
+        <w:rFonts w:ascii="Symbol" w:hAnsi="Symbol" w:hint="default"/>
+        <w:sz w:val="20"/>
+      </w:rPr>
+    </w:lvl>
+    <w:lvl w:ilvl="4" w:tentative="1">
+      <w:start w:val="1"/>
+      <w:numFmt w:val="bullet"/>
+      <w:lvlText w:val=""/>
+      <w:lvlJc w:val="left"/>
+      <w:pPr>
+        <w:tabs>
+          <w:tab w:val="num" w:pos="3600"/>
+        </w:tabs>
+        <w:ind w:left="3600" w:hanging="360"/>
+      </w:pPr>
+      <w:rPr>
+        <w:rFonts w:ascii="Symbol" w:hAnsi="Symbol" w:hint="default"/>
+        <w:sz w:val="20"/>
+      </w:rPr>
+    </w:lvl>
+    <w:lvl w:ilvl="5" w:tentative="1">
+      <w:start w:val="1"/>
+      <w:numFmt w:val="bullet"/>
+      <w:lvlText w:val=""/>
+      <w:lvlJc w:val="left"/>
+      <w:pPr>
+        <w:tabs>
+          <w:tab w:val="num" w:pos="4320"/>
+        </w:tabs>
+        <w:ind w:left="4320" w:hanging="360"/>
+      </w:pPr>
+      <w:rPr>
+        <w:rFonts w:ascii="Symbol" w:hAnsi="Symbol" w:hint="default"/>
+        <w:sz w:val="20"/>
+      </w:rPr>
+    </w:lvl>
+    <w:lvl w:ilvl="6" w:tentative="1">
+      <w:start w:val="1"/>
+      <w:numFmt w:val="bullet"/>
+      <w:lvlText w:val=""/>
+      <w:lvlJc w:val="left"/>
+      <w:pPr>
+        <w:tabs>
+          <w:tab w:val="num" w:pos="5040"/>
+        </w:tabs>
+        <w:ind w:left="5040" w:hanging="360"/>
+      </w:pPr>
+      <w:rPr>
+        <w:rFonts w:ascii="Symbol" w:hAnsi="Symbol" w:hint="default"/>
+        <w:sz w:val="20"/>
+      </w:rPr>
+    </w:lvl>
+    <w:lvl w:ilvl="7" w:tentative="1">
+      <w:start w:val="1"/>
+      <w:numFmt w:val="bullet"/>
+      <w:lvlText w:val=""/>
+      <w:lvlJc w:val="left"/>
+      <w:pPr>
+        <w:tabs>
+          <w:tab w:val="num" w:pos="5760"/>
+        </w:tabs>
+        <w:ind w:left="5760" w:hanging="360"/>
+      </w:pPr>
+      <w:rPr>
+        <w:rFonts w:ascii="Symbol" w:hAnsi="Symbol" w:hint="default"/>
+        <w:sz w:val="20"/>
+      </w:rPr>
+    </w:lvl>
+    <w:lvl w:ilvl="8" w:tentative="1">
+      <w:start w:val="1"/>
+      <w:numFmt w:val="bullet"/>
+      <w:lvlText w:val=""/>
+      <w:lvlJc w:val="left"/>
+      <w:pPr>
+        <w:tabs>
+          <w:tab w:val="num" w:pos="6480"/>
+        </w:tabs>
+        <w:ind w:left="6480" w:hanging="360"/>
+      </w:pPr>
+      <w:rPr>
+        <w:rFonts w:ascii="Symbol" w:hAnsi="Symbol" w:hint="default"/>
+        <w:sz w:val="20"/>
+      </w:rPr>
+    </w:lvl>
+  </w:abstractNum>
+  <w:abstractNum w:abstractNumId="30" w15:restartNumberingAfterBreak="0">
+    <w:nsid w:val="4C0E0580"/>
+    <w:multiLevelType w:val="multilevel"/>
+    <w:tmpl w:val="58844252"/>
+    <w:lvl w:ilvl="0">
+      <w:start w:val="1"/>
+      <w:numFmt w:val="bullet"/>
+      <w:lvlText w:val=""/>
+      <w:lvlJc w:val="left"/>
+      <w:pPr>
+        <w:tabs>
+          <w:tab w:val="num" w:pos="720"/>
+        </w:tabs>
+        <w:ind w:left="720" w:hanging="360"/>
+      </w:pPr>
+      <w:rPr>
+        <w:rFonts w:ascii="Symbol" w:hAnsi="Symbol" w:hint="default"/>
+        <w:sz w:val="20"/>
+      </w:rPr>
+    </w:lvl>
+    <w:lvl w:ilvl="1" w:tentative="1">
+      <w:start w:val="1"/>
+      <w:numFmt w:val="bullet"/>
+      <w:lvlText w:val=""/>
+      <w:lvlJc w:val="left"/>
+      <w:pPr>
+        <w:tabs>
+          <w:tab w:val="num" w:pos="1440"/>
+        </w:tabs>
+        <w:ind w:left="1440" w:hanging="360"/>
+      </w:pPr>
+      <w:rPr>
+        <w:rFonts w:ascii="Symbol" w:hAnsi="Symbol" w:hint="default"/>
+        <w:sz w:val="20"/>
+      </w:rPr>
+    </w:lvl>
+    <w:lvl w:ilvl="2" w:tentative="1">
+      <w:start w:val="1"/>
+      <w:numFmt w:val="bullet"/>
+      <w:lvlText w:val=""/>
+      <w:lvlJc w:val="left"/>
+      <w:pPr>
+        <w:tabs>
+          <w:tab w:val="num" w:pos="2160"/>
+        </w:tabs>
+        <w:ind w:left="2160" w:hanging="360"/>
+      </w:pPr>
+      <w:rPr>
+        <w:rFonts w:ascii="Symbol" w:hAnsi="Symbol" w:hint="default"/>
+        <w:sz w:val="20"/>
+      </w:rPr>
+    </w:lvl>
+    <w:lvl w:ilvl="3" w:tentative="1">
+      <w:start w:val="1"/>
+      <w:numFmt w:val="bullet"/>
+      <w:lvlText w:val=""/>
+      <w:lvlJc w:val="left"/>
+      <w:pPr>
+        <w:tabs>
+          <w:tab w:val="num" w:pos="2880"/>
+        </w:tabs>
+        <w:ind w:left="2880" w:hanging="360"/>
+      </w:pPr>
+      <w:rPr>
+        <w:rFonts w:ascii="Symbol" w:hAnsi="Symbol" w:hint="default"/>
+        <w:sz w:val="20"/>
+      </w:rPr>
+    </w:lvl>
+    <w:lvl w:ilvl="4" w:tentative="1">
+      <w:start w:val="1"/>
+      <w:numFmt w:val="bullet"/>
+      <w:lvlText w:val=""/>
+      <w:lvlJc w:val="left"/>
+      <w:pPr>
+        <w:tabs>
+          <w:tab w:val="num" w:pos="3600"/>
+        </w:tabs>
+        <w:ind w:left="3600" w:hanging="360"/>
+      </w:pPr>
+      <w:rPr>
+        <w:rFonts w:ascii="Symbol" w:hAnsi="Symbol" w:hint="default"/>
+        <w:sz w:val="20"/>
+      </w:rPr>
+    </w:lvl>
+    <w:lvl w:ilvl="5" w:tentative="1">
+      <w:start w:val="1"/>
+      <w:numFmt w:val="bullet"/>
+      <w:lvlText w:val=""/>
+      <w:lvlJc w:val="left"/>
+      <w:pPr>
+        <w:tabs>
+          <w:tab w:val="num" w:pos="4320"/>
+        </w:tabs>
+        <w:ind w:left="4320" w:hanging="360"/>
+      </w:pPr>
+      <w:rPr>
+        <w:rFonts w:ascii="Symbol" w:hAnsi="Symbol" w:hint="default"/>
+        <w:sz w:val="20"/>
+      </w:rPr>
+    </w:lvl>
+    <w:lvl w:ilvl="6" w:tentative="1">
+      <w:start w:val="1"/>
+      <w:numFmt w:val="bullet"/>
+      <w:lvlText w:val=""/>
+      <w:lvlJc w:val="left"/>
+      <w:pPr>
+        <w:tabs>
+          <w:tab w:val="num" w:pos="5040"/>
+        </w:tabs>
+        <w:ind w:left="5040" w:hanging="360"/>
+      </w:pPr>
+      <w:rPr>
+        <w:rFonts w:ascii="Symbol" w:hAnsi="Symbol" w:hint="default"/>
+        <w:sz w:val="20"/>
+      </w:rPr>
+    </w:lvl>
+    <w:lvl w:ilvl="7" w:tentative="1">
+      <w:start w:val="1"/>
+      <w:numFmt w:val="bullet"/>
+      <w:lvlText w:val=""/>
+      <w:lvlJc w:val="left"/>
+      <w:pPr>
+        <w:tabs>
+          <w:tab w:val="num" w:pos="5760"/>
+        </w:tabs>
+        <w:ind w:left="5760" w:hanging="360"/>
+      </w:pPr>
+      <w:rPr>
+        <w:rFonts w:ascii="Symbol" w:hAnsi="Symbol" w:hint="default"/>
+        <w:sz w:val="20"/>
+      </w:rPr>
+    </w:lvl>
+    <w:lvl w:ilvl="8" w:tentative="1">
+      <w:start w:val="1"/>
+      <w:numFmt w:val="bullet"/>
+      <w:lvlText w:val=""/>
+      <w:lvlJc w:val="left"/>
+      <w:pPr>
+        <w:tabs>
+          <w:tab w:val="num" w:pos="6480"/>
+        </w:tabs>
+        <w:ind w:left="6480" w:hanging="360"/>
+      </w:pPr>
+      <w:rPr>
+        <w:rFonts w:ascii="Symbol" w:hAnsi="Symbol" w:hint="default"/>
+        <w:sz w:val="20"/>
+      </w:rPr>
+    </w:lvl>
+  </w:abstractNum>
+  <w:abstractNum w:abstractNumId="31" w15:restartNumberingAfterBreak="0">
     <w:nsid w:val="4D7C4D52"/>
     <w:multiLevelType w:val="multilevel"/>
     <w:tmpl w:val="F406552A"/>
@@ -22652,7 +29800,156 @@
       </w:rPr>
     </w:lvl>
   </w:abstractNum>
-  <w:abstractNum w:abstractNumId="22" w15:restartNumberingAfterBreak="0">
+  <w:abstractNum w:abstractNumId="32" w15:restartNumberingAfterBreak="0">
+    <w:nsid w:val="4E027039"/>
+    <w:multiLevelType w:val="multilevel"/>
+    <w:tmpl w:val="FDBCD264"/>
+    <w:lvl w:ilvl="0">
+      <w:start w:val="1"/>
+      <w:numFmt w:val="bullet"/>
+      <w:lvlText w:val=""/>
+      <w:lvlJc w:val="left"/>
+      <w:pPr>
+        <w:tabs>
+          <w:tab w:val="num" w:pos="720"/>
+        </w:tabs>
+        <w:ind w:left="720" w:hanging="360"/>
+      </w:pPr>
+      <w:rPr>
+        <w:rFonts w:ascii="Symbol" w:hAnsi="Symbol" w:hint="default"/>
+        <w:sz w:val="20"/>
+      </w:rPr>
+    </w:lvl>
+    <w:lvl w:ilvl="1" w:tentative="1">
+      <w:start w:val="1"/>
+      <w:numFmt w:val="bullet"/>
+      <w:lvlText w:val="o"/>
+      <w:lvlJc w:val="left"/>
+      <w:pPr>
+        <w:tabs>
+          <w:tab w:val="num" w:pos="1440"/>
+        </w:tabs>
+        <w:ind w:left="1440" w:hanging="360"/>
+      </w:pPr>
+      <w:rPr>
+        <w:rFonts w:ascii="Courier New" w:hAnsi="Courier New" w:hint="default"/>
+        <w:sz w:val="20"/>
+      </w:rPr>
+    </w:lvl>
+    <w:lvl w:ilvl="2" w:tentative="1">
+      <w:start w:val="1"/>
+      <w:numFmt w:val="bullet"/>
+      <w:lvlText w:val=""/>
+      <w:lvlJc w:val="left"/>
+      <w:pPr>
+        <w:tabs>
+          <w:tab w:val="num" w:pos="2160"/>
+        </w:tabs>
+        <w:ind w:left="2160" w:hanging="360"/>
+      </w:pPr>
+      <w:rPr>
+        <w:rFonts w:ascii="Wingdings" w:hAnsi="Wingdings" w:hint="default"/>
+        <w:sz w:val="20"/>
+      </w:rPr>
+    </w:lvl>
+    <w:lvl w:ilvl="3" w:tentative="1">
+      <w:start w:val="1"/>
+      <w:numFmt w:val="bullet"/>
+      <w:lvlText w:val=""/>
+      <w:lvlJc w:val="left"/>
+      <w:pPr>
+        <w:tabs>
+          <w:tab w:val="num" w:pos="2880"/>
+        </w:tabs>
+        <w:ind w:left="2880" w:hanging="360"/>
+      </w:pPr>
+      <w:rPr>
+        <w:rFonts w:ascii="Wingdings" w:hAnsi="Wingdings" w:hint="default"/>
+        <w:sz w:val="20"/>
+      </w:rPr>
+    </w:lvl>
+    <w:lvl w:ilvl="4" w:tentative="1">
+      <w:start w:val="1"/>
+      <w:numFmt w:val="bullet"/>
+      <w:lvlText w:val=""/>
+      <w:lvlJc w:val="left"/>
+      <w:pPr>
+        <w:tabs>
+          <w:tab w:val="num" w:pos="3600"/>
+        </w:tabs>
+        <w:ind w:left="3600" w:hanging="360"/>
+      </w:pPr>
+      <w:rPr>
+        <w:rFonts w:ascii="Wingdings" w:hAnsi="Wingdings" w:hint="default"/>
+        <w:sz w:val="20"/>
+      </w:rPr>
+    </w:lvl>
+    <w:lvl w:ilvl="5" w:tentative="1">
+      <w:start w:val="1"/>
+      <w:numFmt w:val="bullet"/>
+      <w:lvlText w:val=""/>
+      <w:lvlJc w:val="left"/>
+      <w:pPr>
+        <w:tabs>
+          <w:tab w:val="num" w:pos="4320"/>
+        </w:tabs>
+        <w:ind w:left="4320" w:hanging="360"/>
+      </w:pPr>
+      <w:rPr>
+        <w:rFonts w:ascii="Wingdings" w:hAnsi="Wingdings" w:hint="default"/>
+        <w:sz w:val="20"/>
+      </w:rPr>
+    </w:lvl>
+    <w:lvl w:ilvl="6" w:tentative="1">
+      <w:start w:val="1"/>
+      <w:numFmt w:val="bullet"/>
+      <w:lvlText w:val=""/>
+      <w:lvlJc w:val="left"/>
+      <w:pPr>
+        <w:tabs>
+          <w:tab w:val="num" w:pos="5040"/>
+        </w:tabs>
+        <w:ind w:left="5040" w:hanging="360"/>
+      </w:pPr>
+      <w:rPr>
+        <w:rFonts w:ascii="Wingdings" w:hAnsi="Wingdings" w:hint="default"/>
+        <w:sz w:val="20"/>
+      </w:rPr>
+    </w:lvl>
+    <w:lvl w:ilvl="7" w:tentative="1">
+      <w:start w:val="1"/>
+      <w:numFmt w:val="bullet"/>
+      <w:lvlText w:val=""/>
+      <w:lvlJc w:val="left"/>
+      <w:pPr>
+        <w:tabs>
+          <w:tab w:val="num" w:pos="5760"/>
+        </w:tabs>
+        <w:ind w:left="5760" w:hanging="360"/>
+      </w:pPr>
+      <w:rPr>
+        <w:rFonts w:ascii="Wingdings" w:hAnsi="Wingdings" w:hint="default"/>
+        <w:sz w:val="20"/>
+      </w:rPr>
+    </w:lvl>
+    <w:lvl w:ilvl="8" w:tentative="1">
+      <w:start w:val="1"/>
+      <w:numFmt w:val="bullet"/>
+      <w:lvlText w:val=""/>
+      <w:lvlJc w:val="left"/>
+      <w:pPr>
+        <w:tabs>
+          <w:tab w:val="num" w:pos="6480"/>
+        </w:tabs>
+        <w:ind w:left="6480" w:hanging="360"/>
+      </w:pPr>
+      <w:rPr>
+        <w:rFonts w:ascii="Wingdings" w:hAnsi="Wingdings" w:hint="default"/>
+        <w:sz w:val="20"/>
+      </w:rPr>
+    </w:lvl>
+  </w:abstractNum>
+  <w:abstractNum w:abstractNumId="33" w15:restartNumberingAfterBreak="0">
     <w:nsid w:val="4E585ADF"/>
     <w:multiLevelType w:val="multilevel"/>
     <w:tmpl w:val="A80C5658"/>
@@ -22801,7 +30098,156 @@
       </w:rPr>
     </w:lvl>
   </w:abstractNum>
-  <w:abstractNum w:abstractNumId="23" w15:restartNumberingAfterBreak="0">
+  <w:abstractNum w:abstractNumId="34" w15:restartNumberingAfterBreak="0">
+    <w:nsid w:val="4F7A5358"/>
+    <w:multiLevelType w:val="multilevel"/>
+    <w:tmpl w:val="56BE114E"/>
+    <w:lvl w:ilvl="0">
+      <w:start w:val="1"/>
+      <w:numFmt w:val="bullet"/>
+      <w:lvlText w:val=""/>
+      <w:lvlJc w:val="left"/>
+      <w:pPr>
+        <w:tabs>
+          <w:tab w:val="num" w:pos="720"/>
+        </w:tabs>
+        <w:ind w:left="720" w:hanging="360"/>
+      </w:pPr>
+      <w:rPr>
+        <w:rFonts w:ascii="Symbol" w:hAnsi="Symbol" w:hint="default"/>
+        <w:sz w:val="20"/>
+      </w:rPr>
+    </w:lvl>
+    <w:lvl w:ilvl="1" w:tentative="1">
+      <w:start w:val="1"/>
+      <w:numFmt w:val="bullet"/>
+      <w:lvlText w:val=""/>
+      <w:lvlJc w:val="left"/>
+      <w:pPr>
+        <w:tabs>
+          <w:tab w:val="num" w:pos="1440"/>
+        </w:tabs>
+        <w:ind w:left="1440" w:hanging="360"/>
+      </w:pPr>
+      <w:rPr>
+        <w:rFonts w:ascii="Symbol" w:hAnsi="Symbol" w:hint="default"/>
+        <w:sz w:val="20"/>
+      </w:rPr>
+    </w:lvl>
+    <w:lvl w:ilvl="2" w:tentative="1">
+      <w:start w:val="1"/>
+      <w:numFmt w:val="bullet"/>
+      <w:lvlText w:val=""/>
+      <w:lvlJc w:val="left"/>
+      <w:pPr>
+        <w:tabs>
+          <w:tab w:val="num" w:pos="2160"/>
+        </w:tabs>
+        <w:ind w:left="2160" w:hanging="360"/>
+      </w:pPr>
+      <w:rPr>
+        <w:rFonts w:ascii="Symbol" w:hAnsi="Symbol" w:hint="default"/>
+        <w:sz w:val="20"/>
+      </w:rPr>
+    </w:lvl>
+    <w:lvl w:ilvl="3" w:tentative="1">
+      <w:start w:val="1"/>
+      <w:numFmt w:val="bullet"/>
+      <w:lvlText w:val=""/>
+      <w:lvlJc w:val="left"/>
+      <w:pPr>
+        <w:tabs>
+          <w:tab w:val="num" w:pos="2880"/>
+        </w:tabs>
+        <w:ind w:left="2880" w:hanging="360"/>
+      </w:pPr>
+      <w:rPr>
+        <w:rFonts w:ascii="Symbol" w:hAnsi="Symbol" w:hint="default"/>
+        <w:sz w:val="20"/>
+      </w:rPr>
+    </w:lvl>
+    <w:lvl w:ilvl="4" w:tentative="1">
+      <w:start w:val="1"/>
+      <w:numFmt w:val="bullet"/>
+      <w:lvlText w:val=""/>
+      <w:lvlJc w:val="left"/>
+      <w:pPr>
+        <w:tabs>
+          <w:tab w:val="num" w:pos="3600"/>
+        </w:tabs>
+        <w:ind w:left="3600" w:hanging="360"/>
+      </w:pPr>
+      <w:rPr>
+        <w:rFonts w:ascii="Symbol" w:hAnsi="Symbol" w:hint="default"/>
+        <w:sz w:val="20"/>
+      </w:rPr>
+    </w:lvl>
+    <w:lvl w:ilvl="5" w:tentative="1">
+      <w:start w:val="1"/>
+      <w:numFmt w:val="bullet"/>
+      <w:lvlText w:val=""/>
+      <w:lvlJc w:val="left"/>
+      <w:pPr>
+        <w:tabs>
+          <w:tab w:val="num" w:pos="4320"/>
+        </w:tabs>
+        <w:ind w:left="4320" w:hanging="360"/>
+      </w:pPr>
+      <w:rPr>
+        <w:rFonts w:ascii="Symbol" w:hAnsi="Symbol" w:hint="default"/>
+        <w:sz w:val="20"/>
+      </w:rPr>
+    </w:lvl>
+    <w:lvl w:ilvl="6" w:tentative="1">
+      <w:start w:val="1"/>
+      <w:numFmt w:val="bullet"/>
+      <w:lvlText w:val=""/>
+      <w:lvlJc w:val="left"/>
+      <w:pPr>
+        <w:tabs>
+          <w:tab w:val="num" w:pos="5040"/>
+        </w:tabs>
+        <w:ind w:left="5040" w:hanging="360"/>
+      </w:pPr>
+      <w:rPr>
+        <w:rFonts w:ascii="Symbol" w:hAnsi="Symbol" w:hint="default"/>
+        <w:sz w:val="20"/>
+      </w:rPr>
+    </w:lvl>
+    <w:lvl w:ilvl="7" w:tentative="1">
+      <w:start w:val="1"/>
+      <w:numFmt w:val="bullet"/>
+      <w:lvlText w:val=""/>
+      <w:lvlJc w:val="left"/>
+      <w:pPr>
+        <w:tabs>
+          <w:tab w:val="num" w:pos="5760"/>
+        </w:tabs>
+        <w:ind w:left="5760" w:hanging="360"/>
+      </w:pPr>
+      <w:rPr>
+        <w:rFonts w:ascii="Symbol" w:hAnsi="Symbol" w:hint="default"/>
+        <w:sz w:val="20"/>
+      </w:rPr>
+    </w:lvl>
+    <w:lvl w:ilvl="8" w:tentative="1">
+      <w:start w:val="1"/>
+      <w:numFmt w:val="bullet"/>
+      <w:lvlText w:val=""/>
+      <w:lvlJc w:val="left"/>
+      <w:pPr>
+        <w:tabs>
+          <w:tab w:val="num" w:pos="6480"/>
+        </w:tabs>
+        <w:ind w:left="6480" w:hanging="360"/>
+      </w:pPr>
+      <w:rPr>
+        <w:rFonts w:ascii="Symbol" w:hAnsi="Symbol" w:hint="default"/>
+        <w:sz w:val="20"/>
+      </w:rPr>
+    </w:lvl>
+  </w:abstractNum>
+  <w:abstractNum w:abstractNumId="35" w15:restartNumberingAfterBreak="0">
     <w:nsid w:val="51FB6426"/>
     <w:multiLevelType w:val="multilevel"/>
     <w:tmpl w:val="96D4AE3E"/>
@@ -22950,7 +30396,7 @@
       </w:rPr>
     </w:lvl>
   </w:abstractNum>
-  <w:abstractNum w:abstractNumId="24" w15:restartNumberingAfterBreak="0">
+  <w:abstractNum w:abstractNumId="36" w15:restartNumberingAfterBreak="0">
     <w:nsid w:val="52E84B05"/>
     <w:multiLevelType w:val="hybridMultilevel"/>
     <w:tmpl w:val="71729AF2"/>
@@ -23063,7 +30509,156 @@
       </w:rPr>
     </w:lvl>
   </w:abstractNum>
-  <w:abstractNum w:abstractNumId="25" w15:restartNumberingAfterBreak="0">
+  <w:abstractNum w:abstractNumId="37" w15:restartNumberingAfterBreak="0">
+    <w:nsid w:val="5366389C"/>
+    <w:multiLevelType w:val="multilevel"/>
+    <w:tmpl w:val="EDFA31D6"/>
+    <w:lvl w:ilvl="0">
+      <w:start w:val="1"/>
+      <w:numFmt w:val="bullet"/>
+      <w:lvlText w:val=""/>
+      <w:lvlJc w:val="left"/>
+      <w:pPr>
+        <w:tabs>
+          <w:tab w:val="num" w:pos="720"/>
+        </w:tabs>
+        <w:ind w:left="720" w:hanging="360"/>
+      </w:pPr>
+      <w:rPr>
+        <w:rFonts w:ascii="Symbol" w:hAnsi="Symbol" w:hint="default"/>
+        <w:sz w:val="20"/>
+      </w:rPr>
+    </w:lvl>
+    <w:lvl w:ilvl="1" w:tentative="1">
+      <w:start w:val="1"/>
+      <w:numFmt w:val="bullet"/>
+      <w:lvlText w:val=""/>
+      <w:lvlJc w:val="left"/>
+      <w:pPr>
+        <w:tabs>
+          <w:tab w:val="num" w:pos="1440"/>
+        </w:tabs>
+        <w:ind w:left="1440" w:hanging="360"/>
+      </w:pPr>
+      <w:rPr>
+        <w:rFonts w:ascii="Symbol" w:hAnsi="Symbol" w:hint="default"/>
+        <w:sz w:val="20"/>
+      </w:rPr>
+    </w:lvl>
+    <w:lvl w:ilvl="2" w:tentative="1">
+      <w:start w:val="1"/>
+      <w:numFmt w:val="bullet"/>
+      <w:lvlText w:val=""/>
+      <w:lvlJc w:val="left"/>
+      <w:pPr>
+        <w:tabs>
+          <w:tab w:val="num" w:pos="2160"/>
+        </w:tabs>
+        <w:ind w:left="2160" w:hanging="360"/>
+      </w:pPr>
+      <w:rPr>
+        <w:rFonts w:ascii="Symbol" w:hAnsi="Symbol" w:hint="default"/>
+        <w:sz w:val="20"/>
+      </w:rPr>
+    </w:lvl>
+    <w:lvl w:ilvl="3" w:tentative="1">
+      <w:start w:val="1"/>
+      <w:numFmt w:val="bullet"/>
+      <w:lvlText w:val=""/>
+      <w:lvlJc w:val="left"/>
+      <w:pPr>
+        <w:tabs>
+          <w:tab w:val="num" w:pos="2880"/>
+        </w:tabs>
+        <w:ind w:left="2880" w:hanging="360"/>
+      </w:pPr>
+      <w:rPr>
+        <w:rFonts w:ascii="Symbol" w:hAnsi="Symbol" w:hint="default"/>
+        <w:sz w:val="20"/>
+      </w:rPr>
+    </w:lvl>
+    <w:lvl w:ilvl="4" w:tentative="1">
+      <w:start w:val="1"/>
+      <w:numFmt w:val="bullet"/>
+      <w:lvlText w:val=""/>
+      <w:lvlJc w:val="left"/>
+      <w:pPr>
+        <w:tabs>
+          <w:tab w:val="num" w:pos="3600"/>
+        </w:tabs>
+        <w:ind w:left="3600" w:hanging="360"/>
+      </w:pPr>
+      <w:rPr>
+        <w:rFonts w:ascii="Symbol" w:hAnsi="Symbol" w:hint="default"/>
+        <w:sz w:val="20"/>
+      </w:rPr>
+    </w:lvl>
+    <w:lvl w:ilvl="5" w:tentative="1">
+      <w:start w:val="1"/>
+      <w:numFmt w:val="bullet"/>
+      <w:lvlText w:val=""/>
+      <w:lvlJc w:val="left"/>
+      <w:pPr>
+        <w:tabs>
+          <w:tab w:val="num" w:pos="4320"/>
+        </w:tabs>
+        <w:ind w:left="4320" w:hanging="360"/>
+      </w:pPr>
+      <w:rPr>
+        <w:rFonts w:ascii="Symbol" w:hAnsi="Symbol" w:hint="default"/>
+        <w:sz w:val="20"/>
+      </w:rPr>
+    </w:lvl>
+    <w:lvl w:ilvl="6" w:tentative="1">
+      <w:start w:val="1"/>
+      <w:numFmt w:val="bullet"/>
+      <w:lvlText w:val=""/>
+      <w:lvlJc w:val="left"/>
+      <w:pPr>
+        <w:tabs>
+          <w:tab w:val="num" w:pos="5040"/>
+        </w:tabs>
+        <w:ind w:left="5040" w:hanging="360"/>
+      </w:pPr>
+      <w:rPr>
+        <w:rFonts w:ascii="Symbol" w:hAnsi="Symbol" w:hint="default"/>
+        <w:sz w:val="20"/>
+      </w:rPr>
+    </w:lvl>
+    <w:lvl w:ilvl="7" w:tentative="1">
+      <w:start w:val="1"/>
+      <w:numFmt w:val="bullet"/>
+      <w:lvlText w:val=""/>
+      <w:lvlJc w:val="left"/>
+      <w:pPr>
+        <w:tabs>
+          <w:tab w:val="num" w:pos="5760"/>
+        </w:tabs>
+        <w:ind w:left="5760" w:hanging="360"/>
+      </w:pPr>
+      <w:rPr>
+        <w:rFonts w:ascii="Symbol" w:hAnsi="Symbol" w:hint="default"/>
+        <w:sz w:val="20"/>
+      </w:rPr>
+    </w:lvl>
+    <w:lvl w:ilvl="8" w:tentative="1">
+      <w:start w:val="1"/>
+      <w:numFmt w:val="bullet"/>
+      <w:lvlText w:val=""/>
+      <w:lvlJc w:val="left"/>
+      <w:pPr>
+        <w:tabs>
+          <w:tab w:val="num" w:pos="6480"/>
+        </w:tabs>
+        <w:ind w:left="6480" w:hanging="360"/>
+      </w:pPr>
+      <w:rPr>
+        <w:rFonts w:ascii="Symbol" w:hAnsi="Symbol" w:hint="default"/>
+        <w:sz w:val="20"/>
+      </w:rPr>
+    </w:lvl>
+  </w:abstractNum>
+  <w:abstractNum w:abstractNumId="38" w15:restartNumberingAfterBreak="0">
     <w:nsid w:val="54FA4F13"/>
     <w:multiLevelType w:val="multilevel"/>
     <w:tmpl w:val="8C16A9EE"/>
@@ -23212,7 +30807,156 @@
       </w:rPr>
     </w:lvl>
   </w:abstractNum>
-  <w:abstractNum w:abstractNumId="26" w15:restartNumberingAfterBreak="0">
+  <w:abstractNum w:abstractNumId="39" w15:restartNumberingAfterBreak="0">
+    <w:nsid w:val="56733399"/>
+    <w:multiLevelType w:val="multilevel"/>
+    <w:tmpl w:val="5A8AD88A"/>
+    <w:lvl w:ilvl="0">
+      <w:start w:val="1"/>
+      <w:numFmt w:val="bullet"/>
+      <w:lvlText w:val=""/>
+      <w:lvlJc w:val="left"/>
+      <w:pPr>
+        <w:tabs>
+          <w:tab w:val="num" w:pos="720"/>
+        </w:tabs>
+        <w:ind w:left="720" w:hanging="360"/>
+      </w:pPr>
+      <w:rPr>
+        <w:rFonts w:ascii="Symbol" w:hAnsi="Symbol" w:hint="default"/>
+        <w:sz w:val="20"/>
+      </w:rPr>
+    </w:lvl>
+    <w:lvl w:ilvl="1" w:tentative="1">
+      <w:start w:val="1"/>
+      <w:numFmt w:val="bullet"/>
+      <w:lvlText w:val=""/>
+      <w:lvlJc w:val="left"/>
+      <w:pPr>
+        <w:tabs>
+          <w:tab w:val="num" w:pos="1440"/>
+        </w:tabs>
+        <w:ind w:left="1440" w:hanging="360"/>
+      </w:pPr>
+      <w:rPr>
+        <w:rFonts w:ascii="Symbol" w:hAnsi="Symbol" w:hint="default"/>
+        <w:sz w:val="20"/>
+      </w:rPr>
+    </w:lvl>
+    <w:lvl w:ilvl="2" w:tentative="1">
+      <w:start w:val="1"/>
+      <w:numFmt w:val="bullet"/>
+      <w:lvlText w:val=""/>
+      <w:lvlJc w:val="left"/>
+      <w:pPr>
+        <w:tabs>
+          <w:tab w:val="num" w:pos="2160"/>
+        </w:tabs>
+        <w:ind w:left="2160" w:hanging="360"/>
+      </w:pPr>
+      <w:rPr>
+        <w:rFonts w:ascii="Symbol" w:hAnsi="Symbol" w:hint="default"/>
+        <w:sz w:val="20"/>
+      </w:rPr>
+    </w:lvl>
+    <w:lvl w:ilvl="3" w:tentative="1">
+      <w:start w:val="1"/>
+      <w:numFmt w:val="bullet"/>
+      <w:lvlText w:val=""/>
+      <w:lvlJc w:val="left"/>
+      <w:pPr>
+        <w:tabs>
+          <w:tab w:val="num" w:pos="2880"/>
+        </w:tabs>
+        <w:ind w:left="2880" w:hanging="360"/>
+      </w:pPr>
+      <w:rPr>
+        <w:rFonts w:ascii="Symbol" w:hAnsi="Symbol" w:hint="default"/>
+        <w:sz w:val="20"/>
+      </w:rPr>
+    </w:lvl>
+    <w:lvl w:ilvl="4" w:tentative="1">
+      <w:start w:val="1"/>
+      <w:numFmt w:val="bullet"/>
+      <w:lvlText w:val=""/>
+      <w:lvlJc w:val="left"/>
+      <w:pPr>
+        <w:tabs>
+          <w:tab w:val="num" w:pos="3600"/>
+        </w:tabs>
+        <w:ind w:left="3600" w:hanging="360"/>
+      </w:pPr>
+      <w:rPr>
+        <w:rFonts w:ascii="Symbol" w:hAnsi="Symbol" w:hint="default"/>
+        <w:sz w:val="20"/>
+      </w:rPr>
+    </w:lvl>
+    <w:lvl w:ilvl="5" w:tentative="1">
+      <w:start w:val="1"/>
+      <w:numFmt w:val="bullet"/>
+      <w:lvlText w:val=""/>
+      <w:lvlJc w:val="left"/>
+      <w:pPr>
+        <w:tabs>
+          <w:tab w:val="num" w:pos="4320"/>
+        </w:tabs>
+        <w:ind w:left="4320" w:hanging="360"/>
+      </w:pPr>
+      <w:rPr>
+        <w:rFonts w:ascii="Symbol" w:hAnsi="Symbol" w:hint="default"/>
+        <w:sz w:val="20"/>
+      </w:rPr>
+    </w:lvl>
+    <w:lvl w:ilvl="6" w:tentative="1">
+      <w:start w:val="1"/>
+      <w:numFmt w:val="bullet"/>
+      <w:lvlText w:val=""/>
+      <w:lvlJc w:val="left"/>
+      <w:pPr>
+        <w:tabs>
+          <w:tab w:val="num" w:pos="5040"/>
+        </w:tabs>
+        <w:ind w:left="5040" w:hanging="360"/>
+      </w:pPr>
+      <w:rPr>
+        <w:rFonts w:ascii="Symbol" w:hAnsi="Symbol" w:hint="default"/>
+        <w:sz w:val="20"/>
+      </w:rPr>
+    </w:lvl>
+    <w:lvl w:ilvl="7" w:tentative="1">
+      <w:start w:val="1"/>
+      <w:numFmt w:val="bullet"/>
+      <w:lvlText w:val=""/>
+      <w:lvlJc w:val="left"/>
+      <w:pPr>
+        <w:tabs>
+          <w:tab w:val="num" w:pos="5760"/>
+        </w:tabs>
+        <w:ind w:left="5760" w:hanging="360"/>
+      </w:pPr>
+      <w:rPr>
+        <w:rFonts w:ascii="Symbol" w:hAnsi="Symbol" w:hint="default"/>
+        <w:sz w:val="20"/>
+      </w:rPr>
+    </w:lvl>
+    <w:lvl w:ilvl="8" w:tentative="1">
+      <w:start w:val="1"/>
+      <w:numFmt w:val="bullet"/>
+      <w:lvlText w:val=""/>
+      <w:lvlJc w:val="left"/>
+      <w:pPr>
+        <w:tabs>
+          <w:tab w:val="num" w:pos="6480"/>
+        </w:tabs>
+        <w:ind w:left="6480" w:hanging="360"/>
+      </w:pPr>
+      <w:rPr>
+        <w:rFonts w:ascii="Symbol" w:hAnsi="Symbol" w:hint="default"/>
+        <w:sz w:val="20"/>
+      </w:rPr>
+    </w:lvl>
+  </w:abstractNum>
+  <w:abstractNum w:abstractNumId="40" w15:restartNumberingAfterBreak="0">
     <w:nsid w:val="58DE7EA3"/>
     <w:multiLevelType w:val="multilevel"/>
     <w:tmpl w:val="FBA228C8"/>
@@ -23361,7 +31105,156 @@
       </w:rPr>
     </w:lvl>
   </w:abstractNum>
-  <w:abstractNum w:abstractNumId="27" w15:restartNumberingAfterBreak="0">
+  <w:abstractNum w:abstractNumId="41" w15:restartNumberingAfterBreak="0">
+    <w:nsid w:val="5C3066EB"/>
+    <w:multiLevelType w:val="multilevel"/>
+    <w:tmpl w:val="11147F54"/>
+    <w:lvl w:ilvl="0">
+      <w:start w:val="1"/>
+      <w:numFmt w:val="bullet"/>
+      <w:lvlText w:val=""/>
+      <w:lvlJc w:val="left"/>
+      <w:pPr>
+        <w:tabs>
+          <w:tab w:val="num" w:pos="720"/>
+        </w:tabs>
+        <w:ind w:left="720" w:hanging="360"/>
+      </w:pPr>
+      <w:rPr>
+        <w:rFonts w:ascii="Symbol" w:hAnsi="Symbol" w:hint="default"/>
+        <w:sz w:val="20"/>
+      </w:rPr>
+    </w:lvl>
+    <w:lvl w:ilvl="1" w:tentative="1">
+      <w:start w:val="1"/>
+      <w:numFmt w:val="bullet"/>
+      <w:lvlText w:val=""/>
+      <w:lvlJc w:val="left"/>
+      <w:pPr>
+        <w:tabs>
+          <w:tab w:val="num" w:pos="1440"/>
+        </w:tabs>
+        <w:ind w:left="1440" w:hanging="360"/>
+      </w:pPr>
+      <w:rPr>
+        <w:rFonts w:ascii="Symbol" w:hAnsi="Symbol" w:hint="default"/>
+        <w:sz w:val="20"/>
+      </w:rPr>
+    </w:lvl>
+    <w:lvl w:ilvl="2" w:tentative="1">
+      <w:start w:val="1"/>
+      <w:numFmt w:val="bullet"/>
+      <w:lvlText w:val=""/>
+      <w:lvlJc w:val="left"/>
+      <w:pPr>
+        <w:tabs>
+          <w:tab w:val="num" w:pos="2160"/>
+        </w:tabs>
+        <w:ind w:left="2160" w:hanging="360"/>
+      </w:pPr>
+      <w:rPr>
+        <w:rFonts w:ascii="Symbol" w:hAnsi="Symbol" w:hint="default"/>
+        <w:sz w:val="20"/>
+      </w:rPr>
+    </w:lvl>
+    <w:lvl w:ilvl="3" w:tentative="1">
+      <w:start w:val="1"/>
+      <w:numFmt w:val="bullet"/>
+      <w:lvlText w:val=""/>
+      <w:lvlJc w:val="left"/>
+      <w:pPr>
+        <w:tabs>
+          <w:tab w:val="num" w:pos="2880"/>
+        </w:tabs>
+        <w:ind w:left="2880" w:hanging="360"/>
+      </w:pPr>
+      <w:rPr>
+        <w:rFonts w:ascii="Symbol" w:hAnsi="Symbol" w:hint="default"/>
+        <w:sz w:val="20"/>
+      </w:rPr>
+    </w:lvl>
+    <w:lvl w:ilvl="4" w:tentative="1">
+      <w:start w:val="1"/>
+      <w:numFmt w:val="bullet"/>
+      <w:lvlText w:val=""/>
+      <w:lvlJc w:val="left"/>
+      <w:pPr>
+        <w:tabs>
+          <w:tab w:val="num" w:pos="3600"/>
+        </w:tabs>
+        <w:ind w:left="3600" w:hanging="360"/>
+      </w:pPr>
+      <w:rPr>
+        <w:rFonts w:ascii="Symbol" w:hAnsi="Symbol" w:hint="default"/>
+        <w:sz w:val="20"/>
+      </w:rPr>
+    </w:lvl>
+    <w:lvl w:ilvl="5" w:tentative="1">
+      <w:start w:val="1"/>
+      <w:numFmt w:val="bullet"/>
+      <w:lvlText w:val=""/>
+      <w:lvlJc w:val="left"/>
+      <w:pPr>
+        <w:tabs>
+          <w:tab w:val="num" w:pos="4320"/>
+        </w:tabs>
+        <w:ind w:left="4320" w:hanging="360"/>
+      </w:pPr>
+      <w:rPr>
+        <w:rFonts w:ascii="Symbol" w:hAnsi="Symbol" w:hint="default"/>
+        <w:sz w:val="20"/>
+      </w:rPr>
+    </w:lvl>
+    <w:lvl w:ilvl="6" w:tentative="1">
+      <w:start w:val="1"/>
+      <w:numFmt w:val="bullet"/>
+      <w:lvlText w:val=""/>
+      <w:lvlJc w:val="left"/>
+      <w:pPr>
+        <w:tabs>
+          <w:tab w:val="num" w:pos="5040"/>
+        </w:tabs>
+        <w:ind w:left="5040" w:hanging="360"/>
+      </w:pPr>
+      <w:rPr>
+        <w:rFonts w:ascii="Symbol" w:hAnsi="Symbol" w:hint="default"/>
+        <w:sz w:val="20"/>
+      </w:rPr>
+    </w:lvl>
+    <w:lvl w:ilvl="7" w:tentative="1">
+      <w:start w:val="1"/>
+      <w:numFmt w:val="bullet"/>
+      <w:lvlText w:val=""/>
+      <w:lvlJc w:val="left"/>
+      <w:pPr>
+        <w:tabs>
+          <w:tab w:val="num" w:pos="5760"/>
+        </w:tabs>
+        <w:ind w:left="5760" w:hanging="360"/>
+      </w:pPr>
+      <w:rPr>
+        <w:rFonts w:ascii="Symbol" w:hAnsi="Symbol" w:hint="default"/>
+        <w:sz w:val="20"/>
+      </w:rPr>
+    </w:lvl>
+    <w:lvl w:ilvl="8" w:tentative="1">
+      <w:start w:val="1"/>
+      <w:numFmt w:val="bullet"/>
+      <w:lvlText w:val=""/>
+      <w:lvlJc w:val="left"/>
+      <w:pPr>
+        <w:tabs>
+          <w:tab w:val="num" w:pos="6480"/>
+        </w:tabs>
+        <w:ind w:left="6480" w:hanging="360"/>
+      </w:pPr>
+      <w:rPr>
+        <w:rFonts w:ascii="Symbol" w:hAnsi="Symbol" w:hint="default"/>
+        <w:sz w:val="20"/>
+      </w:rPr>
+    </w:lvl>
+  </w:abstractNum>
+  <w:abstractNum w:abstractNumId="42" w15:restartNumberingAfterBreak="0">
     <w:nsid w:val="5DA24D24"/>
     <w:multiLevelType w:val="multilevel"/>
     <w:tmpl w:val="433A5686"/>
@@ -23510,7 +31403,7 @@
       </w:rPr>
     </w:lvl>
   </w:abstractNum>
-  <w:abstractNum w:abstractNumId="28" w15:restartNumberingAfterBreak="0">
+  <w:abstractNum w:abstractNumId="43" w15:restartNumberingAfterBreak="0">
     <w:nsid w:val="64347D94"/>
     <w:multiLevelType w:val="multilevel"/>
     <w:tmpl w:val="F528B0C8"/>
@@ -23659,7 +31552,7 @@
       </w:rPr>
     </w:lvl>
   </w:abstractNum>
-  <w:abstractNum w:abstractNumId="29" w15:restartNumberingAfterBreak="0">
+  <w:abstractNum w:abstractNumId="44" w15:restartNumberingAfterBreak="0">
     <w:nsid w:val="64FA0642"/>
     <w:multiLevelType w:val="multilevel"/>
     <w:tmpl w:val="8C225B1A"/>
@@ -23808,7 +31701,7 @@
       </w:rPr>
     </w:lvl>
   </w:abstractNum>
-  <w:abstractNum w:abstractNumId="30" w15:restartNumberingAfterBreak="0">
+  <w:abstractNum w:abstractNumId="45" w15:restartNumberingAfterBreak="0">
     <w:nsid w:val="6581624A"/>
     <w:multiLevelType w:val="multilevel"/>
     <w:tmpl w:val="DC44C164"/>
@@ -23957,7 +31850,7 @@
       </w:rPr>
     </w:lvl>
   </w:abstractNum>
-  <w:abstractNum w:abstractNumId="31" w15:restartNumberingAfterBreak="0">
+  <w:abstractNum w:abstractNumId="46" w15:restartNumberingAfterBreak="0">
     <w:nsid w:val="65886C64"/>
     <w:multiLevelType w:val="hybridMultilevel"/>
     <w:tmpl w:val="127EB92C"/>
@@ -24070,7 +31963,7 @@
       </w:rPr>
     </w:lvl>
   </w:abstractNum>
-  <w:abstractNum w:abstractNumId="32" w15:restartNumberingAfterBreak="0">
+  <w:abstractNum w:abstractNumId="47" w15:restartNumberingAfterBreak="0">
     <w:nsid w:val="697D23CB"/>
     <w:multiLevelType w:val="multilevel"/>
     <w:tmpl w:val="B742CE26"/>
@@ -24219,7 +32112,7 @@
       </w:rPr>
     </w:lvl>
   </w:abstractNum>
-  <w:abstractNum w:abstractNumId="33" w15:restartNumberingAfterBreak="0">
+  <w:abstractNum w:abstractNumId="48" w15:restartNumberingAfterBreak="0">
     <w:nsid w:val="69F23080"/>
     <w:multiLevelType w:val="multilevel"/>
     <w:tmpl w:val="C5166540"/>
@@ -24368,7 +32261,156 @@
       </w:rPr>
     </w:lvl>
   </w:abstractNum>
-  <w:abstractNum w:abstractNumId="34" w15:restartNumberingAfterBreak="0">
+  <w:abstractNum w:abstractNumId="49" w15:restartNumberingAfterBreak="0">
+    <w:nsid w:val="711C2131"/>
+    <w:multiLevelType w:val="multilevel"/>
+    <w:tmpl w:val="26D0434A"/>
+    <w:lvl w:ilvl="0">
+      <w:start w:val="1"/>
+      <w:numFmt w:val="bullet"/>
+      <w:lvlText w:val=""/>
+      <w:lvlJc w:val="left"/>
+      <w:pPr>
+        <w:tabs>
+          <w:tab w:val="num" w:pos="720"/>
+        </w:tabs>
+        <w:ind w:left="720" w:hanging="360"/>
+      </w:pPr>
+      <w:rPr>
+        <w:rFonts w:ascii="Symbol" w:hAnsi="Symbol" w:hint="default"/>
+        <w:sz w:val="20"/>
+      </w:rPr>
+    </w:lvl>
+    <w:lvl w:ilvl="1" w:tentative="1">
+      <w:start w:val="1"/>
+      <w:numFmt w:val="bullet"/>
+      <w:lvlText w:val="o"/>
+      <w:lvlJc w:val="left"/>
+      <w:pPr>
+        <w:tabs>
+          <w:tab w:val="num" w:pos="1440"/>
+        </w:tabs>
+        <w:ind w:left="1440" w:hanging="360"/>
+      </w:pPr>
+      <w:rPr>
+        <w:rFonts w:ascii="Courier New" w:hAnsi="Courier New" w:hint="default"/>
+        <w:sz w:val="20"/>
+      </w:rPr>
+    </w:lvl>
+    <w:lvl w:ilvl="2" w:tentative="1">
+      <w:start w:val="1"/>
+      <w:numFmt w:val="bullet"/>
+      <w:lvlText w:val=""/>
+      <w:lvlJc w:val="left"/>
+      <w:pPr>
+        <w:tabs>
+          <w:tab w:val="num" w:pos="2160"/>
+        </w:tabs>
+        <w:ind w:left="2160" w:hanging="360"/>
+      </w:pPr>
+      <w:rPr>
+        <w:rFonts w:ascii="Wingdings" w:hAnsi="Wingdings" w:hint="default"/>
+        <w:sz w:val="20"/>
+      </w:rPr>
+    </w:lvl>
+    <w:lvl w:ilvl="3" w:tentative="1">
+      <w:start w:val="1"/>
+      <w:numFmt w:val="bullet"/>
+      <w:lvlText w:val=""/>
+      <w:lvlJc w:val="left"/>
+      <w:pPr>
+        <w:tabs>
+          <w:tab w:val="num" w:pos="2880"/>
+        </w:tabs>
+        <w:ind w:left="2880" w:hanging="360"/>
+      </w:pPr>
+      <w:rPr>
+        <w:rFonts w:ascii="Wingdings" w:hAnsi="Wingdings" w:hint="default"/>
+        <w:sz w:val="20"/>
+      </w:rPr>
+    </w:lvl>
+    <w:lvl w:ilvl="4" w:tentative="1">
+      <w:start w:val="1"/>
+      <w:numFmt w:val="bullet"/>
+      <w:lvlText w:val=""/>
+      <w:lvlJc w:val="left"/>
+      <w:pPr>
+        <w:tabs>
+          <w:tab w:val="num" w:pos="3600"/>
+        </w:tabs>
+        <w:ind w:left="3600" w:hanging="360"/>
+      </w:pPr>
+      <w:rPr>
+        <w:rFonts w:ascii="Wingdings" w:hAnsi="Wingdings" w:hint="default"/>
+        <w:sz w:val="20"/>
+      </w:rPr>
+    </w:lvl>
+    <w:lvl w:ilvl="5" w:tentative="1">
+      <w:start w:val="1"/>
+      <w:numFmt w:val="bullet"/>
+      <w:lvlText w:val=""/>
+      <w:lvlJc w:val="left"/>
+      <w:pPr>
+        <w:tabs>
+          <w:tab w:val="num" w:pos="4320"/>
+        </w:tabs>
+        <w:ind w:left="4320" w:hanging="360"/>
+      </w:pPr>
+      <w:rPr>
+        <w:rFonts w:ascii="Wingdings" w:hAnsi="Wingdings" w:hint="default"/>
+        <w:sz w:val="20"/>
+      </w:rPr>
+    </w:lvl>
+    <w:lvl w:ilvl="6" w:tentative="1">
+      <w:start w:val="1"/>
+      <w:numFmt w:val="bullet"/>
+      <w:lvlText w:val=""/>
+      <w:lvlJc w:val="left"/>
+      <w:pPr>
+        <w:tabs>
+          <w:tab w:val="num" w:pos="5040"/>
+        </w:tabs>
+        <w:ind w:left="5040" w:hanging="360"/>
+      </w:pPr>
+      <w:rPr>
+        <w:rFonts w:ascii="Wingdings" w:hAnsi="Wingdings" w:hint="default"/>
+        <w:sz w:val="20"/>
+      </w:rPr>
+    </w:lvl>
+    <w:lvl w:ilvl="7" w:tentative="1">
+      <w:start w:val="1"/>
+      <w:numFmt w:val="bullet"/>
+      <w:lvlText w:val=""/>
+      <w:lvlJc w:val="left"/>
+      <w:pPr>
+        <w:tabs>
+          <w:tab w:val="num" w:pos="5760"/>
+        </w:tabs>
+        <w:ind w:left="5760" w:hanging="360"/>
+      </w:pPr>
+      <w:rPr>
+        <w:rFonts w:ascii="Wingdings" w:hAnsi="Wingdings" w:hint="default"/>
+        <w:sz w:val="20"/>
+      </w:rPr>
+    </w:lvl>
+    <w:lvl w:ilvl="8" w:tentative="1">
+      <w:start w:val="1"/>
+      <w:numFmt w:val="bullet"/>
+      <w:lvlText w:val=""/>
+      <w:lvlJc w:val="left"/>
+      <w:pPr>
+        <w:tabs>
+          <w:tab w:val="num" w:pos="6480"/>
+        </w:tabs>
+        <w:ind w:left="6480" w:hanging="360"/>
+      </w:pPr>
+      <w:rPr>
+        <w:rFonts w:ascii="Wingdings" w:hAnsi="Wingdings" w:hint="default"/>
+        <w:sz w:val="20"/>
+      </w:rPr>
+    </w:lvl>
+  </w:abstractNum>
+  <w:abstractNum w:abstractNumId="50" w15:restartNumberingAfterBreak="0">
     <w:nsid w:val="761D0211"/>
     <w:multiLevelType w:val="multilevel"/>
     <w:tmpl w:val="CC4057C8"/>
@@ -24517,7 +32559,7 @@
       </w:rPr>
     </w:lvl>
   </w:abstractNum>
-  <w:abstractNum w:abstractNumId="35" w15:restartNumberingAfterBreak="0">
+  <w:abstractNum w:abstractNumId="51" w15:restartNumberingAfterBreak="0">
     <w:nsid w:val="77AC5DD1"/>
     <w:multiLevelType w:val="multilevel"/>
     <w:tmpl w:val="C8D87B18"/>
@@ -24666,7 +32708,7 @@
       </w:rPr>
     </w:lvl>
   </w:abstractNum>
-  <w:abstractNum w:abstractNumId="36" w15:restartNumberingAfterBreak="0">
+  <w:abstractNum w:abstractNumId="52" w15:restartNumberingAfterBreak="0">
     <w:nsid w:val="783901D5"/>
     <w:multiLevelType w:val="multilevel"/>
     <w:tmpl w:val="FF4A79EA"/>
@@ -24815,7 +32857,7 @@
       </w:rPr>
     </w:lvl>
   </w:abstractNum>
-  <w:abstractNum w:abstractNumId="37" w15:restartNumberingAfterBreak="0">
+  <w:abstractNum w:abstractNumId="53" w15:restartNumberingAfterBreak="0">
     <w:nsid w:val="7D770F82"/>
     <w:multiLevelType w:val="multilevel"/>
     <w:tmpl w:val="559E17EE"/>
@@ -24965,120 +33007,168 @@
     </w:lvl>
   </w:abstractNum>
   <w:num w:numId="1">
-    <w:abstractNumId w:val="18"/>
+    <w:abstractNumId w:val="26"/>
   </w:num>
   <w:num w:numId="2">
-    <w:abstractNumId w:val="21"/>
+    <w:abstractNumId w:val="31"/>
   </w:num>
   <w:num w:numId="3">
-    <w:abstractNumId w:val="22"/>
+    <w:abstractNumId w:val="33"/>
   </w:num>
   <w:num w:numId="4">
-    <w:abstractNumId w:val="35"/>
+    <w:abstractNumId w:val="51"/>
   </w:num>
   <w:num w:numId="5">
-    <w:abstractNumId w:val="33"/>
+    <w:abstractNumId w:val="48"/>
   </w:num>
   <w:num w:numId="6">
-    <w:abstractNumId w:val="26"/>
+    <w:abstractNumId w:val="40"/>
   </w:num>
   <w:num w:numId="7">
-    <w:abstractNumId w:val="30"/>
+    <w:abstractNumId w:val="45"/>
   </w:num>
   <w:num w:numId="8">
-    <w:abstractNumId w:val="19"/>
+    <w:abstractNumId w:val="27"/>
   </w:num>
   <w:num w:numId="9">
-    <w:abstractNumId w:val="2"/>
+    <w:abstractNumId w:val="3"/>
   </w:num>
   <w:num w:numId="10">
-    <w:abstractNumId w:val="16"/>
+    <w:abstractNumId w:val="24"/>
   </w:num>
   <w:num w:numId="11">
-    <w:abstractNumId w:val="12"/>
+    <w:abstractNumId w:val="15"/>
   </w:num>
   <w:num w:numId="12">
     <w:abstractNumId w:val="0"/>
   </w:num>
   <w:num w:numId="13">
-    <w:abstractNumId w:val="27"/>
+    <w:abstractNumId w:val="42"/>
   </w:num>
   <w:num w:numId="14">
+    <w:abstractNumId w:val="44"/>
+  </w:num>
+  <w:num w:numId="15">
+    <w:abstractNumId w:val="14"/>
+  </w:num>
+  <w:num w:numId="16">
+    <w:abstractNumId w:val="10"/>
+  </w:num>
+  <w:num w:numId="17">
+    <w:abstractNumId w:val="46"/>
+  </w:num>
+  <w:num w:numId="18">
+    <w:abstractNumId w:val="36"/>
+  </w:num>
+  <w:num w:numId="19">
+    <w:abstractNumId w:val="25"/>
+  </w:num>
+  <w:num w:numId="20">
+    <w:abstractNumId w:val="4"/>
+  </w:num>
+  <w:num w:numId="21">
+    <w:abstractNumId w:val="12"/>
+  </w:num>
+  <w:num w:numId="22">
+    <w:abstractNumId w:val="9"/>
+  </w:num>
+  <w:num w:numId="23">
+    <w:abstractNumId w:val="43"/>
+  </w:num>
+  <w:num w:numId="24">
+    <w:abstractNumId w:val="5"/>
+  </w:num>
+  <w:num w:numId="25">
+    <w:abstractNumId w:val="38"/>
+  </w:num>
+  <w:num w:numId="26">
+    <w:abstractNumId w:val="53"/>
+  </w:num>
+  <w:num w:numId="27">
+    <w:abstractNumId w:val="20"/>
+  </w:num>
+  <w:num w:numId="28">
+    <w:abstractNumId w:val="21"/>
+  </w:num>
+  <w:num w:numId="29">
+    <w:abstractNumId w:val="6"/>
+  </w:num>
+  <w:num w:numId="30">
+    <w:abstractNumId w:val="28"/>
+  </w:num>
+  <w:num w:numId="31">
+    <w:abstractNumId w:val="22"/>
+  </w:num>
+  <w:num w:numId="32">
+    <w:abstractNumId w:val="47"/>
+  </w:num>
+  <w:num w:numId="33">
+    <w:abstractNumId w:val="8"/>
+  </w:num>
+  <w:num w:numId="34">
+    <w:abstractNumId w:val="2"/>
+  </w:num>
+  <w:num w:numId="35">
+    <w:abstractNumId w:val="35"/>
+  </w:num>
+  <w:num w:numId="36">
+    <w:abstractNumId w:val="50"/>
+  </w:num>
+  <w:num w:numId="37">
+    <w:abstractNumId w:val="13"/>
+  </w:num>
+  <w:num w:numId="38">
+    <w:abstractNumId w:val="52"/>
+  </w:num>
+  <w:num w:numId="39">
+    <w:abstractNumId w:val="7"/>
+  </w:num>
+  <w:num w:numId="40">
+    <w:abstractNumId w:val="32"/>
+  </w:num>
+  <w:num w:numId="41">
+    <w:abstractNumId w:val="49"/>
+  </w:num>
+  <w:num w:numId="42">
+    <w:abstractNumId w:val="30"/>
+  </w:num>
+  <w:num w:numId="43">
+    <w:abstractNumId w:val="37"/>
+  </w:num>
+  <w:num w:numId="44">
+    <w:abstractNumId w:val="19"/>
+  </w:num>
+  <w:num w:numId="45">
+    <w:abstractNumId w:val="18"/>
+  </w:num>
+  <w:num w:numId="46">
+    <w:abstractNumId w:val="1"/>
+  </w:num>
+  <w:num w:numId="47">
+    <w:abstractNumId w:val="11"/>
+  </w:num>
+  <w:num w:numId="48">
+    <w:abstractNumId w:val="39"/>
+  </w:num>
+  <w:num w:numId="49">
+    <w:abstractNumId w:val="34"/>
+  </w:num>
+  <w:num w:numId="50">
+    <w:abstractNumId w:val="16"/>
+  </w:num>
+  <w:num w:numId="51">
+    <w:abstractNumId w:val="23"/>
+  </w:num>
+  <w:num w:numId="52">
     <w:abstractNumId w:val="29"/>
   </w:num>
-  <w:num w:numId="15">
-    <w:abstractNumId w:val="11"/>
+  <w:num w:numId="53">
+    <w:abstractNumId w:val="41"/>
   </w:num>
-  <w:num w:numId="16">
-    <w:abstractNumId w:val="8"/>
-  </w:num>
-  <w:num w:numId="17">
-    <w:abstractNumId w:val="31"/>
-  </w:num>
-  <w:num w:numId="18">
-    <w:abstractNumId w:val="24"/>
-  </w:num>
-  <w:num w:numId="19">
+  <w:num w:numId="54">
     <w:abstractNumId w:val="17"/>
   </w:num>
-  <w:num w:numId="20">
-    <w:abstractNumId w:val="3"/>
-  </w:num>
-  <w:num w:numId="21">
-    <w:abstractNumId w:val="9"/>
-  </w:num>
-  <w:num w:numId="22">
-    <w:abstractNumId w:val="7"/>
-  </w:num>
-  <w:num w:numId="23">
-    <w:abstractNumId w:val="28"/>
-  </w:num>
-  <w:num w:numId="24">
-    <w:abstractNumId w:val="4"/>
-  </w:num>
-  <w:num w:numId="25">
-    <w:abstractNumId w:val="25"/>
-  </w:num>
-  <w:num w:numId="26">
-    <w:abstractNumId w:val="37"/>
-  </w:num>
-  <w:num w:numId="27">
-    <w:abstractNumId w:val="13"/>
-  </w:num>
-  <w:num w:numId="28">
-    <w:abstractNumId w:val="14"/>
-  </w:num>
-  <w:num w:numId="29">
-    <w:abstractNumId w:val="5"/>
-  </w:num>
-  <w:num w:numId="30">
-    <w:abstractNumId w:val="20"/>
-  </w:num>
-  <w:num w:numId="31">
-    <w:abstractNumId w:val="15"/>
-  </w:num>
-  <w:num w:numId="32">
-    <w:abstractNumId w:val="32"/>
-  </w:num>
-  <w:num w:numId="33">
-    <w:abstractNumId w:val="6"/>
-  </w:num>
-  <w:num w:numId="34">
-    <w:abstractNumId w:val="1"/>
-  </w:num>
-  <w:num w:numId="35">
-    <w:abstractNumId w:val="23"/>
-  </w:num>
-  <w:num w:numId="36">
-    <w:abstractNumId w:val="34"/>
-  </w:num>
-  <w:num w:numId="37">
-    <w:abstractNumId w:val="10"/>
-  </w:num>
-  <w:num w:numId="38">
-    <w:abstractNumId w:val="36"/>
-  </w:num>
-  <w:numIdMacAtCleanup w:val="38"/>
+  <w:numIdMacAtCleanup w:val="54"/>
 </w:numbering>
 </file>
 
@@ -25205,6 +33295,7 @@
     <w:lsdException w:name="HTML Sample" w:semiHidden="1" w:unhideWhenUsed="1"/>
     <w:lsdException w:name="HTML Typewriter" w:semiHidden="1" w:unhideWhenUsed="1"/>
     <w:lsdException w:name="HTML Variable" w:semiHidden="1" w:unhideWhenUsed="1"/>
+    <w:lsdException w:name="Normal Table" w:semiHidden="1" w:unhideWhenUsed="1"/>
     <w:lsdException w:name="annotation subject" w:semiHidden="1" w:unhideWhenUsed="1"/>
     <w:lsdException w:name="No List" w:semiHidden="1" w:unhideWhenUsed="1"/>
     <w:lsdException w:name="Outline List 1" w:semiHidden="1" w:unhideWhenUsed="1"/>
@@ -25248,8 +33339,10 @@
     <w:lsdException w:name="Table Elegant" w:semiHidden="1" w:unhideWhenUsed="1"/>
     <w:lsdException w:name="Table Professional" w:semiHidden="1" w:unhideWhenUsed="1"/>
     <w:lsdException w:name="Table Subtle 1" w:semiHidden="1" w:unhideWhenUsed="1"/>
+    <w:lsdException w:name="Table Subtle 2" w:semiHidden="1" w:unhideWhenUsed="1"/>
     <w:lsdException w:name="Table Web 1" w:semiHidden="1" w:unhideWhenUsed="1"/>
     <w:lsdException w:name="Table Web 2" w:semiHidden="1" w:unhideWhenUsed="1"/>
+    <w:lsdException w:name="Table Web 3" w:semiHidden="1" w:unhideWhenUsed="1"/>
     <w:lsdException w:name="Balloon Text" w:semiHidden="1" w:unhideWhenUsed="1"/>
     <w:lsdException w:name="Table Grid" w:uiPriority="39"/>
     <w:lsdException w:name="Table Theme" w:semiHidden="1" w:unhideWhenUsed="1"/>
@@ -25892,6 +33985,30 @@
       </w:tblBorders>
     </w:tblPr>
   </w:style>
+  <w:style w:type="paragraph" w:customStyle="1" w:styleId="query-text-line">
+    <w:name w:val="query-text-line"/>
+    <w:basedOn w:val="Normal"/>
+    <w:rsid w:val="00442DA8"/>
+    <w:pPr>
+      <w:spacing w:before="100" w:beforeAutospacing="1" w:after="100" w:afterAutospacing="1" w:line="240" w:lineRule="auto"/>
+      <w:jc w:val="left"/>
+    </w:pPr>
+    <w:rPr>
+      <w:rFonts w:eastAsia="Times New Roman" w:cs="Times New Roman"/>
+      <w:sz w:val="24"/>
+      <w:szCs w:val="24"/>
+    </w:rPr>
+  </w:style>
+  <w:style w:type="character" w:customStyle="1" w:styleId="label">
+    <w:name w:val="label"/>
+    <w:basedOn w:val="DefaultParagraphFont"/>
+    <w:rsid w:val="00442DA8"/>
+  </w:style>
+  <w:style w:type="character" w:customStyle="1" w:styleId="cdk-visually-hidden">
+    <w:name w:val="cdk-visually-hidden"/>
+    <w:basedOn w:val="DefaultParagraphFont"/>
+    <w:rsid w:val="00442DA8"/>
+  </w:style>
 </w:styles>
 </file>
 
@@ -26195,7 +34312,7 @@
 </file>
 
 <file path=customXml/itemProps1.xml><?xml version="1.0" encoding="utf-8"?>
-<ds:datastoreItem xmlns:ds="http://schemas.openxmlformats.org/officeDocument/2006/customXml" ds:itemID="{B10A9471-85B3-422A-8C27-AD48A2546F8F}">
+<ds:datastoreItem xmlns:ds="http://schemas.openxmlformats.org/officeDocument/2006/customXml" ds:itemID="{7D3E4800-F98B-4B83-850F-7050C6BC5B23}">
   <ds:schemaRefs>
     <ds:schemaRef ds:uri="http://schemas.openxmlformats.org/officeDocument/2006/bibliography"/>
   </ds:schemaRefs>
